--- a/rk1/W4.docx
+++ b/rk1/W4.docx
@@ -1077,178 +1077,7 @@
           <w:u w:val="single"/>
           <w:lang w:eastAsia="ru-RU"/>
         </w:rPr>
-        <w:t xml:space="preserve">_Больных А. С.  </w:t>
-      </w:r>
-    </w:p>
-    <w:p>
-      <w:pPr>
-        <w:spacing w:after="0" w:line="240" w:lineRule="auto"/>
-        <w:ind w:left="709" w:right="565" w:firstLine="709"/>
-        <w:rPr>
-          <w:rFonts w:ascii="Times New Roman" w:eastAsia="Times New Roman" w:hAnsi="Times New Roman" w:cs="Times New Roman"/>
-          <w:sz w:val="24"/>
-          <w:szCs w:val="24"/>
-          <w:lang w:eastAsia="ru-RU"/>
-        </w:rPr>
-      </w:pPr>
-      <w:r>
-        <w:rPr>
-          <w:rFonts w:ascii="Times New Roman" w:eastAsia="Times New Roman" w:hAnsi="Times New Roman" w:cs="Times New Roman"/>
-          <w:i/>
-          <w:iCs/>
-          <w:color w:val="000000"/>
-          <w:sz w:val="24"/>
-          <w:szCs w:val="24"/>
-          <w:lang w:eastAsia="ru-RU"/>
-        </w:rPr>
-        <w:tab/>
-      </w:r>
-      <w:r>
-        <w:rPr>
-          <w:rFonts w:ascii="Times New Roman" w:eastAsia="Times New Roman" w:hAnsi="Times New Roman" w:cs="Times New Roman"/>
-          <w:i/>
-          <w:iCs/>
-          <w:color w:val="000000"/>
-          <w:sz w:val="24"/>
-          <w:szCs w:val="24"/>
-          <w:lang w:eastAsia="ru-RU"/>
-        </w:rPr>
-        <w:tab/>
-      </w:r>
-      <w:r>
-        <w:rPr>
-          <w:rFonts w:ascii="Times New Roman" w:eastAsia="Times New Roman" w:hAnsi="Times New Roman" w:cs="Times New Roman"/>
-          <w:i/>
-          <w:iCs/>
-          <w:color w:val="000000"/>
-          <w:sz w:val="24"/>
-          <w:szCs w:val="24"/>
-          <w:lang w:eastAsia="ru-RU"/>
-        </w:rPr>
-        <w:tab/>
-      </w:r>
-      <w:r>
-        <w:rPr>
-          <w:rFonts w:ascii="Times New Roman" w:eastAsia="Times New Roman" w:hAnsi="Times New Roman" w:cs="Times New Roman"/>
-          <w:i/>
-          <w:iCs/>
-          <w:color w:val="000000"/>
-          <w:sz w:val="24"/>
-          <w:szCs w:val="24"/>
-          <w:lang w:eastAsia="ru-RU"/>
-        </w:rPr>
-        <w:tab/>
-        <w:t xml:space="preserve">         подпись, дата                   </w:t>
-      </w:r>
-      <w:proofErr w:type="spellStart"/>
-      <w:r>
-        <w:rPr>
-          <w:rFonts w:ascii="Times New Roman" w:eastAsia="Times New Roman" w:hAnsi="Times New Roman" w:cs="Times New Roman"/>
-          <w:i/>
-          <w:iCs/>
-          <w:color w:val="000000"/>
-          <w:sz w:val="24"/>
-          <w:szCs w:val="24"/>
-          <w:lang w:eastAsia="ru-RU"/>
-        </w:rPr>
-        <w:t>фио</w:t>
-      </w:r>
-      <w:proofErr w:type="spellEnd"/>
-      <w:r>
-        <w:rPr>
-          <w:rFonts w:ascii="Times New Roman" w:eastAsia="Times New Roman" w:hAnsi="Times New Roman" w:cs="Times New Roman"/>
-          <w:i/>
-          <w:iCs/>
-          <w:color w:val="000000"/>
-          <w:sz w:val="24"/>
-          <w:szCs w:val="24"/>
-          <w:lang w:eastAsia="ru-RU"/>
-        </w:rPr>
-        <w:t>.            </w:t>
-      </w:r>
-    </w:p>
-    <w:p>
-      <w:pPr>
-        <w:spacing w:after="0" w:line="240" w:lineRule="auto"/>
-        <w:rPr>
-          <w:rFonts w:ascii="Times New Roman" w:eastAsia="Times New Roman" w:hAnsi="Times New Roman" w:cs="Times New Roman"/>
-          <w:sz w:val="24"/>
-          <w:szCs w:val="24"/>
-          <w:lang w:eastAsia="ru-RU"/>
-        </w:rPr>
-      </w:pPr>
-    </w:p>
-    <w:p>
-      <w:pPr>
-        <w:spacing w:after="0" w:line="240" w:lineRule="auto"/>
-        <w:rPr>
-          <w:rFonts w:ascii="Times New Roman" w:eastAsia="Times New Roman" w:hAnsi="Times New Roman" w:cs="Times New Roman"/>
-          <w:sz w:val="24"/>
-          <w:szCs w:val="24"/>
-          <w:lang w:eastAsia="ru-RU"/>
-        </w:rPr>
-      </w:pPr>
-      <w:r>
-        <w:rPr>
-          <w:rFonts w:ascii="Times New Roman" w:eastAsia="Times New Roman" w:hAnsi="Times New Roman" w:cs="Times New Roman"/>
-          <w:color w:val="000000"/>
-          <w:sz w:val="28"/>
-          <w:szCs w:val="28"/>
-          <w:lang w:eastAsia="ru-RU"/>
-        </w:rPr>
-        <w:t>Преподаватель</w:t>
-      </w:r>
-      <w:r>
-        <w:rPr>
-          <w:rFonts w:ascii="Times New Roman" w:eastAsia="Times New Roman" w:hAnsi="Times New Roman" w:cs="Times New Roman"/>
-          <w:color w:val="000000"/>
-          <w:sz w:val="28"/>
-          <w:szCs w:val="28"/>
-          <w:lang w:eastAsia="ru-RU"/>
-        </w:rPr>
-        <w:tab/>
-      </w:r>
-      <w:r>
-        <w:rPr>
-          <w:rFonts w:ascii="Times New Roman" w:eastAsia="Times New Roman" w:hAnsi="Times New Roman" w:cs="Times New Roman"/>
-          <w:color w:val="000000"/>
-          <w:sz w:val="28"/>
-          <w:szCs w:val="28"/>
-          <w:lang w:eastAsia="ru-RU"/>
-        </w:rPr>
-        <w:tab/>
-      </w:r>
-      <w:r>
-        <w:rPr>
-          <w:rFonts w:ascii="Times New Roman" w:eastAsia="Times New Roman" w:hAnsi="Times New Roman" w:cs="Times New Roman"/>
-          <w:color w:val="000000"/>
-          <w:sz w:val="28"/>
-          <w:szCs w:val="28"/>
-          <w:lang w:eastAsia="ru-RU"/>
-        </w:rPr>
-        <w:tab/>
-      </w:r>
-      <w:r>
-        <w:rPr>
-          <w:rFonts w:ascii="Times New Roman" w:eastAsia="Times New Roman" w:hAnsi="Times New Roman" w:cs="Times New Roman"/>
-          <w:color w:val="000000"/>
-          <w:sz w:val="28"/>
-          <w:szCs w:val="28"/>
-          <w:lang w:eastAsia="ru-RU"/>
-        </w:rPr>
-        <w:tab/>
-      </w:r>
-      <w:r>
-        <w:rPr>
-          <w:rFonts w:ascii="Times New Roman" w:eastAsia="Times New Roman" w:hAnsi="Times New Roman" w:cs="Times New Roman"/>
-          <w:b/>
-          <w:bCs/>
-          <w:color w:val="000000"/>
-          <w:sz w:val="28"/>
-          <w:szCs w:val="28"/>
-          <w:lang w:eastAsia="ru-RU"/>
-        </w:rPr>
-        <w:t xml:space="preserve">_________________  </w:t>
+        <w:t>_</w:t>
       </w:r>
       <w:r>
         <w:rPr>
@@ -1261,7 +1090,20 @@
           <w:u w:val="single"/>
           <w:lang w:eastAsia="ru-RU"/>
         </w:rPr>
-        <w:t>_Родионов С. В.</w:t>
+        <w:t>Колтакова М.Е</w:t>
+      </w:r>
+      <w:r>
+        <w:rPr>
+          <w:rFonts w:ascii="Times New Roman" w:eastAsia="Times New Roman" w:hAnsi="Times New Roman" w:cs="Times New Roman"/>
+          <w:b/>
+          <w:bCs/>
+          <w:color w:val="000000"/>
+          <w:sz w:val="28"/>
+          <w:szCs w:val="28"/>
+          <w:u w:val="single"/>
+          <w:lang w:eastAsia="ru-RU"/>
+        </w:rPr>
+        <w:t xml:space="preserve">.  </w:t>
       </w:r>
     </w:p>
     <w:p>
@@ -1353,6 +1195,216 @@
     </w:p>
     <w:p>
       <w:pPr>
+        <w:spacing w:after="0" w:line="240" w:lineRule="auto"/>
+        <w:rPr>
+          <w:rFonts w:ascii="Times New Roman" w:eastAsia="Times New Roman" w:hAnsi="Times New Roman" w:cs="Times New Roman"/>
+          <w:sz w:val="24"/>
+          <w:szCs w:val="24"/>
+          <w:lang w:eastAsia="ru-RU"/>
+        </w:rPr>
+      </w:pPr>
+    </w:p>
+    <w:p>
+      <w:pPr>
+        <w:spacing w:after="0" w:line="240" w:lineRule="auto"/>
+        <w:rPr>
+          <w:rFonts w:ascii="Times New Roman" w:eastAsia="Times New Roman" w:hAnsi="Times New Roman" w:cs="Times New Roman"/>
+          <w:sz w:val="24"/>
+          <w:szCs w:val="24"/>
+          <w:lang w:eastAsia="ru-RU"/>
+        </w:rPr>
+      </w:pPr>
+      <w:r>
+        <w:rPr>
+          <w:rFonts w:ascii="Times New Roman" w:eastAsia="Times New Roman" w:hAnsi="Times New Roman" w:cs="Times New Roman"/>
+          <w:color w:val="000000"/>
+          <w:sz w:val="28"/>
+          <w:szCs w:val="28"/>
+          <w:lang w:eastAsia="ru-RU"/>
+        </w:rPr>
+        <w:t>Преподаватель</w:t>
+      </w:r>
+      <w:r>
+        <w:rPr>
+          <w:rFonts w:ascii="Times New Roman" w:eastAsia="Times New Roman" w:hAnsi="Times New Roman" w:cs="Times New Roman"/>
+          <w:color w:val="000000"/>
+          <w:sz w:val="28"/>
+          <w:szCs w:val="28"/>
+          <w:lang w:eastAsia="ru-RU"/>
+        </w:rPr>
+        <w:tab/>
+      </w:r>
+      <w:r>
+        <w:rPr>
+          <w:rFonts w:ascii="Times New Roman" w:eastAsia="Times New Roman" w:hAnsi="Times New Roman" w:cs="Times New Roman"/>
+          <w:color w:val="000000"/>
+          <w:sz w:val="28"/>
+          <w:szCs w:val="28"/>
+          <w:lang w:eastAsia="ru-RU"/>
+        </w:rPr>
+        <w:tab/>
+      </w:r>
+      <w:r>
+        <w:rPr>
+          <w:rFonts w:ascii="Times New Roman" w:eastAsia="Times New Roman" w:hAnsi="Times New Roman" w:cs="Times New Roman"/>
+          <w:color w:val="000000"/>
+          <w:sz w:val="28"/>
+          <w:szCs w:val="28"/>
+          <w:lang w:eastAsia="ru-RU"/>
+        </w:rPr>
+        <w:tab/>
+      </w:r>
+      <w:r>
+        <w:rPr>
+          <w:rFonts w:ascii="Times New Roman" w:eastAsia="Times New Roman" w:hAnsi="Times New Roman" w:cs="Times New Roman"/>
+          <w:color w:val="000000"/>
+          <w:sz w:val="28"/>
+          <w:szCs w:val="28"/>
+          <w:lang w:eastAsia="ru-RU"/>
+        </w:rPr>
+        <w:tab/>
+      </w:r>
+      <w:r>
+        <w:rPr>
+          <w:rFonts w:ascii="Times New Roman" w:eastAsia="Times New Roman" w:hAnsi="Times New Roman" w:cs="Times New Roman"/>
+          <w:b/>
+          <w:bCs/>
+          <w:color w:val="000000"/>
+          <w:sz w:val="28"/>
+          <w:szCs w:val="28"/>
+          <w:lang w:eastAsia="ru-RU"/>
+        </w:rPr>
+        <w:t xml:space="preserve">_________________  </w:t>
+      </w:r>
+      <w:r>
+        <w:rPr>
+          <w:rFonts w:ascii="Times New Roman" w:eastAsia="Times New Roman" w:hAnsi="Times New Roman" w:cs="Times New Roman"/>
+          <w:b/>
+          <w:bCs/>
+          <w:color w:val="000000"/>
+          <w:sz w:val="28"/>
+          <w:szCs w:val="28"/>
+          <w:u w:val="single"/>
+          <w:lang w:eastAsia="ru-RU"/>
+        </w:rPr>
+        <w:t>_</w:t>
+      </w:r>
+      <w:r>
+        <w:rPr>
+          <w:rFonts w:ascii="Times New Roman" w:eastAsia="Times New Roman" w:hAnsi="Times New Roman" w:cs="Times New Roman"/>
+          <w:b/>
+          <w:bCs/>
+          <w:color w:val="000000"/>
+          <w:sz w:val="28"/>
+          <w:szCs w:val="28"/>
+          <w:u w:val="single"/>
+          <w:lang w:eastAsia="ru-RU"/>
+        </w:rPr>
+        <w:t xml:space="preserve">                             </w:t>
+      </w:r>
+      <w:r>
+        <w:rPr>
+          <w:rFonts w:ascii="Times New Roman" w:eastAsia="Times New Roman" w:hAnsi="Times New Roman" w:cs="Times New Roman"/>
+          <w:b/>
+          <w:bCs/>
+          <w:color w:val="000000"/>
+          <w:sz w:val="28"/>
+          <w:szCs w:val="28"/>
+          <w:u w:val="single"/>
+          <w:lang w:eastAsia="ru-RU"/>
+        </w:rPr>
+        <w:t>.</w:t>
+      </w:r>
+    </w:p>
+    <w:p>
+      <w:pPr>
+        <w:spacing w:after="0" w:line="240" w:lineRule="auto"/>
+        <w:ind w:left="709" w:right="565" w:firstLine="709"/>
+        <w:rPr>
+          <w:rFonts w:ascii="Times New Roman" w:eastAsia="Times New Roman" w:hAnsi="Times New Roman" w:cs="Times New Roman"/>
+          <w:sz w:val="24"/>
+          <w:szCs w:val="24"/>
+          <w:lang w:eastAsia="ru-RU"/>
+        </w:rPr>
+      </w:pPr>
+      <w:r>
+        <w:rPr>
+          <w:rFonts w:ascii="Times New Roman" w:eastAsia="Times New Roman" w:hAnsi="Times New Roman" w:cs="Times New Roman"/>
+          <w:i/>
+          <w:iCs/>
+          <w:color w:val="000000"/>
+          <w:sz w:val="24"/>
+          <w:szCs w:val="24"/>
+          <w:lang w:eastAsia="ru-RU"/>
+        </w:rPr>
+        <w:tab/>
+      </w:r>
+      <w:r>
+        <w:rPr>
+          <w:rFonts w:ascii="Times New Roman" w:eastAsia="Times New Roman" w:hAnsi="Times New Roman" w:cs="Times New Roman"/>
+          <w:i/>
+          <w:iCs/>
+          <w:color w:val="000000"/>
+          <w:sz w:val="24"/>
+          <w:szCs w:val="24"/>
+          <w:lang w:eastAsia="ru-RU"/>
+        </w:rPr>
+        <w:tab/>
+      </w:r>
+      <w:r>
+        <w:rPr>
+          <w:rFonts w:ascii="Times New Roman" w:eastAsia="Times New Roman" w:hAnsi="Times New Roman" w:cs="Times New Roman"/>
+          <w:i/>
+          <w:iCs/>
+          <w:color w:val="000000"/>
+          <w:sz w:val="24"/>
+          <w:szCs w:val="24"/>
+          <w:lang w:eastAsia="ru-RU"/>
+        </w:rPr>
+        <w:tab/>
+      </w:r>
+      <w:r>
+        <w:rPr>
+          <w:rFonts w:ascii="Times New Roman" w:eastAsia="Times New Roman" w:hAnsi="Times New Roman" w:cs="Times New Roman"/>
+          <w:i/>
+          <w:iCs/>
+          <w:color w:val="000000"/>
+          <w:sz w:val="24"/>
+          <w:szCs w:val="24"/>
+          <w:lang w:eastAsia="ru-RU"/>
+        </w:rPr>
+        <w:tab/>
+        <w:t xml:space="preserve">         подпись, дата                   </w:t>
+      </w:r>
+      <w:proofErr w:type="spellStart"/>
+      <w:r>
+        <w:rPr>
+          <w:rFonts w:ascii="Times New Roman" w:eastAsia="Times New Roman" w:hAnsi="Times New Roman" w:cs="Times New Roman"/>
+          <w:i/>
+          <w:iCs/>
+          <w:color w:val="000000"/>
+          <w:sz w:val="24"/>
+          <w:szCs w:val="24"/>
+          <w:lang w:eastAsia="ru-RU"/>
+        </w:rPr>
+        <w:t>фио</w:t>
+      </w:r>
+      <w:proofErr w:type="spellEnd"/>
+      <w:r>
+        <w:rPr>
+          <w:rFonts w:ascii="Times New Roman" w:eastAsia="Times New Roman" w:hAnsi="Times New Roman" w:cs="Times New Roman"/>
+          <w:i/>
+          <w:iCs/>
+          <w:color w:val="000000"/>
+          <w:sz w:val="24"/>
+          <w:szCs w:val="24"/>
+          <w:lang w:eastAsia="ru-RU"/>
+        </w:rPr>
+        <w:t>.            </w:t>
+      </w:r>
+    </w:p>
+    <w:p>
+      <w:pPr>
         <w:spacing w:after="240" w:line="240" w:lineRule="auto"/>
         <w:rPr>
           <w:rFonts w:ascii="Times New Roman" w:eastAsia="Times New Roman" w:hAnsi="Times New Roman" w:cs="Times New Roman"/>
@@ -1496,651 +1548,6 @@
         <w:t xml:space="preserve"> г.</w:t>
       </w:r>
     </w:p>
-    <w:sdt>
-      <w:sdtPr>
-        <w:rPr>
-          <w:rFonts w:asciiTheme="minorHAnsi" w:eastAsiaTheme="minorEastAsia" w:hAnsiTheme="minorHAnsi" w:cstheme="minorBidi"/>
-          <w:color w:val="5A5A5A" w:themeColor="text1" w:themeTint="A5"/>
-          <w:spacing w:val="15"/>
-          <w:sz w:val="22"/>
-          <w:szCs w:val="22"/>
-          <w:lang w:eastAsia="en-US"/>
-        </w:rPr>
-        <w:id w:val="1777993035"/>
-        <w:docPartObj>
-          <w:docPartGallery w:val="Table of Contents"/>
-          <w:docPartUnique/>
-        </w:docPartObj>
-      </w:sdtPr>
-      <w:sdtContent>
-        <w:p>
-          <w:pPr>
-            <w:pStyle w:val="aa"/>
-            <w:rPr>
-              <w:color w:val="auto"/>
-            </w:rPr>
-          </w:pPr>
-          <w:r>
-            <w:rPr>
-              <w:rFonts w:ascii="Times New Roman" w:hAnsi="Times New Roman" w:cs="Times New Roman"/>
-              <w:b/>
-              <w:color w:val="auto"/>
-            </w:rPr>
-            <w:t>Оглавление</w:t>
-          </w:r>
-        </w:p>
-        <w:p>
-          <w:pPr>
-            <w:pStyle w:val="11"/>
-            <w:tabs>
-              <w:tab w:val="right" w:leader="dot" w:pos="9345"/>
-            </w:tabs>
-            <w:rPr>
-              <w:rFonts w:cstheme="minorBidi"/>
-              <w:noProof/>
-            </w:rPr>
-          </w:pPr>
-          <w:r>
-            <w:fldChar w:fldCharType="begin"/>
-          </w:r>
-          <w:r>
-            <w:instrText xml:space="preserve"> TOC \o "1-3" \h \z \u </w:instrText>
-          </w:r>
-          <w:r>
-            <w:fldChar w:fldCharType="separate"/>
-          </w:r>
-          <w:hyperlink w:anchor="_Toc98801386" w:history="1">
-            <w:r>
-              <w:rPr>
-                <w:rStyle w:val="a3"/>
-                <w:rFonts w:ascii="Times New Roman" w:hAnsi="Times New Roman"/>
-                <w:b/>
-                <w:noProof/>
-              </w:rPr>
-              <w:t>Постановка задачи</w:t>
-            </w:r>
-            <w:r>
-              <w:rPr>
-                <w:noProof/>
-                <w:webHidden/>
-              </w:rPr>
-              <w:tab/>
-            </w:r>
-            <w:r>
-              <w:rPr>
-                <w:noProof/>
-                <w:webHidden/>
-              </w:rPr>
-              <w:fldChar w:fldCharType="begin"/>
-            </w:r>
-            <w:r>
-              <w:rPr>
-                <w:noProof/>
-                <w:webHidden/>
-              </w:rPr>
-              <w:instrText xml:space="preserve"> PAGEREF _Toc98801386 \h </w:instrText>
-            </w:r>
-            <w:r>
-              <w:rPr>
-                <w:noProof/>
-                <w:webHidden/>
-              </w:rPr>
-            </w:r>
-            <w:r>
-              <w:rPr>
-                <w:noProof/>
-                <w:webHidden/>
-              </w:rPr>
-              <w:fldChar w:fldCharType="separate"/>
-            </w:r>
-            <w:r>
-              <w:rPr>
-                <w:noProof/>
-                <w:webHidden/>
-              </w:rPr>
-              <w:t>3</w:t>
-            </w:r>
-            <w:r>
-              <w:rPr>
-                <w:noProof/>
-                <w:webHidden/>
-              </w:rPr>
-              <w:fldChar w:fldCharType="end"/>
-            </w:r>
-          </w:hyperlink>
-        </w:p>
-        <w:p>
-          <w:pPr>
-            <w:pStyle w:val="11"/>
-            <w:tabs>
-              <w:tab w:val="right" w:leader="dot" w:pos="9345"/>
-            </w:tabs>
-            <w:rPr>
-              <w:rFonts w:cstheme="minorBidi"/>
-              <w:noProof/>
-            </w:rPr>
-          </w:pPr>
-          <w:hyperlink w:anchor="_Toc98801387" w:history="1">
-            <w:r>
-              <w:rPr>
-                <w:rStyle w:val="a3"/>
-                <w:rFonts w:ascii="Times New Roman" w:hAnsi="Times New Roman"/>
-                <w:b/>
-                <w:noProof/>
-              </w:rPr>
-              <w:t>Основания для разработки</w:t>
-            </w:r>
-            <w:r>
-              <w:rPr>
-                <w:noProof/>
-                <w:webHidden/>
-              </w:rPr>
-              <w:tab/>
-            </w:r>
-            <w:r>
-              <w:rPr>
-                <w:noProof/>
-                <w:webHidden/>
-              </w:rPr>
-              <w:fldChar w:fldCharType="begin"/>
-            </w:r>
-            <w:r>
-              <w:rPr>
-                <w:noProof/>
-                <w:webHidden/>
-              </w:rPr>
-              <w:instrText xml:space="preserve"> PAGEREF _Toc98801387 \h </w:instrText>
-            </w:r>
-            <w:r>
-              <w:rPr>
-                <w:noProof/>
-                <w:webHidden/>
-              </w:rPr>
-            </w:r>
-            <w:r>
-              <w:rPr>
-                <w:noProof/>
-                <w:webHidden/>
-              </w:rPr>
-              <w:fldChar w:fldCharType="separate"/>
-            </w:r>
-            <w:r>
-              <w:rPr>
-                <w:noProof/>
-                <w:webHidden/>
-              </w:rPr>
-              <w:t>3</w:t>
-            </w:r>
-            <w:r>
-              <w:rPr>
-                <w:noProof/>
-                <w:webHidden/>
-              </w:rPr>
-              <w:fldChar w:fldCharType="end"/>
-            </w:r>
-          </w:hyperlink>
-        </w:p>
-        <w:p>
-          <w:pPr>
-            <w:pStyle w:val="11"/>
-            <w:tabs>
-              <w:tab w:val="right" w:leader="dot" w:pos="9345"/>
-            </w:tabs>
-            <w:rPr>
-              <w:rFonts w:cstheme="minorBidi"/>
-              <w:noProof/>
-            </w:rPr>
-          </w:pPr>
-          <w:hyperlink w:anchor="_Toc98801388" w:history="1">
-            <w:r>
-              <w:rPr>
-                <w:rStyle w:val="a3"/>
-                <w:rFonts w:ascii="Times New Roman" w:hAnsi="Times New Roman"/>
-                <w:b/>
-                <w:noProof/>
-              </w:rPr>
-              <w:t>Требования к программе</w:t>
-            </w:r>
-            <w:r>
-              <w:rPr>
-                <w:noProof/>
-                <w:webHidden/>
-              </w:rPr>
-              <w:tab/>
-            </w:r>
-            <w:r>
-              <w:rPr>
-                <w:noProof/>
-                <w:webHidden/>
-              </w:rPr>
-              <w:fldChar w:fldCharType="begin"/>
-            </w:r>
-            <w:r>
-              <w:rPr>
-                <w:noProof/>
-                <w:webHidden/>
-              </w:rPr>
-              <w:instrText xml:space="preserve"> PAGEREF _Toc98801388 \h </w:instrText>
-            </w:r>
-            <w:r>
-              <w:rPr>
-                <w:noProof/>
-                <w:webHidden/>
-              </w:rPr>
-            </w:r>
-            <w:r>
-              <w:rPr>
-                <w:noProof/>
-                <w:webHidden/>
-              </w:rPr>
-              <w:fldChar w:fldCharType="separate"/>
-            </w:r>
-            <w:r>
-              <w:rPr>
-                <w:noProof/>
-                <w:webHidden/>
-              </w:rPr>
-              <w:t>3</w:t>
-            </w:r>
-            <w:r>
-              <w:rPr>
-                <w:noProof/>
-                <w:webHidden/>
-              </w:rPr>
-              <w:fldChar w:fldCharType="end"/>
-            </w:r>
-          </w:hyperlink>
-        </w:p>
-        <w:p>
-          <w:pPr>
-            <w:pStyle w:val="21"/>
-            <w:tabs>
-              <w:tab w:val="right" w:leader="dot" w:pos="9345"/>
-            </w:tabs>
-            <w:rPr>
-              <w:rFonts w:eastAsiaTheme="minorEastAsia"/>
-              <w:noProof/>
-              <w:lang w:eastAsia="ru-RU"/>
-            </w:rPr>
-          </w:pPr>
-          <w:hyperlink w:anchor="_Toc98801389" w:history="1">
-            <w:r>
-              <w:rPr>
-                <w:rStyle w:val="a3"/>
-                <w:rFonts w:ascii="Times New Roman" w:hAnsi="Times New Roman" w:cs="Times New Roman"/>
-                <w:b/>
-                <w:noProof/>
-              </w:rPr>
-              <w:t>Требования к функциональным характеристикам</w:t>
-            </w:r>
-            <w:r>
-              <w:rPr>
-                <w:noProof/>
-                <w:webHidden/>
-              </w:rPr>
-              <w:tab/>
-            </w:r>
-            <w:r>
-              <w:rPr>
-                <w:noProof/>
-                <w:webHidden/>
-              </w:rPr>
-              <w:fldChar w:fldCharType="begin"/>
-            </w:r>
-            <w:r>
-              <w:rPr>
-                <w:noProof/>
-                <w:webHidden/>
-              </w:rPr>
-              <w:instrText xml:space="preserve"> PAGEREF _Toc98801389 \h </w:instrText>
-            </w:r>
-            <w:r>
-              <w:rPr>
-                <w:noProof/>
-                <w:webHidden/>
-              </w:rPr>
-            </w:r>
-            <w:r>
-              <w:rPr>
-                <w:noProof/>
-                <w:webHidden/>
-              </w:rPr>
-              <w:fldChar w:fldCharType="separate"/>
-            </w:r>
-            <w:r>
-              <w:rPr>
-                <w:noProof/>
-                <w:webHidden/>
-              </w:rPr>
-              <w:t>3</w:t>
-            </w:r>
-            <w:r>
-              <w:rPr>
-                <w:noProof/>
-                <w:webHidden/>
-              </w:rPr>
-              <w:fldChar w:fldCharType="end"/>
-            </w:r>
-          </w:hyperlink>
-        </w:p>
-        <w:p>
-          <w:pPr>
-            <w:pStyle w:val="11"/>
-            <w:tabs>
-              <w:tab w:val="right" w:leader="dot" w:pos="9345"/>
-            </w:tabs>
-            <w:rPr>
-              <w:rFonts w:cstheme="minorBidi"/>
-              <w:noProof/>
-            </w:rPr>
-          </w:pPr>
-          <w:hyperlink w:anchor="_Toc98801390" w:history="1">
-            <w:r>
-              <w:rPr>
-                <w:rStyle w:val="a3"/>
-                <w:rFonts w:ascii="Times New Roman" w:hAnsi="Times New Roman"/>
-                <w:b/>
-                <w:noProof/>
-              </w:rPr>
-              <w:t>Стадии и этапы разработки</w:t>
-            </w:r>
-            <w:r>
-              <w:rPr>
-                <w:noProof/>
-                <w:webHidden/>
-              </w:rPr>
-              <w:tab/>
-            </w:r>
-            <w:r>
-              <w:rPr>
-                <w:noProof/>
-                <w:webHidden/>
-              </w:rPr>
-              <w:fldChar w:fldCharType="begin"/>
-            </w:r>
-            <w:r>
-              <w:rPr>
-                <w:noProof/>
-                <w:webHidden/>
-              </w:rPr>
-              <w:instrText xml:space="preserve"> PAGEREF _Toc98801390 \h </w:instrText>
-            </w:r>
-            <w:r>
-              <w:rPr>
-                <w:noProof/>
-                <w:webHidden/>
-              </w:rPr>
-            </w:r>
-            <w:r>
-              <w:rPr>
-                <w:noProof/>
-                <w:webHidden/>
-              </w:rPr>
-              <w:fldChar w:fldCharType="separate"/>
-            </w:r>
-            <w:r>
-              <w:rPr>
-                <w:noProof/>
-                <w:webHidden/>
-              </w:rPr>
-              <w:t>3</w:t>
-            </w:r>
-            <w:r>
-              <w:rPr>
-                <w:noProof/>
-                <w:webHidden/>
-              </w:rPr>
-              <w:fldChar w:fldCharType="end"/>
-            </w:r>
-          </w:hyperlink>
-        </w:p>
-        <w:p>
-          <w:pPr>
-            <w:pStyle w:val="11"/>
-            <w:tabs>
-              <w:tab w:val="right" w:leader="dot" w:pos="9345"/>
-            </w:tabs>
-            <w:rPr>
-              <w:rFonts w:cstheme="minorBidi"/>
-              <w:noProof/>
-            </w:rPr>
-          </w:pPr>
-          <w:hyperlink w:anchor="_Toc98801391" w:history="1">
-            <w:r>
-              <w:rPr>
-                <w:rStyle w:val="a3"/>
-                <w:rFonts w:ascii="Times New Roman" w:hAnsi="Times New Roman"/>
-                <w:b/>
-                <w:noProof/>
-              </w:rPr>
-              <w:t xml:space="preserve">Листинг программы на </w:t>
-            </w:r>
-            <w:r>
-              <w:rPr>
-                <w:rStyle w:val="a3"/>
-                <w:rFonts w:ascii="Times New Roman" w:hAnsi="Times New Roman"/>
-                <w:b/>
-                <w:noProof/>
-                <w:lang w:val="en-US"/>
-              </w:rPr>
-              <w:t>C</w:t>
-            </w:r>
-            <w:r>
-              <w:rPr>
-                <w:noProof/>
-                <w:webHidden/>
-              </w:rPr>
-              <w:tab/>
-            </w:r>
-            <w:r>
-              <w:rPr>
-                <w:noProof/>
-                <w:webHidden/>
-              </w:rPr>
-              <w:fldChar w:fldCharType="begin"/>
-            </w:r>
-            <w:r>
-              <w:rPr>
-                <w:noProof/>
-                <w:webHidden/>
-              </w:rPr>
-              <w:instrText xml:space="preserve"> PAGEREF _Toc98801391 \h </w:instrText>
-            </w:r>
-            <w:r>
-              <w:rPr>
-                <w:noProof/>
-                <w:webHidden/>
-              </w:rPr>
-            </w:r>
-            <w:r>
-              <w:rPr>
-                <w:noProof/>
-                <w:webHidden/>
-              </w:rPr>
-              <w:fldChar w:fldCharType="separate"/>
-            </w:r>
-            <w:r>
-              <w:rPr>
-                <w:noProof/>
-                <w:webHidden/>
-              </w:rPr>
-              <w:t>4</w:t>
-            </w:r>
-            <w:r>
-              <w:rPr>
-                <w:noProof/>
-                <w:webHidden/>
-              </w:rPr>
-              <w:fldChar w:fldCharType="end"/>
-            </w:r>
-          </w:hyperlink>
-        </w:p>
-        <w:p>
-          <w:pPr>
-            <w:pStyle w:val="11"/>
-            <w:tabs>
-              <w:tab w:val="right" w:leader="dot" w:pos="9345"/>
-            </w:tabs>
-            <w:rPr>
-              <w:rFonts w:cstheme="minorBidi"/>
-              <w:noProof/>
-            </w:rPr>
-          </w:pPr>
-          <w:hyperlink w:anchor="_Toc98801392" w:history="1">
-            <w:r>
-              <w:rPr>
-                <w:rStyle w:val="a3"/>
-                <w:rFonts w:ascii="Times New Roman" w:hAnsi="Times New Roman"/>
-                <w:b/>
-                <w:noProof/>
-              </w:rPr>
-              <w:t>Тесты программы</w:t>
-            </w:r>
-            <w:r>
-              <w:rPr>
-                <w:noProof/>
-                <w:webHidden/>
-              </w:rPr>
-              <w:tab/>
-            </w:r>
-            <w:r>
-              <w:rPr>
-                <w:noProof/>
-                <w:webHidden/>
-              </w:rPr>
-              <w:fldChar w:fldCharType="begin"/>
-            </w:r>
-            <w:r>
-              <w:rPr>
-                <w:noProof/>
-                <w:webHidden/>
-              </w:rPr>
-              <w:instrText xml:space="preserve"> PAGEREF _Toc98801392 \h </w:instrText>
-            </w:r>
-            <w:r>
-              <w:rPr>
-                <w:noProof/>
-                <w:webHidden/>
-              </w:rPr>
-            </w:r>
-            <w:r>
-              <w:rPr>
-                <w:noProof/>
-                <w:webHidden/>
-              </w:rPr>
-              <w:fldChar w:fldCharType="separate"/>
-            </w:r>
-            <w:r>
-              <w:rPr>
-                <w:noProof/>
-                <w:webHidden/>
-              </w:rPr>
-              <w:t>5</w:t>
-            </w:r>
-            <w:r>
-              <w:rPr>
-                <w:noProof/>
-                <w:webHidden/>
-              </w:rPr>
-              <w:fldChar w:fldCharType="end"/>
-            </w:r>
-          </w:hyperlink>
-        </w:p>
-        <w:p>
-          <w:pPr>
-            <w:pStyle w:val="11"/>
-            <w:tabs>
-              <w:tab w:val="right" w:leader="dot" w:pos="9345"/>
-            </w:tabs>
-            <w:rPr>
-              <w:rFonts w:cstheme="minorBidi"/>
-              <w:noProof/>
-            </w:rPr>
-          </w:pPr>
-          <w:hyperlink w:anchor="_Toc98801393" w:history="1">
-            <w:r>
-              <w:rPr>
-                <w:rStyle w:val="a3"/>
-                <w:rFonts w:ascii="Times New Roman" w:hAnsi="Times New Roman"/>
-                <w:b/>
-                <w:noProof/>
-              </w:rPr>
-              <w:t>Список литературы</w:t>
-            </w:r>
-            <w:r>
-              <w:rPr>
-                <w:noProof/>
-                <w:webHidden/>
-              </w:rPr>
-              <w:tab/>
-            </w:r>
-            <w:r>
-              <w:rPr>
-                <w:noProof/>
-                <w:webHidden/>
-              </w:rPr>
-              <w:fldChar w:fldCharType="begin"/>
-            </w:r>
-            <w:r>
-              <w:rPr>
-                <w:noProof/>
-                <w:webHidden/>
-              </w:rPr>
-              <w:instrText xml:space="preserve"> PAGEREF _Toc98801393 \h </w:instrText>
-            </w:r>
-            <w:r>
-              <w:rPr>
-                <w:noProof/>
-                <w:webHidden/>
-              </w:rPr>
-            </w:r>
-            <w:r>
-              <w:rPr>
-                <w:noProof/>
-                <w:webHidden/>
-              </w:rPr>
-              <w:fldChar w:fldCharType="separate"/>
-            </w:r>
-            <w:r>
-              <w:rPr>
-                <w:noProof/>
-                <w:webHidden/>
-              </w:rPr>
-              <w:t>5</w:t>
-            </w:r>
-            <w:r>
-              <w:rPr>
-                <w:noProof/>
-                <w:webHidden/>
-              </w:rPr>
-              <w:fldChar w:fldCharType="end"/>
-            </w:r>
-          </w:hyperlink>
-        </w:p>
-        <w:p>
-          <w:pPr>
-            <w:rPr>
-              <w:b/>
-              <w:bCs/>
-            </w:rPr>
-          </w:pPr>
-          <w:r>
-            <w:rPr>
-              <w:b/>
-              <w:bCs/>
-            </w:rPr>
-            <w:fldChar w:fldCharType="end"/>
-          </w:r>
-        </w:p>
-      </w:sdtContent>
-    </w:sdt>
-    <w:p/>
-    <w:p>
-      <w:r>
-        <w:br w:type="page"/>
-      </w:r>
-      <w:bookmarkStart w:id="0" w:name="_Toc57673435"/>
-    </w:p>
     <w:p>
       <w:pPr>
         <w:pStyle w:val="1"/>
@@ -2153,6 +1560,7 @@
           <w:szCs w:val="28"/>
         </w:rPr>
       </w:pPr>
+      <w:bookmarkStart w:id="0" w:name="_Toc57673435"/>
       <w:bookmarkStart w:id="1" w:name="_Toc98801386"/>
       <w:r>
         <w:rPr>
@@ -2174,7 +1582,6 @@
         <w:rPr>
           <w:rFonts w:ascii="Times New Roman" w:hAnsi="Times New Roman" w:cs="Times New Roman"/>
           <w:sz w:val="24"/>
-          <w:lang w:val="en-US"/>
         </w:rPr>
       </w:pPr>
       <w:r>
@@ -2225,7 +1632,6 @@
         <w:rPr>
           <w:rFonts w:ascii="Times New Roman" w:hAnsi="Times New Roman" w:cs="Times New Roman"/>
           <w:sz w:val="24"/>
-          <w:lang w:val="en-US"/>
         </w:rPr>
         <w:t>6</w:t>
       </w:r>
@@ -2298,15 +1704,11 @@
         <w:jc w:val="both"/>
         <w:rPr>
           <w:rFonts w:ascii="Times New Roman" w:hAnsi="Times New Roman" w:cs="Times New Roman"/>
-          <w:sz w:val="24"/>
-          <w:szCs w:val="24"/>
         </w:rPr>
       </w:pPr>
       <w:r>
         <w:rPr>
           <w:rFonts w:ascii="Times New Roman" w:hAnsi="Times New Roman" w:cs="Times New Roman"/>
-          <w:sz w:val="24"/>
-          <w:szCs w:val="24"/>
         </w:rPr>
         <w:t>Программа разрабатывается в рамках лабораторной работы по курсу "Программирование графических приложений" для практического изучения курса.</w:t>
       </w:r>
@@ -2348,8 +1750,8 @@
           <w:rFonts w:ascii="Times New Roman" w:hAnsi="Times New Roman" w:cs="Times New Roman"/>
           <w:b/>
           <w:color w:val="auto"/>
-          <w:sz w:val="24"/>
-          <w:szCs w:val="24"/>
+          <w:sz w:val="22"/>
+          <w:szCs w:val="22"/>
         </w:rPr>
       </w:pPr>
       <w:bookmarkStart w:id="7" w:name="_Toc96377249"/>
@@ -2359,8 +1761,8 @@
           <w:rFonts w:ascii="Times New Roman" w:hAnsi="Times New Roman" w:cs="Times New Roman"/>
           <w:b/>
           <w:color w:val="auto"/>
-          <w:sz w:val="24"/>
-          <w:szCs w:val="24"/>
+          <w:sz w:val="22"/>
+          <w:szCs w:val="22"/>
         </w:rPr>
         <w:t>Требования к функциональным характеристикам</w:t>
       </w:r>
@@ -2371,8 +1773,8 @@
           <w:rFonts w:ascii="Times New Roman" w:hAnsi="Times New Roman" w:cs="Times New Roman"/>
           <w:b/>
           <w:color w:val="auto"/>
-          <w:sz w:val="24"/>
-          <w:szCs w:val="24"/>
+          <w:sz w:val="22"/>
+          <w:szCs w:val="22"/>
         </w:rPr>
         <w:t xml:space="preserve"> </w:t>
       </w:r>
@@ -2384,44 +1786,45 @@
           <w:ilvl w:val="0"/>
           <w:numId w:val="1"/>
         </w:numPr>
+        <w:jc w:val="both"/>
         <w:rPr>
           <w:rFonts w:ascii="Times New Roman" w:hAnsi="Times New Roman" w:cs="Times New Roman"/>
-          <w:sz w:val="24"/>
+          <w:szCs w:val="20"/>
         </w:rPr>
       </w:pPr>
       <w:bookmarkStart w:id="9" w:name="_Toc96377250"/>
       <w:r>
         <w:rPr>
           <w:rFonts w:ascii="Times New Roman" w:hAnsi="Times New Roman" w:cs="Times New Roman"/>
-          <w:sz w:val="24"/>
+          <w:szCs w:val="20"/>
         </w:rPr>
         <w:t xml:space="preserve">Программную реализацию такого </w:t>
       </w:r>
       <w:r>
         <w:rPr>
           <w:rFonts w:ascii="Times New Roman" w:hAnsi="Times New Roman" w:cs="Times New Roman"/>
-          <w:sz w:val="24"/>
+          <w:szCs w:val="20"/>
         </w:rPr>
         <w:t>редактирования</w:t>
       </w:r>
       <w:r>
         <w:rPr>
           <w:rFonts w:ascii="Times New Roman" w:hAnsi="Times New Roman" w:cs="Times New Roman"/>
-          <w:sz w:val="24"/>
+          <w:szCs w:val="20"/>
         </w:rPr>
         <w:t xml:space="preserve"> должна обеспечивать карта пикселей минимального по размерам прямоугольного фрагмента </w:t>
       </w:r>
       <w:r>
         <w:rPr>
           <w:rFonts w:ascii="Times New Roman" w:hAnsi="Times New Roman" w:cs="Times New Roman"/>
-          <w:sz w:val="24"/>
+          <w:szCs w:val="20"/>
         </w:rPr>
         <w:t>бита</w:t>
       </w:r>
       <w:r>
         <w:rPr>
           <w:rFonts w:ascii="Times New Roman" w:hAnsi="Times New Roman" w:cs="Times New Roman"/>
-          <w:sz w:val="24"/>
+          <w:szCs w:val="20"/>
         </w:rPr>
         <w:t>, который повторяется в нем.</w:t>
       </w:r>
@@ -2429,21 +1832,21 @@
       <w:r>
         <w:rPr>
           <w:rFonts w:ascii="Times New Roman" w:hAnsi="Times New Roman" w:cs="Times New Roman"/>
-          <w:sz w:val="24"/>
+          <w:szCs w:val="20"/>
         </w:rPr>
         <w:t xml:space="preserve"> </w:t>
       </w:r>
       <w:r>
         <w:rPr>
           <w:rFonts w:ascii="Times New Roman" w:hAnsi="Times New Roman" w:cs="Times New Roman"/>
-          <w:sz w:val="24"/>
+          <w:szCs w:val="20"/>
         </w:rPr>
         <w:t xml:space="preserve">А также кнопка </w:t>
       </w:r>
       <w:r>
         <w:rPr>
           <w:rFonts w:ascii="Times New Roman" w:hAnsi="Times New Roman" w:cs="Times New Roman"/>
-          <w:sz w:val="24"/>
+          <w:szCs w:val="20"/>
           <w:lang w:val="en-US"/>
         </w:rPr>
         <w:t xml:space="preserve">exit </w:t>
@@ -2451,7 +1854,7 @@
       <w:r>
         <w:rPr>
           <w:rFonts w:ascii="Times New Roman" w:hAnsi="Times New Roman" w:cs="Times New Roman"/>
-          <w:sz w:val="24"/>
+          <w:szCs w:val="20"/>
         </w:rPr>
         <w:t>помещённая произвольно.</w:t>
       </w:r>
@@ -2463,51 +1866,52 @@
           <w:ilvl w:val="0"/>
           <w:numId w:val="1"/>
         </w:numPr>
+        <w:jc w:val="both"/>
         <w:rPr>
           <w:rFonts w:ascii="Times New Roman" w:hAnsi="Times New Roman" w:cs="Times New Roman"/>
-          <w:sz w:val="24"/>
+          <w:szCs w:val="20"/>
         </w:rPr>
       </w:pPr>
       <w:bookmarkStart w:id="10" w:name="_Toc96377251"/>
       <w:r>
         <w:rPr>
           <w:rFonts w:ascii="Times New Roman" w:hAnsi="Times New Roman" w:cs="Times New Roman"/>
-          <w:sz w:val="24"/>
+          <w:szCs w:val="20"/>
         </w:rPr>
         <w:t>Биты будут</w:t>
       </w:r>
       <w:r>
         <w:rPr>
           <w:rFonts w:ascii="Times New Roman" w:hAnsi="Times New Roman" w:cs="Times New Roman"/>
-          <w:sz w:val="24"/>
+          <w:szCs w:val="20"/>
         </w:rPr>
         <w:t xml:space="preserve"> конструироваться в программе минимальным набором</w:t>
       </w:r>
       <w:r>
         <w:rPr>
           <w:rFonts w:ascii="Times New Roman" w:hAnsi="Times New Roman" w:cs="Times New Roman"/>
-          <w:sz w:val="24"/>
+          <w:szCs w:val="20"/>
         </w:rPr>
         <w:t xml:space="preserve"> квадратов</w:t>
       </w:r>
       <w:r>
         <w:rPr>
           <w:rFonts w:ascii="Times New Roman" w:hAnsi="Times New Roman" w:cs="Times New Roman"/>
-          <w:sz w:val="24"/>
+          <w:szCs w:val="20"/>
         </w:rPr>
         <w:t xml:space="preserve"> графического вывода и адресоваться графическому окну структурой его атрибутов. Это должно гарантировать автоматическое тиражирование карты </w:t>
       </w:r>
       <w:r>
         <w:rPr>
           <w:rFonts w:ascii="Times New Roman" w:hAnsi="Times New Roman" w:cs="Times New Roman"/>
-          <w:sz w:val="24"/>
+          <w:szCs w:val="20"/>
         </w:rPr>
         <w:t>битов</w:t>
       </w:r>
       <w:r>
         <w:rPr>
           <w:rFonts w:ascii="Times New Roman" w:hAnsi="Times New Roman" w:cs="Times New Roman"/>
-          <w:sz w:val="24"/>
+          <w:szCs w:val="20"/>
         </w:rPr>
         <w:t xml:space="preserve"> слева направо и сверху вниз в пределах графического окна, пока оно отображено на экране.</w:t>
       </w:r>
@@ -2515,7 +1919,7 @@
       <w:r>
         <w:rPr>
           <w:rFonts w:ascii="Times New Roman" w:hAnsi="Times New Roman" w:cs="Times New Roman"/>
-          <w:sz w:val="24"/>
+          <w:szCs w:val="20"/>
         </w:rPr>
         <w:t xml:space="preserve"> </w:t>
       </w:r>
@@ -2527,72 +1931,73 @@
           <w:ilvl w:val="0"/>
           <w:numId w:val="1"/>
         </w:numPr>
+        <w:jc w:val="both"/>
         <w:rPr>
           <w:rFonts w:ascii="Times New Roman" w:hAnsi="Times New Roman" w:cs="Times New Roman"/>
-          <w:sz w:val="24"/>
+          <w:szCs w:val="20"/>
         </w:rPr>
       </w:pPr>
       <w:bookmarkStart w:id="11" w:name="_Toc96377252"/>
       <w:r>
         <w:rPr>
           <w:rFonts w:ascii="Times New Roman" w:hAnsi="Times New Roman" w:cs="Times New Roman"/>
-          <w:sz w:val="24"/>
+          <w:szCs w:val="20"/>
         </w:rPr>
         <w:t>Кроме того, предусмотре</w:t>
       </w:r>
       <w:r>
         <w:rPr>
           <w:rFonts w:ascii="Times New Roman" w:hAnsi="Times New Roman" w:cs="Times New Roman"/>
-          <w:sz w:val="24"/>
+          <w:szCs w:val="20"/>
         </w:rPr>
         <w:t>на</w:t>
       </w:r>
       <w:r>
         <w:rPr>
           <w:rFonts w:ascii="Times New Roman" w:hAnsi="Times New Roman" w:cs="Times New Roman"/>
-          <w:sz w:val="24"/>
+          <w:szCs w:val="20"/>
         </w:rPr>
         <w:t xml:space="preserve"> возможность интерактивно </w:t>
       </w:r>
       <w:r>
         <w:rPr>
           <w:rFonts w:ascii="Times New Roman" w:hAnsi="Times New Roman" w:cs="Times New Roman"/>
-          <w:sz w:val="24"/>
+          <w:szCs w:val="20"/>
         </w:rPr>
         <w:t>сбрасывать</w:t>
       </w:r>
       <w:r>
         <w:rPr>
           <w:rFonts w:ascii="Times New Roman" w:hAnsi="Times New Roman" w:cs="Times New Roman"/>
-          <w:sz w:val="24"/>
+          <w:szCs w:val="20"/>
         </w:rPr>
         <w:t xml:space="preserve"> </w:t>
       </w:r>
       <w:r>
         <w:rPr>
           <w:rFonts w:ascii="Times New Roman" w:hAnsi="Times New Roman" w:cs="Times New Roman"/>
-          <w:sz w:val="24"/>
+          <w:szCs w:val="20"/>
         </w:rPr>
         <w:t>значения битов</w:t>
       </w:r>
       <w:r>
         <w:rPr>
           <w:rFonts w:ascii="Times New Roman" w:hAnsi="Times New Roman" w:cs="Times New Roman"/>
-          <w:sz w:val="24"/>
+          <w:szCs w:val="20"/>
         </w:rPr>
         <w:t xml:space="preserve"> по нажатию и отпусканию </w:t>
       </w:r>
       <w:r>
         <w:rPr>
           <w:rFonts w:ascii="Times New Roman" w:hAnsi="Times New Roman" w:cs="Times New Roman"/>
-          <w:sz w:val="24"/>
+          <w:szCs w:val="20"/>
         </w:rPr>
         <w:t xml:space="preserve">клавиши </w:t>
       </w:r>
       <w:r>
         <w:rPr>
           <w:rFonts w:ascii="Times New Roman" w:hAnsi="Times New Roman" w:cs="Times New Roman"/>
-          <w:sz w:val="24"/>
+          <w:szCs w:val="20"/>
           <w:lang w:val="en-US"/>
         </w:rPr>
         <w:t>ESC</w:t>
@@ -2600,21 +2005,21 @@
       <w:r>
         <w:rPr>
           <w:rFonts w:ascii="Times New Roman" w:hAnsi="Times New Roman" w:cs="Times New Roman"/>
-          <w:sz w:val="24"/>
+          <w:szCs w:val="20"/>
         </w:rPr>
         <w:t xml:space="preserve">. </w:t>
       </w:r>
       <w:r>
         <w:rPr>
           <w:rFonts w:ascii="Times New Roman" w:hAnsi="Times New Roman" w:cs="Times New Roman"/>
-          <w:sz w:val="24"/>
+          <w:szCs w:val="20"/>
         </w:rPr>
         <w:t xml:space="preserve">Также предусмотреть выход с программы по нажатию клавиши </w:t>
       </w:r>
       <w:r>
         <w:rPr>
           <w:rFonts w:ascii="Times New Roman" w:hAnsi="Times New Roman" w:cs="Times New Roman"/>
-          <w:sz w:val="24"/>
+          <w:szCs w:val="20"/>
           <w:lang w:val="en-US"/>
         </w:rPr>
         <w:t>EXIT</w:t>
@@ -2622,28 +2027,28 @@
       <w:r>
         <w:rPr>
           <w:rFonts w:ascii="Times New Roman" w:hAnsi="Times New Roman" w:cs="Times New Roman"/>
-          <w:sz w:val="24"/>
+          <w:szCs w:val="20"/>
         </w:rPr>
         <w:t>.</w:t>
       </w:r>
       <w:r>
         <w:rPr>
           <w:rFonts w:ascii="Times New Roman" w:hAnsi="Times New Roman" w:cs="Times New Roman"/>
-          <w:sz w:val="24"/>
+          <w:szCs w:val="20"/>
         </w:rPr>
         <w:t xml:space="preserve"> </w:t>
       </w:r>
       <w:r>
         <w:rPr>
           <w:rFonts w:ascii="Times New Roman" w:hAnsi="Times New Roman" w:cs="Times New Roman"/>
-          <w:sz w:val="24"/>
+          <w:szCs w:val="20"/>
         </w:rPr>
         <w:t xml:space="preserve">Для этого в программе нужно реализовать соответствующую обработку событий и изображений для графических окон. </w:t>
       </w:r>
       <w:r>
         <w:rPr>
           <w:rFonts w:ascii="Times New Roman" w:hAnsi="Times New Roman" w:cs="Times New Roman"/>
-          <w:sz w:val="24"/>
+          <w:szCs w:val="20"/>
         </w:rPr>
         <w:t xml:space="preserve">При разработке программы необходимо использовать библиотечные функции базисного программного интерфейса X </w:t>
       </w:r>
@@ -2651,7 +2056,7 @@
       <w:r>
         <w:rPr>
           <w:rFonts w:ascii="Times New Roman" w:hAnsi="Times New Roman" w:cs="Times New Roman"/>
-          <w:sz w:val="24"/>
+          <w:szCs w:val="20"/>
         </w:rPr>
         <w:t>Window</w:t>
       </w:r>
@@ -2659,7 +2064,7 @@
       <w:r>
         <w:rPr>
           <w:rFonts w:ascii="Times New Roman" w:hAnsi="Times New Roman" w:cs="Times New Roman"/>
-          <w:sz w:val="24"/>
+          <w:szCs w:val="20"/>
         </w:rPr>
         <w:t xml:space="preserve"> System.</w:t>
       </w:r>
@@ -2667,7 +2072,7 @@
       <w:r>
         <w:rPr>
           <w:rFonts w:ascii="Times New Roman" w:hAnsi="Times New Roman" w:cs="Times New Roman"/>
-          <w:sz w:val="24"/>
+          <w:szCs w:val="20"/>
         </w:rPr>
         <w:t xml:space="preserve"> </w:t>
       </w:r>
@@ -2704,11 +2109,18 @@
       <w:pPr>
         <w:pStyle w:val="a4"/>
         <w:spacing w:before="0" w:beforeAutospacing="0" w:after="0" w:afterAutospacing="0" w:line="276" w:lineRule="auto"/>
+        <w:jc w:val="both"/>
+        <w:rPr>
+          <w:sz w:val="22"/>
+          <w:szCs w:val="22"/>
+        </w:rPr>
       </w:pPr>
       <w:bookmarkStart w:id="14" w:name="_Toc57673440"/>
       <w:r>
         <w:rPr>
           <w:color w:val="000000"/>
+          <w:sz w:val="22"/>
+          <w:szCs w:val="22"/>
         </w:rPr>
         <w:t>В процессе разработки программы выполнены следующие</w:t>
       </w:r>
@@ -2717,13 +2129,18 @@
       <w:pPr>
         <w:pStyle w:val="a4"/>
         <w:spacing w:before="0" w:beforeAutospacing="0" w:after="0" w:afterAutospacing="0" w:line="276" w:lineRule="auto"/>
+        <w:jc w:val="both"/>
         <w:rPr>
           <w:color w:val="000000"/>
+          <w:sz w:val="22"/>
+          <w:szCs w:val="22"/>
         </w:rPr>
       </w:pPr>
       <w:r>
         <w:rPr>
           <w:color w:val="000000"/>
+          <w:sz w:val="22"/>
+          <w:szCs w:val="22"/>
         </w:rPr>
         <w:t>этапы:</w:t>
       </w:r>
@@ -2736,49 +2153,66 @@
           <w:numId w:val="2"/>
         </w:numPr>
         <w:spacing w:before="0" w:beforeAutospacing="0" w:after="0" w:afterAutospacing="0" w:line="276" w:lineRule="auto"/>
+        <w:jc w:val="both"/>
         <w:rPr>
           <w:color w:val="000000"/>
+          <w:sz w:val="22"/>
+          <w:szCs w:val="22"/>
         </w:rPr>
       </w:pPr>
       <w:r>
         <w:rPr>
           <w:color w:val="000000"/>
+          <w:sz w:val="22"/>
+          <w:szCs w:val="22"/>
         </w:rPr>
         <w:t>Подготовлены</w:t>
       </w:r>
       <w:r>
         <w:rPr>
           <w:color w:val="000000"/>
+          <w:sz w:val="22"/>
+          <w:szCs w:val="22"/>
         </w:rPr>
         <w:t xml:space="preserve"> </w:t>
       </w:r>
       <w:r>
         <w:rPr>
           <w:color w:val="000000"/>
+          <w:sz w:val="22"/>
+          <w:szCs w:val="22"/>
         </w:rPr>
         <w:t>битовые окна</w:t>
       </w:r>
       <w:r>
         <w:rPr>
           <w:color w:val="000000"/>
+          <w:sz w:val="22"/>
+          <w:szCs w:val="22"/>
         </w:rPr>
         <w:t xml:space="preserve"> повторяющегося элемента фона и </w:t>
       </w:r>
       <w:r>
         <w:rPr>
           <w:color w:val="000000"/>
+          <w:sz w:val="22"/>
+          <w:szCs w:val="22"/>
         </w:rPr>
         <w:t>их</w:t>
       </w:r>
       <w:r>
         <w:rPr>
           <w:color w:val="000000"/>
+          <w:sz w:val="22"/>
+          <w:szCs w:val="22"/>
         </w:rPr>
         <w:t xml:space="preserve"> идентификатор</w:t>
       </w:r>
       <w:r>
         <w:rPr>
           <w:color w:val="000000"/>
+          <w:sz w:val="22"/>
+          <w:szCs w:val="22"/>
         </w:rPr>
         <w:t>ы значений битов (по умолчанию 0).</w:t>
       </w:r>
@@ -2791,43 +2225,58 @@
           <w:numId w:val="2"/>
         </w:numPr>
         <w:spacing w:before="0" w:beforeAutospacing="0" w:after="0" w:afterAutospacing="0" w:line="276" w:lineRule="auto"/>
+        <w:jc w:val="both"/>
         <w:rPr>
           <w:color w:val="000000"/>
+          <w:sz w:val="22"/>
+          <w:szCs w:val="22"/>
         </w:rPr>
       </w:pPr>
       <w:r>
         <w:rPr>
           <w:color w:val="000000"/>
+          <w:sz w:val="22"/>
+          <w:szCs w:val="22"/>
         </w:rPr>
         <w:t>Созда</w:t>
       </w:r>
       <w:r>
         <w:rPr>
           <w:color w:val="000000"/>
+          <w:sz w:val="22"/>
+          <w:szCs w:val="22"/>
         </w:rPr>
         <w:t>но, визуализировано, логически построено</w:t>
       </w:r>
       <w:r>
         <w:rPr>
           <w:color w:val="000000"/>
+          <w:sz w:val="22"/>
+          <w:szCs w:val="22"/>
         </w:rPr>
         <w:t xml:space="preserve"> графическое </w:t>
       </w:r>
       <w:r>
         <w:rPr>
           <w:color w:val="000000"/>
+          <w:sz w:val="22"/>
+          <w:szCs w:val="22"/>
         </w:rPr>
         <w:t>окно</w:t>
       </w:r>
       <w:r>
         <w:rPr>
           <w:color w:val="000000"/>
+          <w:sz w:val="22"/>
+          <w:szCs w:val="22"/>
         </w:rPr>
         <w:t xml:space="preserve"> и его составные части</w:t>
       </w:r>
       <w:r>
         <w:rPr>
           <w:color w:val="000000"/>
+          <w:sz w:val="22"/>
+          <w:szCs w:val="22"/>
         </w:rPr>
         <w:t>.</w:t>
       </w:r>
@@ -2840,15 +2289,19 @@
           <w:numId w:val="2"/>
         </w:numPr>
         <w:spacing w:before="0" w:beforeAutospacing="0" w:after="0" w:afterAutospacing="0" w:line="276" w:lineRule="auto"/>
+        <w:jc w:val="both"/>
         <w:rPr>
           <w:color w:val="000000"/>
+          <w:sz w:val="22"/>
+          <w:szCs w:val="22"/>
         </w:rPr>
       </w:pPr>
       <w:r>
         <w:rPr>
           <w:color w:val="000000"/>
-        </w:rPr>
-        <w:lastRenderedPageBreak/>
+          <w:sz w:val="22"/>
+          <w:szCs w:val="22"/>
+        </w:rPr>
         <w:t>Листинг содержит исходный код программы генерации фона графического окна.</w:t>
       </w:r>
     </w:p>
@@ -2859,237 +2312,7773 @@
           <w:ilvl w:val="0"/>
           <w:numId w:val="2"/>
         </w:numPr>
+        <w:jc w:val="both"/>
         <w:rPr>
           <w:rFonts w:ascii="Times New Roman" w:hAnsi="Times New Roman" w:cs="Times New Roman"/>
-          <w:sz w:val="24"/>
+          <w:szCs w:val="20"/>
         </w:rPr>
       </w:pPr>
       <w:r>
         <w:rPr>
           <w:rFonts w:ascii="Times New Roman" w:hAnsi="Times New Roman" w:cs="Times New Roman"/>
-          <w:sz w:val="24"/>
+          <w:szCs w:val="20"/>
         </w:rPr>
         <w:t>Разделён</w:t>
       </w:r>
       <w:r>
         <w:rPr>
           <w:rFonts w:ascii="Times New Roman" w:hAnsi="Times New Roman" w:cs="Times New Roman"/>
-          <w:sz w:val="24"/>
-        </w:rPr>
-        <w:t xml:space="preserve"> код</w:t>
+          <w:szCs w:val="20"/>
+        </w:rPr>
+        <w:t xml:space="preserve"> код программы на 3 составляющих – по принципу паттерна проектирования </w:t>
       </w:r>
       <w:r>
         <w:rPr>
           <w:rFonts w:ascii="Times New Roman" w:hAnsi="Times New Roman" w:cs="Times New Roman"/>
-          <w:sz w:val="24"/>
-        </w:rPr>
-        <w:t xml:space="preserve"> программ</w:t>
+          <w:szCs w:val="20"/>
+          <w:lang w:val="en-US"/>
+        </w:rPr>
+        <w:t>MVC</w:t>
       </w:r>
       <w:r>
         <w:rPr>
           <w:rFonts w:ascii="Times New Roman" w:hAnsi="Times New Roman" w:cs="Times New Roman"/>
-          <w:sz w:val="24"/>
-        </w:rPr>
-        <w:t>ы</w:t>
+          <w:szCs w:val="20"/>
+        </w:rPr>
+        <w:t xml:space="preserve"> </w:t>
       </w:r>
       <w:r>
         <w:rPr>
           <w:rFonts w:ascii="Times New Roman" w:hAnsi="Times New Roman" w:cs="Times New Roman"/>
-          <w:sz w:val="24"/>
-        </w:rPr>
-        <w:t xml:space="preserve"> на 3 составляющих </w:t>
+          <w:szCs w:val="20"/>
+        </w:rPr>
+        <w:t>(</w:t>
       </w:r>
       <w:r>
         <w:rPr>
           <w:rFonts w:ascii="Times New Roman" w:hAnsi="Times New Roman" w:cs="Times New Roman"/>
-          <w:sz w:val="24"/>
-        </w:rPr>
-        <w:t>– по принципу паттерна</w:t>
+          <w:szCs w:val="20"/>
+          <w:lang w:val="en-US"/>
+        </w:rPr>
+        <w:t>View</w:t>
       </w:r>
       <w:r>
         <w:rPr>
           <w:rFonts w:ascii="Times New Roman" w:hAnsi="Times New Roman" w:cs="Times New Roman"/>
-          <w:sz w:val="24"/>
-        </w:rPr>
-        <w:t xml:space="preserve"> проектирования </w:t>
+          <w:szCs w:val="20"/>
+        </w:rPr>
+        <w:t xml:space="preserve"> и </w:t>
       </w:r>
       <w:r>
         <w:rPr>
           <w:rFonts w:ascii="Times New Roman" w:hAnsi="Times New Roman" w:cs="Times New Roman"/>
-          <w:sz w:val="24"/>
-          <w:lang w:val="en-US"/>
-        </w:rPr>
-        <w:t>MVC</w:t>
+          <w:szCs w:val="20"/>
+          <w:lang w:val="en-US"/>
+        </w:rPr>
+        <w:t>Controller</w:t>
       </w:r>
       <w:r>
         <w:rPr>
           <w:rFonts w:ascii="Times New Roman" w:hAnsi="Times New Roman" w:cs="Times New Roman"/>
-          <w:sz w:val="24"/>
-        </w:rPr>
-        <w:t xml:space="preserve"> </w:t>
+          <w:szCs w:val="20"/>
+        </w:rPr>
+        <w:t xml:space="preserve"> объединены). (</w:t>
       </w:r>
       <w:r>
         <w:rPr>
           <w:rFonts w:ascii="Times New Roman" w:hAnsi="Times New Roman" w:cs="Times New Roman"/>
-          <w:sz w:val="24"/>
-        </w:rPr>
-        <w:t>(</w:t>
+          <w:szCs w:val="20"/>
+          <w:lang w:val="en-US"/>
+        </w:rPr>
+        <w:t>head</w:t>
       </w:r>
       <w:r>
         <w:rPr>
           <w:rFonts w:ascii="Times New Roman" w:hAnsi="Times New Roman" w:cs="Times New Roman"/>
-          <w:sz w:val="24"/>
-          <w:lang w:val="en-US"/>
-        </w:rPr>
-        <w:t>View</w:t>
+          <w:szCs w:val="20"/>
+        </w:rPr>
+        <w:t>.</w:t>
       </w:r>
       <w:r>
         <w:rPr>
           <w:rFonts w:ascii="Times New Roman" w:hAnsi="Times New Roman" w:cs="Times New Roman"/>
-          <w:sz w:val="24"/>
-        </w:rPr>
-        <w:t xml:space="preserve"> </w:t>
+          <w:szCs w:val="20"/>
+          <w:lang w:val="en-US"/>
+        </w:rPr>
+        <w:t>h</w:t>
       </w:r>
       <w:r>
         <w:rPr>
           <w:rFonts w:ascii="Times New Roman" w:hAnsi="Times New Roman" w:cs="Times New Roman"/>
-          <w:sz w:val="24"/>
-        </w:rPr>
-        <w:t xml:space="preserve">и </w:t>
+          <w:szCs w:val="20"/>
+        </w:rPr>
+        <w:t xml:space="preserve">, </w:t>
       </w:r>
       <w:r>
         <w:rPr>
           <w:rFonts w:ascii="Times New Roman" w:hAnsi="Times New Roman" w:cs="Times New Roman"/>
-          <w:sz w:val="24"/>
-          <w:lang w:val="en-US"/>
-        </w:rPr>
-        <w:t>Controller</w:t>
+          <w:szCs w:val="20"/>
+          <w:lang w:val="en-US"/>
+        </w:rPr>
+        <w:t>logic</w:t>
       </w:r>
       <w:r>
         <w:rPr>
           <w:rFonts w:ascii="Times New Roman" w:hAnsi="Times New Roman" w:cs="Times New Roman"/>
-          <w:sz w:val="24"/>
-        </w:rPr>
-        <w:t xml:space="preserve"> объединены). (</w:t>
-      </w:r>
-      <w:proofErr w:type="spellStart"/>
+          <w:szCs w:val="20"/>
+        </w:rPr>
+        <w:t>.</w:t>
+      </w:r>
       <w:r>
         <w:rPr>
           <w:rFonts w:ascii="Times New Roman" w:hAnsi="Times New Roman" w:cs="Times New Roman"/>
-          <w:sz w:val="24"/>
-          <w:lang w:val="en-US"/>
-        </w:rPr>
-        <w:t>xBit</w:t>
-      </w:r>
-      <w:proofErr w:type="spellEnd"/>
+          <w:szCs w:val="20"/>
+          <w:lang w:val="en-US"/>
+        </w:rPr>
+        <w:t>c</w:t>
+      </w:r>
       <w:r>
         <w:rPr>
           <w:rFonts w:ascii="Times New Roman" w:hAnsi="Times New Roman" w:cs="Times New Roman"/>
-          <w:sz w:val="24"/>
+          <w:szCs w:val="20"/>
+        </w:rPr>
+        <w:t xml:space="preserve">, </w:t>
+      </w:r>
+      <w:r>
+        <w:rPr>
+          <w:rFonts w:ascii="Times New Roman" w:hAnsi="Times New Roman" w:cs="Times New Roman"/>
+          <w:szCs w:val="20"/>
+          <w:lang w:val="en-US"/>
+        </w:rPr>
+        <w:t>display</w:t>
+      </w:r>
+      <w:r>
+        <w:rPr>
+          <w:rFonts w:ascii="Times New Roman" w:hAnsi="Times New Roman" w:cs="Times New Roman"/>
+          <w:szCs w:val="20"/>
         </w:rPr>
         <w:t>.</w:t>
       </w:r>
       <w:r>
         <w:rPr>
           <w:rFonts w:ascii="Times New Roman" w:hAnsi="Times New Roman" w:cs="Times New Roman"/>
-          <w:sz w:val="24"/>
-          <w:lang w:val="en-US"/>
-        </w:rPr>
-        <w:t>h</w:t>
+          <w:szCs w:val="20"/>
+          <w:lang w:val="en-US"/>
+        </w:rPr>
+        <w:t>c</w:t>
       </w:r>
       <w:r>
         <w:rPr>
           <w:rFonts w:ascii="Times New Roman" w:hAnsi="Times New Roman" w:cs="Times New Roman"/>
-          <w:sz w:val="24"/>
-        </w:rPr>
-        <w:t xml:space="preserve">, </w:t>
-      </w:r>
-      <w:proofErr w:type="spellStart"/>
-      <w:r>
-        <w:rPr>
-          <w:rFonts w:ascii="Times New Roman" w:hAnsi="Times New Roman" w:cs="Times New Roman"/>
-          <w:sz w:val="24"/>
-          <w:lang w:val="en-US"/>
-        </w:rPr>
-        <w:t>xModel</w:t>
-      </w:r>
-      <w:proofErr w:type="spellEnd"/>
-      <w:r>
-        <w:rPr>
-          <w:rFonts w:ascii="Times New Roman" w:hAnsi="Times New Roman" w:cs="Times New Roman"/>
-          <w:sz w:val="24"/>
-        </w:rPr>
-        <w:t>.</w:t>
-      </w:r>
-      <w:r>
-        <w:rPr>
-          <w:rFonts w:ascii="Times New Roman" w:hAnsi="Times New Roman" w:cs="Times New Roman"/>
-          <w:sz w:val="24"/>
-          <w:lang w:val="en-US"/>
-        </w:rPr>
-        <w:t>c</w:t>
-      </w:r>
-      <w:r>
-        <w:rPr>
-          <w:rFonts w:ascii="Times New Roman" w:hAnsi="Times New Roman" w:cs="Times New Roman"/>
-          <w:sz w:val="24"/>
-        </w:rPr>
-        <w:t xml:space="preserve">, </w:t>
-      </w:r>
-      <w:proofErr w:type="spellStart"/>
-      <w:r>
-        <w:rPr>
-          <w:rFonts w:ascii="Times New Roman" w:hAnsi="Times New Roman" w:cs="Times New Roman"/>
-          <w:sz w:val="24"/>
-          <w:lang w:val="en-US"/>
-        </w:rPr>
-        <w:t>xViewController</w:t>
-      </w:r>
-      <w:proofErr w:type="spellEnd"/>
-      <w:r>
-        <w:rPr>
-          <w:rFonts w:ascii="Times New Roman" w:hAnsi="Times New Roman" w:cs="Times New Roman"/>
-          <w:sz w:val="24"/>
-        </w:rPr>
-        <w:t>.</w:t>
-      </w:r>
-      <w:r>
-        <w:rPr>
-          <w:rFonts w:ascii="Times New Roman" w:hAnsi="Times New Roman" w:cs="Times New Roman"/>
-          <w:sz w:val="24"/>
-          <w:lang w:val="en-US"/>
-        </w:rPr>
-        <w:t>c</w:t>
-      </w:r>
-      <w:r>
-        <w:rPr>
-          <w:rFonts w:ascii="Times New Roman" w:hAnsi="Times New Roman" w:cs="Times New Roman"/>
-          <w:sz w:val="24"/>
+          <w:szCs w:val="20"/>
         </w:rPr>
         <w:t>)</w:t>
       </w:r>
     </w:p>
     <w:p>
       <w:pPr>
-        <w:pStyle w:val="a9"/>
-        <w:ind w:left="360"/>
+        <w:pStyle w:val="1"/>
+        <w:spacing w:before="120"/>
+        <w:jc w:val="both"/>
         <w:rPr>
           <w:rFonts w:ascii="Times New Roman" w:hAnsi="Times New Roman" w:cs="Times New Roman"/>
           <w:b/>
+          <w:color w:val="auto"/>
           <w:sz w:val="28"/>
           <w:szCs w:val="28"/>
         </w:rPr>
       </w:pPr>
-      <w:r>
+      <w:bookmarkStart w:id="15" w:name="_Toc98801391"/>
+      <w:r>
+        <w:rPr>
+          <w:rFonts w:ascii="Times New Roman" w:hAnsi="Times New Roman" w:cs="Times New Roman"/>
+          <w:b/>
+          <w:color w:val="auto"/>
+          <w:sz w:val="28"/>
+          <w:szCs w:val="28"/>
+        </w:rPr>
+        <w:lastRenderedPageBreak/>
+        <w:t xml:space="preserve">Листинг программы на </w:t>
+      </w:r>
+      <w:r>
+        <w:rPr>
+          <w:rFonts w:ascii="Times New Roman" w:hAnsi="Times New Roman" w:cs="Times New Roman"/>
+          <w:b/>
+          <w:color w:val="auto"/>
+          <w:sz w:val="28"/>
+          <w:szCs w:val="28"/>
+          <w:lang w:val="en-US"/>
+        </w:rPr>
+        <w:t>C</w:t>
+      </w:r>
+      <w:bookmarkEnd w:id="15"/>
+    </w:p>
+    <w:p>
+      <w:pPr>
+        <w:spacing w:after="0" w:line="192" w:lineRule="auto"/>
+        <w:rPr>
+          <w:lang w:val="en-US"/>
+        </w:rPr>
+        <w:sectPr>
+          <w:pgSz w:w="11906" w:h="16838"/>
+          <w:pgMar w:top="1134" w:right="850" w:bottom="1134" w:left="1701" w:header="708" w:footer="708" w:gutter="0"/>
+          <w:cols w:space="708"/>
+          <w:docGrid w:linePitch="360"/>
+        </w:sectPr>
+      </w:pPr>
+    </w:p>
+    <w:p>
+      <w:pPr>
+        <w:spacing w:after="0" w:line="192" w:lineRule="auto"/>
+        <w:rPr>
+          <w:b/>
+          <w:bCs/>
+          <w:lang w:val="en-US"/>
+        </w:rPr>
+      </w:pPr>
+      <w:proofErr w:type="spellStart"/>
+      <w:r>
+        <w:rPr>
+          <w:b/>
+          <w:bCs/>
+          <w:lang w:val="en-US"/>
+        </w:rPr>
+        <w:t>Head.h</w:t>
+      </w:r>
+      <w:proofErr w:type="spellEnd"/>
+    </w:p>
+    <w:p>
+      <w:pPr>
+        <w:spacing w:after="0" w:line="192" w:lineRule="auto"/>
+        <w:rPr>
+          <w:lang w:val="en-US"/>
+        </w:rPr>
+      </w:pPr>
+      <w:r>
+        <w:rPr>
+          <w:lang w:val="en-US"/>
+        </w:rPr>
+        <w:t>#ifndef HEAD_H</w:t>
+      </w:r>
+    </w:p>
+    <w:p>
+      <w:pPr>
+        <w:spacing w:after="0" w:line="192" w:lineRule="auto"/>
+        <w:rPr>
+          <w:lang w:val="en-US"/>
+        </w:rPr>
+      </w:pPr>
+      <w:r>
+        <w:rPr>
+          <w:lang w:val="en-US"/>
+        </w:rPr>
+        <w:t>#define HEAD_H</w:t>
+      </w:r>
+    </w:p>
+    <w:p>
+      <w:pPr>
+        <w:spacing w:after="0" w:line="192" w:lineRule="auto"/>
+        <w:rPr>
+          <w:lang w:val="en-US"/>
+        </w:rPr>
+      </w:pPr>
+    </w:p>
+    <w:p>
+      <w:pPr>
+        <w:spacing w:after="0" w:line="192" w:lineRule="auto"/>
+        <w:rPr>
+          <w:lang w:val="en-US"/>
+        </w:rPr>
+      </w:pPr>
+      <w:r>
+        <w:rPr>
+          <w:lang w:val="en-US"/>
+        </w:rPr>
+        <w:t>#include &lt;</w:t>
+      </w:r>
+      <w:proofErr w:type="spellStart"/>
+      <w:r>
+        <w:rPr>
+          <w:lang w:val="en-US"/>
+        </w:rPr>
+        <w:t>stdio.h</w:t>
+      </w:r>
+      <w:proofErr w:type="spellEnd"/>
+      <w:r>
+        <w:rPr>
+          <w:lang w:val="en-US"/>
+        </w:rPr>
+        <w:t>&gt;</w:t>
+      </w:r>
+    </w:p>
+    <w:p>
+      <w:pPr>
+        <w:spacing w:after="0" w:line="192" w:lineRule="auto"/>
+        <w:rPr>
+          <w:lang w:val="en-US"/>
+        </w:rPr>
+      </w:pPr>
+      <w:r>
+        <w:rPr>
+          <w:lang w:val="en-US"/>
+        </w:rPr>
+        <w:t>#include &lt;</w:t>
+      </w:r>
+      <w:proofErr w:type="spellStart"/>
+      <w:r>
+        <w:rPr>
+          <w:lang w:val="en-US"/>
+        </w:rPr>
+        <w:t>stdlib.h</w:t>
+      </w:r>
+      <w:proofErr w:type="spellEnd"/>
+      <w:r>
+        <w:rPr>
+          <w:lang w:val="en-US"/>
+        </w:rPr>
+        <w:t>&gt;</w:t>
+      </w:r>
+    </w:p>
+    <w:p>
+      <w:pPr>
+        <w:spacing w:after="0" w:line="192" w:lineRule="auto"/>
+        <w:rPr>
+          <w:lang w:val="en-US"/>
+        </w:rPr>
+      </w:pPr>
+      <w:r>
+        <w:rPr>
+          <w:lang w:val="en-US"/>
+        </w:rPr>
+        <w:t>#include &lt;X11/</w:t>
+      </w:r>
+      <w:proofErr w:type="spellStart"/>
+      <w:r>
+        <w:rPr>
+          <w:lang w:val="en-US"/>
+        </w:rPr>
+        <w:t>Xlib.h</w:t>
+      </w:r>
+      <w:proofErr w:type="spellEnd"/>
+      <w:r>
+        <w:rPr>
+          <w:lang w:val="en-US"/>
+        </w:rPr>
+        <w:t>&gt;</w:t>
+      </w:r>
+    </w:p>
+    <w:p>
+      <w:pPr>
+        <w:spacing w:after="0" w:line="192" w:lineRule="auto"/>
+        <w:rPr>
+          <w:lang w:val="en-US"/>
+        </w:rPr>
+      </w:pPr>
+      <w:r>
+        <w:rPr>
+          <w:lang w:val="en-US"/>
+        </w:rPr>
+        <w:t>#include &lt;X11/</w:t>
+      </w:r>
+      <w:proofErr w:type="spellStart"/>
+      <w:r>
+        <w:rPr>
+          <w:lang w:val="en-US"/>
+        </w:rPr>
+        <w:t>Xutil.h</w:t>
+      </w:r>
+      <w:proofErr w:type="spellEnd"/>
+      <w:r>
+        <w:rPr>
+          <w:lang w:val="en-US"/>
+        </w:rPr>
+        <w:t>&gt;</w:t>
+      </w:r>
+    </w:p>
+    <w:p>
+      <w:pPr>
+        <w:spacing w:after="0" w:line="192" w:lineRule="auto"/>
+      </w:pPr>
+      <w:r>
+        <w:t>#</w:t>
+      </w:r>
+      <w:r>
+        <w:rPr>
+          <w:lang w:val="en-US"/>
+        </w:rPr>
+        <w:t>include</w:t>
+      </w:r>
+      <w:r>
+        <w:t xml:space="preserve"> &lt;</w:t>
+      </w:r>
+      <w:r>
+        <w:rPr>
+          <w:lang w:val="en-US"/>
+        </w:rPr>
+        <w:t>X</w:t>
+      </w:r>
+      <w:r>
+        <w:t>11/</w:t>
+      </w:r>
+      <w:proofErr w:type="spellStart"/>
+      <w:r>
+        <w:rPr>
+          <w:lang w:val="en-US"/>
+        </w:rPr>
+        <w:t>keysym</w:t>
+      </w:r>
+      <w:proofErr w:type="spellEnd"/>
+      <w:r>
+        <w:t>.</w:t>
+      </w:r>
+      <w:r>
+        <w:rPr>
+          <w:lang w:val="en-US"/>
+        </w:rPr>
+        <w:t>h</w:t>
+      </w:r>
+      <w:r>
+        <w:t>&gt;</w:t>
+      </w:r>
+    </w:p>
+    <w:p>
+      <w:pPr>
+        <w:spacing w:after="0" w:line="192" w:lineRule="auto"/>
+      </w:pPr>
+    </w:p>
+    <w:p>
+      <w:pPr>
+        <w:spacing w:after="0" w:line="192" w:lineRule="auto"/>
+      </w:pPr>
+      <w:r>
+        <w:t xml:space="preserve">/* Явное определение </w:t>
+      </w:r>
+      <w:r>
+        <w:rPr>
+          <w:lang w:val="en-US"/>
+        </w:rPr>
+        <w:t>Pixel</w:t>
+      </w:r>
+      <w:r>
+        <w:t xml:space="preserve"> для надёжности */</w:t>
+      </w:r>
+    </w:p>
+    <w:p>
+      <w:pPr>
+        <w:spacing w:after="0" w:line="192" w:lineRule="auto"/>
+        <w:rPr>
+          <w:lang w:val="en-US"/>
+        </w:rPr>
+      </w:pPr>
+      <w:r>
+        <w:rPr>
+          <w:lang w:val="en-US"/>
+        </w:rPr>
+        <w:t>#ifndef Pixel</w:t>
+      </w:r>
+    </w:p>
+    <w:p>
+      <w:pPr>
+        <w:spacing w:after="0" w:line="192" w:lineRule="auto"/>
+        <w:rPr>
+          <w:lang w:val="en-US"/>
+        </w:rPr>
+      </w:pPr>
+      <w:r>
+        <w:rPr>
+          <w:lang w:val="en-US"/>
+        </w:rPr>
+        <w:t>typedef unsigned long Pixel;</w:t>
+      </w:r>
+    </w:p>
+    <w:p>
+      <w:pPr>
+        <w:spacing w:after="0" w:line="192" w:lineRule="auto"/>
+      </w:pPr>
+      <w:r>
+        <w:t>#</w:t>
+      </w:r>
+      <w:r>
+        <w:rPr>
+          <w:lang w:val="en-US"/>
+        </w:rPr>
+        <w:t>endif</w:t>
+      </w:r>
+    </w:p>
+    <w:p>
+      <w:pPr>
+        <w:spacing w:after="0" w:line="192" w:lineRule="auto"/>
+      </w:pPr>
+    </w:p>
+    <w:p>
+      <w:pPr>
+        <w:spacing w:after="0" w:line="192" w:lineRule="auto"/>
+      </w:pPr>
+      <w:r>
+        <w:t>/* Структура для хранения цветов двух треугольников в клетке */</w:t>
+      </w:r>
+    </w:p>
+    <w:p>
+      <w:pPr>
+        <w:spacing w:after="0" w:line="192" w:lineRule="auto"/>
+      </w:pPr>
+      <w:r>
+        <w:rPr>
+          <w:lang w:val="en-US"/>
+        </w:rPr>
+        <w:t>typedef</w:t>
+      </w:r>
+      <w:r>
+        <w:t xml:space="preserve"> </w:t>
+      </w:r>
+      <w:r>
+        <w:rPr>
+          <w:lang w:val="en-US"/>
+        </w:rPr>
+        <w:t>struct</w:t>
+      </w:r>
+      <w:r>
+        <w:t xml:space="preserve"> {</w:t>
+      </w:r>
+    </w:p>
+    <w:p>
+      <w:pPr>
+        <w:spacing w:after="0" w:line="192" w:lineRule="auto"/>
+      </w:pPr>
+      <w:r>
+        <w:t xml:space="preserve">    </w:t>
+      </w:r>
+      <w:r>
+        <w:rPr>
+          <w:lang w:val="en-US"/>
+        </w:rPr>
+        <w:t>Pixel</w:t>
+      </w:r>
+      <w:r>
+        <w:t xml:space="preserve"> </w:t>
+      </w:r>
+      <w:r>
+        <w:rPr>
+          <w:lang w:val="en-US"/>
+        </w:rPr>
+        <w:t>tri</w:t>
+      </w:r>
+      <w:r>
+        <w:t xml:space="preserve">[2];   /* </w:t>
+      </w:r>
+      <w:r>
+        <w:rPr>
+          <w:lang w:val="en-US"/>
+        </w:rPr>
+        <w:t>tri</w:t>
+      </w:r>
+      <w:r>
+        <w:t xml:space="preserve">[0] и </w:t>
+      </w:r>
+      <w:r>
+        <w:rPr>
+          <w:lang w:val="en-US"/>
+        </w:rPr>
+        <w:t>tri</w:t>
+      </w:r>
+      <w:r>
+        <w:t>[1] — цвета двух треугольников */</w:t>
+      </w:r>
+    </w:p>
+    <w:p>
+      <w:pPr>
+        <w:spacing w:after="0" w:line="192" w:lineRule="auto"/>
+        <w:rPr>
+          <w:lang w:val="en-US"/>
+        </w:rPr>
+      </w:pPr>
+      <w:r>
+        <w:rPr>
+          <w:lang w:val="en-US"/>
+        </w:rPr>
+        <w:t>} Cell;</w:t>
+      </w:r>
+    </w:p>
+    <w:p>
+      <w:pPr>
+        <w:spacing w:after="0" w:line="192" w:lineRule="auto"/>
+        <w:rPr>
+          <w:lang w:val="en-US"/>
+        </w:rPr>
+      </w:pPr>
+    </w:p>
+    <w:p>
+      <w:pPr>
+        <w:spacing w:after="0" w:line="192" w:lineRule="auto"/>
+        <w:rPr>
+          <w:lang w:val="en-US"/>
+        </w:rPr>
+      </w:pPr>
+      <w:r>
+        <w:rPr>
+          <w:lang w:val="en-US"/>
+        </w:rPr>
+        <w:t xml:space="preserve">/* </w:t>
+      </w:r>
+      <w:proofErr w:type="spellStart"/>
+      <w:r>
+        <w:rPr>
+          <w:lang w:val="en-US"/>
+        </w:rPr>
+        <w:t>Глобальные</w:t>
+      </w:r>
+      <w:proofErr w:type="spellEnd"/>
+      <w:r>
+        <w:rPr>
+          <w:lang w:val="en-US"/>
+        </w:rPr>
+        <w:t xml:space="preserve"> </w:t>
+      </w:r>
+      <w:proofErr w:type="spellStart"/>
+      <w:r>
+        <w:rPr>
+          <w:lang w:val="en-US"/>
+        </w:rPr>
+        <w:t>переменные</w:t>
+      </w:r>
+      <w:proofErr w:type="spellEnd"/>
+      <w:r>
+        <w:rPr>
+          <w:lang w:val="en-US"/>
+        </w:rPr>
+        <w:t xml:space="preserve"> (extern) */</w:t>
+      </w:r>
+    </w:p>
+    <w:p>
+      <w:pPr>
+        <w:spacing w:after="0" w:line="192" w:lineRule="auto"/>
+        <w:rPr>
+          <w:lang w:val="en-US"/>
+        </w:rPr>
+      </w:pPr>
+      <w:r>
+        <w:rPr>
+          <w:lang w:val="en-US"/>
+        </w:rPr>
+        <w:t>extern Display *</w:t>
+      </w:r>
+      <w:proofErr w:type="spellStart"/>
+      <w:r>
+        <w:rPr>
+          <w:lang w:val="en-US"/>
+        </w:rPr>
+        <w:t>dpy</w:t>
+      </w:r>
+      <w:proofErr w:type="spellEnd"/>
+      <w:r>
+        <w:rPr>
+          <w:lang w:val="en-US"/>
+        </w:rPr>
+        <w:t>;</w:t>
+      </w:r>
+    </w:p>
+    <w:p>
+      <w:pPr>
+        <w:spacing w:after="0" w:line="192" w:lineRule="auto"/>
+        <w:rPr>
+          <w:lang w:val="en-US"/>
+        </w:rPr>
+      </w:pPr>
+      <w:r>
+        <w:rPr>
+          <w:lang w:val="en-US"/>
+        </w:rPr>
+        <w:t>extern Window win;</w:t>
+      </w:r>
+    </w:p>
+    <w:p>
+      <w:pPr>
+        <w:spacing w:after="0" w:line="192" w:lineRule="auto"/>
+        <w:rPr>
+          <w:lang w:val="en-US"/>
+        </w:rPr>
+      </w:pPr>
+      <w:r>
+        <w:rPr>
+          <w:lang w:val="en-US"/>
+        </w:rPr>
+        <w:t xml:space="preserve">extern GC </w:t>
+      </w:r>
+      <w:proofErr w:type="spellStart"/>
+      <w:r>
+        <w:rPr>
+          <w:lang w:val="en-US"/>
+        </w:rPr>
+        <w:t>gc</w:t>
+      </w:r>
+      <w:proofErr w:type="spellEnd"/>
+      <w:r>
+        <w:rPr>
+          <w:lang w:val="en-US"/>
+        </w:rPr>
+        <w:t>;</w:t>
+      </w:r>
+    </w:p>
+    <w:p>
+      <w:pPr>
+        <w:spacing w:after="0" w:line="192" w:lineRule="auto"/>
+        <w:rPr>
+          <w:lang w:val="en-US"/>
+        </w:rPr>
+      </w:pPr>
+      <w:r>
+        <w:rPr>
+          <w:lang w:val="en-US"/>
+        </w:rPr>
+        <w:t>extern int screen;</w:t>
+      </w:r>
+    </w:p>
+    <w:p>
+      <w:pPr>
+        <w:spacing w:after="0" w:line="192" w:lineRule="auto"/>
+        <w:rPr>
+          <w:lang w:val="en-US"/>
+        </w:rPr>
+      </w:pPr>
+      <w:r>
+        <w:rPr>
+          <w:lang w:val="en-US"/>
+        </w:rPr>
+        <w:t xml:space="preserve">extern int rows, cols, </w:t>
+      </w:r>
+      <w:proofErr w:type="spellStart"/>
+      <w:r>
+        <w:rPr>
+          <w:lang w:val="en-US"/>
+        </w:rPr>
+        <w:t>cell_size</w:t>
+      </w:r>
+      <w:proofErr w:type="spellEnd"/>
+      <w:r>
+        <w:rPr>
+          <w:lang w:val="en-US"/>
+        </w:rPr>
+        <w:t>;</w:t>
+      </w:r>
+    </w:p>
+    <w:p>
+      <w:pPr>
+        <w:spacing w:after="0" w:line="192" w:lineRule="auto"/>
+        <w:rPr>
+          <w:lang w:val="en-US"/>
+        </w:rPr>
+      </w:pPr>
+      <w:r>
+        <w:rPr>
+          <w:lang w:val="en-US"/>
+        </w:rPr>
+        <w:t>extern Cell **cells;</w:t>
+      </w:r>
+    </w:p>
+    <w:p>
+      <w:pPr>
+        <w:spacing w:after="0" w:line="192" w:lineRule="auto"/>
+        <w:rPr>
+          <w:lang w:val="en-US"/>
+        </w:rPr>
+      </w:pPr>
+      <w:r>
+        <w:rPr>
+          <w:lang w:val="en-US"/>
+        </w:rPr>
+        <w:t xml:space="preserve">extern Pixel </w:t>
+      </w:r>
+      <w:proofErr w:type="spellStart"/>
+      <w:r>
+        <w:rPr>
+          <w:lang w:val="en-US"/>
+        </w:rPr>
+        <w:t>color_red</w:t>
+      </w:r>
+      <w:proofErr w:type="spellEnd"/>
+      <w:r>
+        <w:rPr>
+          <w:lang w:val="en-US"/>
+        </w:rPr>
+        <w:t xml:space="preserve">, </w:t>
+      </w:r>
+      <w:proofErr w:type="spellStart"/>
+      <w:r>
+        <w:rPr>
+          <w:lang w:val="en-US"/>
+        </w:rPr>
+        <w:t>color_green</w:t>
+      </w:r>
+      <w:proofErr w:type="spellEnd"/>
+      <w:r>
+        <w:rPr>
+          <w:lang w:val="en-US"/>
+        </w:rPr>
+        <w:t xml:space="preserve">, </w:t>
+      </w:r>
+      <w:proofErr w:type="spellStart"/>
+      <w:r>
+        <w:rPr>
+          <w:lang w:val="en-US"/>
+        </w:rPr>
+        <w:t>color_blue</w:t>
+      </w:r>
+      <w:proofErr w:type="spellEnd"/>
+      <w:r>
+        <w:rPr>
+          <w:lang w:val="en-US"/>
+        </w:rPr>
+        <w:t>;</w:t>
+      </w:r>
+    </w:p>
+    <w:p>
+      <w:pPr>
+        <w:spacing w:after="0" w:line="192" w:lineRule="auto"/>
+        <w:rPr>
+          <w:lang w:val="en-US"/>
+        </w:rPr>
+      </w:pPr>
+    </w:p>
+    <w:p>
+      <w:pPr>
+        <w:spacing w:after="0" w:line="192" w:lineRule="auto"/>
+      </w:pPr>
+      <w:r>
+        <w:t xml:space="preserve">/* Прототипы функций из </w:t>
+      </w:r>
+      <w:r>
+        <w:rPr>
+          <w:lang w:val="en-US"/>
+        </w:rPr>
+        <w:t>logic</w:t>
+      </w:r>
+      <w:r>
+        <w:t>.</w:t>
+      </w:r>
+      <w:r>
+        <w:rPr>
+          <w:lang w:val="en-US"/>
+        </w:rPr>
+        <w:t>c</w:t>
+      </w:r>
+      <w:r>
+        <w:t xml:space="preserve"> */</w:t>
+      </w:r>
+    </w:p>
+    <w:p>
+      <w:pPr>
+        <w:spacing w:after="0" w:line="192" w:lineRule="auto"/>
+        <w:rPr>
+          <w:lang w:val="en-US"/>
+        </w:rPr>
+      </w:pPr>
+      <w:r>
+        <w:rPr>
+          <w:lang w:val="en-US"/>
+        </w:rPr>
+        <w:t xml:space="preserve">void </w:t>
+      </w:r>
+      <w:proofErr w:type="spellStart"/>
+      <w:r>
+        <w:rPr>
+          <w:lang w:val="en-US"/>
+        </w:rPr>
+        <w:t>init_colors</w:t>
+      </w:r>
+      <w:proofErr w:type="spellEnd"/>
+      <w:r>
+        <w:rPr>
+          <w:lang w:val="en-US"/>
+        </w:rPr>
+        <w:t>(void);</w:t>
+      </w:r>
+    </w:p>
+    <w:p>
+      <w:pPr>
+        <w:spacing w:after="0" w:line="192" w:lineRule="auto"/>
+        <w:rPr>
+          <w:lang w:val="en-US"/>
+        </w:rPr>
+      </w:pPr>
+      <w:r>
+        <w:rPr>
+          <w:lang w:val="en-US"/>
+        </w:rPr>
+        <w:t xml:space="preserve">void </w:t>
+      </w:r>
+      <w:proofErr w:type="spellStart"/>
+      <w:r>
+        <w:rPr>
+          <w:lang w:val="en-US"/>
+        </w:rPr>
+        <w:t>set_all_triangles</w:t>
+      </w:r>
+      <w:proofErr w:type="spellEnd"/>
+      <w:r>
+        <w:rPr>
+          <w:lang w:val="en-US"/>
+        </w:rPr>
+        <w:t>(Pixel color);</w:t>
+      </w:r>
+    </w:p>
+    <w:p>
+      <w:pPr>
+        <w:spacing w:after="0" w:line="192" w:lineRule="auto"/>
+        <w:rPr>
+          <w:lang w:val="en-US"/>
+        </w:rPr>
+      </w:pPr>
+      <w:r>
+        <w:rPr>
+          <w:lang w:val="en-US"/>
+        </w:rPr>
+        <w:t xml:space="preserve">void </w:t>
+      </w:r>
+      <w:proofErr w:type="spellStart"/>
+      <w:r>
+        <w:rPr>
+          <w:lang w:val="en-US"/>
+        </w:rPr>
+        <w:t>free_cells</w:t>
+      </w:r>
+      <w:proofErr w:type="spellEnd"/>
+      <w:r>
+        <w:rPr>
+          <w:lang w:val="en-US"/>
+        </w:rPr>
+        <w:t>(void);</w:t>
+      </w:r>
+    </w:p>
+    <w:p>
+      <w:pPr>
+        <w:spacing w:after="0" w:line="192" w:lineRule="auto"/>
+        <w:rPr>
+          <w:lang w:val="en-US"/>
+        </w:rPr>
+      </w:pPr>
+      <w:r>
+        <w:rPr>
+          <w:lang w:val="en-US"/>
+        </w:rPr>
+        <w:t xml:space="preserve">int </w:t>
+      </w:r>
+      <w:proofErr w:type="spellStart"/>
+      <w:r>
+        <w:rPr>
+          <w:lang w:val="en-US"/>
+        </w:rPr>
+        <w:t>get_triangle_index</w:t>
+      </w:r>
+      <w:proofErr w:type="spellEnd"/>
+      <w:r>
+        <w:rPr>
+          <w:lang w:val="en-US"/>
+        </w:rPr>
+        <w:t xml:space="preserve">(int row, int col, int dx, int </w:t>
+      </w:r>
+      <w:proofErr w:type="spellStart"/>
+      <w:r>
+        <w:rPr>
+          <w:lang w:val="en-US"/>
+        </w:rPr>
+        <w:t>dy</w:t>
+      </w:r>
+      <w:proofErr w:type="spellEnd"/>
+      <w:r>
+        <w:rPr>
+          <w:lang w:val="en-US"/>
+        </w:rPr>
+        <w:t>);</w:t>
+      </w:r>
+    </w:p>
+    <w:p>
+      <w:pPr>
+        <w:spacing w:after="0" w:line="192" w:lineRule="auto"/>
+        <w:rPr>
+          <w:lang w:val="en-US"/>
+        </w:rPr>
+      </w:pPr>
+    </w:p>
+    <w:p>
+      <w:pPr>
+        <w:spacing w:after="0" w:line="192" w:lineRule="auto"/>
+      </w:pPr>
+      <w:r>
+        <w:t xml:space="preserve">/* Прототипы функций из </w:t>
+      </w:r>
+      <w:r>
+        <w:rPr>
+          <w:lang w:val="en-US"/>
+        </w:rPr>
+        <w:t>display</w:t>
+      </w:r>
+      <w:r>
+        <w:t>.</w:t>
+      </w:r>
+      <w:r>
+        <w:rPr>
+          <w:lang w:val="en-US"/>
+        </w:rPr>
+        <w:t>c</w:t>
+      </w:r>
+      <w:r>
+        <w:t xml:space="preserve"> */</w:t>
+      </w:r>
+    </w:p>
+    <w:p>
+      <w:pPr>
+        <w:spacing w:after="0" w:line="192" w:lineRule="auto"/>
+        <w:rPr>
+          <w:lang w:val="en-US"/>
+        </w:rPr>
+      </w:pPr>
+      <w:r>
+        <w:rPr>
+          <w:lang w:val="en-US"/>
+        </w:rPr>
+        <w:t xml:space="preserve">void </w:t>
+      </w:r>
+      <w:proofErr w:type="spellStart"/>
+      <w:r>
+        <w:rPr>
+          <w:lang w:val="en-US"/>
+        </w:rPr>
+        <w:t>draw_triangle</w:t>
+      </w:r>
+      <w:proofErr w:type="spellEnd"/>
+      <w:r>
+        <w:rPr>
+          <w:lang w:val="en-US"/>
+        </w:rPr>
+        <w:t xml:space="preserve">(int row, int col, int </w:t>
+      </w:r>
+      <w:proofErr w:type="spellStart"/>
+      <w:r>
+        <w:rPr>
+          <w:lang w:val="en-US"/>
+        </w:rPr>
+        <w:t>idx</w:t>
+      </w:r>
+      <w:proofErr w:type="spellEnd"/>
+      <w:r>
+        <w:rPr>
+          <w:lang w:val="en-US"/>
+        </w:rPr>
+        <w:t>);</w:t>
+      </w:r>
+    </w:p>
+    <w:p>
+      <w:pPr>
+        <w:spacing w:after="0" w:line="192" w:lineRule="auto"/>
+        <w:rPr>
+          <w:lang w:val="en-US"/>
+        </w:rPr>
+      </w:pPr>
+      <w:r>
+        <w:rPr>
+          <w:lang w:val="en-US"/>
+        </w:rPr>
+        <w:t xml:space="preserve">void </w:t>
+      </w:r>
+      <w:proofErr w:type="spellStart"/>
+      <w:r>
+        <w:rPr>
+          <w:lang w:val="en-US"/>
+        </w:rPr>
+        <w:t>draw_diagonal</w:t>
+      </w:r>
+      <w:proofErr w:type="spellEnd"/>
+      <w:r>
+        <w:rPr>
+          <w:lang w:val="en-US"/>
+        </w:rPr>
+        <w:t>(int row, int col);</w:t>
+      </w:r>
+    </w:p>
+    <w:p>
+      <w:pPr>
+        <w:spacing w:after="0" w:line="192" w:lineRule="auto"/>
+        <w:rPr>
+          <w:lang w:val="en-US"/>
+        </w:rPr>
+      </w:pPr>
+      <w:r>
+        <w:rPr>
+          <w:lang w:val="en-US"/>
+        </w:rPr>
+        <w:t xml:space="preserve">void </w:t>
+      </w:r>
+      <w:proofErr w:type="spellStart"/>
+      <w:r>
+        <w:rPr>
+          <w:lang w:val="en-US"/>
+        </w:rPr>
+        <w:t>draw_cell</w:t>
+      </w:r>
+      <w:proofErr w:type="spellEnd"/>
+      <w:r>
+        <w:rPr>
+          <w:lang w:val="en-US"/>
+        </w:rPr>
+        <w:t>(int row, int col);</w:t>
+      </w:r>
+    </w:p>
+    <w:p>
+      <w:pPr>
+        <w:spacing w:after="0" w:line="192" w:lineRule="auto"/>
+        <w:rPr>
+          <w:lang w:val="en-US"/>
+        </w:rPr>
+      </w:pPr>
+      <w:r>
+        <w:rPr>
+          <w:lang w:val="en-US"/>
+        </w:rPr>
+        <w:t xml:space="preserve">void </w:t>
+      </w:r>
+      <w:proofErr w:type="spellStart"/>
+      <w:r>
+        <w:rPr>
+          <w:lang w:val="en-US"/>
+        </w:rPr>
+        <w:t>draw_all</w:t>
+      </w:r>
+      <w:proofErr w:type="spellEnd"/>
+      <w:r>
+        <w:rPr>
+          <w:lang w:val="en-US"/>
+        </w:rPr>
+        <w:t>(void);</w:t>
+      </w:r>
+    </w:p>
+    <w:p>
+      <w:pPr>
+        <w:spacing w:after="0" w:line="192" w:lineRule="auto"/>
+        <w:rPr>
+          <w:lang w:val="en-US"/>
+        </w:rPr>
+      </w:pPr>
+      <w:r>
+        <w:rPr>
+          <w:lang w:val="en-US"/>
+        </w:rPr>
+        <w:t xml:space="preserve">void </w:t>
+      </w:r>
+      <w:proofErr w:type="spellStart"/>
+      <w:r>
+        <w:rPr>
+          <w:lang w:val="en-US"/>
+        </w:rPr>
+        <w:t>create_main_window</w:t>
+      </w:r>
+      <w:proofErr w:type="spellEnd"/>
+      <w:r>
+        <w:rPr>
+          <w:lang w:val="en-US"/>
+        </w:rPr>
+        <w:t>(void);</w:t>
+      </w:r>
+    </w:p>
+    <w:p>
+      <w:pPr>
+        <w:spacing w:after="0" w:line="192" w:lineRule="auto"/>
+        <w:rPr>
+          <w:lang w:val="en-US"/>
+        </w:rPr>
+      </w:pPr>
+      <w:r>
+        <w:rPr>
+          <w:lang w:val="en-US"/>
+        </w:rPr>
+        <w:t xml:space="preserve">void </w:t>
+      </w:r>
+      <w:proofErr w:type="spellStart"/>
+      <w:r>
+        <w:rPr>
+          <w:lang w:val="en-US"/>
+        </w:rPr>
+        <w:t>allocate_cells</w:t>
+      </w:r>
+      <w:proofErr w:type="spellEnd"/>
+      <w:r>
+        <w:rPr>
+          <w:lang w:val="en-US"/>
+        </w:rPr>
+        <w:t>(void);</w:t>
+      </w:r>
+    </w:p>
+    <w:p>
+      <w:pPr>
+        <w:spacing w:after="0" w:line="192" w:lineRule="auto"/>
+        <w:rPr>
+          <w:lang w:val="en-US"/>
+        </w:rPr>
+      </w:pPr>
+      <w:r>
+        <w:rPr>
+          <w:lang w:val="en-US"/>
+        </w:rPr>
+        <w:t xml:space="preserve">void </w:t>
+      </w:r>
+      <w:proofErr w:type="spellStart"/>
+      <w:r>
+        <w:rPr>
+          <w:lang w:val="en-US"/>
+        </w:rPr>
+        <w:t>run_event_loop</w:t>
+      </w:r>
+      <w:proofErr w:type="spellEnd"/>
+      <w:r>
+        <w:rPr>
+          <w:lang w:val="en-US"/>
+        </w:rPr>
+        <w:t>(void);</w:t>
+      </w:r>
+    </w:p>
+    <w:p>
+      <w:pPr>
+        <w:spacing w:after="0" w:line="192" w:lineRule="auto"/>
+        <w:rPr>
+          <w:lang w:val="en-US"/>
+        </w:rPr>
+      </w:pPr>
+    </w:p>
+    <w:p>
+      <w:pPr>
+        <w:spacing w:after="0" w:line="192" w:lineRule="auto"/>
+        <w:rPr>
+          <w:lang w:val="en-US"/>
+        </w:rPr>
+      </w:pPr>
+      <w:r>
+        <w:rPr>
+          <w:lang w:val="en-US"/>
+        </w:rPr>
+        <w:t>#endif</w:t>
+      </w:r>
+    </w:p>
+    <w:p>
+      <w:pPr>
+        <w:spacing w:after="0" w:line="192" w:lineRule="auto"/>
+        <w:rPr>
+          <w:lang w:val="en-US"/>
+        </w:rPr>
+      </w:pPr>
+    </w:p>
+    <w:p>
+      <w:pPr>
+        <w:spacing w:after="0" w:line="192" w:lineRule="auto"/>
+        <w:rPr>
+          <w:b/>
+          <w:bCs/>
+          <w:lang w:val="en-US"/>
+        </w:rPr>
+      </w:pPr>
+      <w:proofErr w:type="spellStart"/>
+      <w:r>
+        <w:rPr>
+          <w:b/>
+          <w:bCs/>
+          <w:lang w:val="en-US"/>
+        </w:rPr>
+        <w:t>Logic.c</w:t>
+      </w:r>
+      <w:proofErr w:type="spellEnd"/>
+    </w:p>
+    <w:p>
+      <w:pPr>
+        <w:spacing w:after="0" w:line="192" w:lineRule="auto"/>
+        <w:rPr>
+          <w:lang w:val="en-US"/>
+        </w:rPr>
+      </w:pPr>
+      <w:r>
+        <w:rPr>
+          <w:lang w:val="en-US"/>
+        </w:rPr>
+        <w:t>#include "</w:t>
+      </w:r>
+      <w:proofErr w:type="spellStart"/>
+      <w:r>
+        <w:rPr>
+          <w:lang w:val="en-US"/>
+        </w:rPr>
+        <w:t>head.h</w:t>
+      </w:r>
+      <w:proofErr w:type="spellEnd"/>
+      <w:r>
+        <w:rPr>
+          <w:lang w:val="en-US"/>
+        </w:rPr>
+        <w:t>"</w:t>
+      </w:r>
+    </w:p>
+    <w:p>
+      <w:pPr>
+        <w:spacing w:after="0" w:line="192" w:lineRule="auto"/>
+        <w:rPr>
+          <w:lang w:val="en-US"/>
+        </w:rPr>
+      </w:pPr>
+    </w:p>
+    <w:p>
+      <w:pPr>
+        <w:spacing w:after="0" w:line="192" w:lineRule="auto"/>
+      </w:pPr>
+      <w:r>
+        <w:t>/* Инициализация цветов (красный, зелёный, синий) */</w:t>
+      </w:r>
+    </w:p>
+    <w:p>
+      <w:pPr>
+        <w:spacing w:after="0" w:line="192" w:lineRule="auto"/>
+        <w:rPr>
+          <w:lang w:val="en-US"/>
+        </w:rPr>
+      </w:pPr>
+      <w:r>
+        <w:rPr>
+          <w:lang w:val="en-US"/>
+        </w:rPr>
+        <w:t xml:space="preserve">void </w:t>
+      </w:r>
+      <w:proofErr w:type="spellStart"/>
+      <w:r>
+        <w:rPr>
+          <w:lang w:val="en-US"/>
+        </w:rPr>
+        <w:t>init_colors</w:t>
+      </w:r>
+      <w:proofErr w:type="spellEnd"/>
+      <w:r>
+        <w:rPr>
+          <w:lang w:val="en-US"/>
+        </w:rPr>
+        <w:t>(void) {</w:t>
+      </w:r>
+    </w:p>
+    <w:p>
+      <w:pPr>
+        <w:spacing w:after="0" w:line="192" w:lineRule="auto"/>
+        <w:rPr>
+          <w:lang w:val="en-US"/>
+        </w:rPr>
+      </w:pPr>
+      <w:r>
+        <w:rPr>
+          <w:lang w:val="en-US"/>
+        </w:rPr>
+        <w:t xml:space="preserve">    Colormap </w:t>
+      </w:r>
+      <w:proofErr w:type="spellStart"/>
+      <w:r>
+        <w:rPr>
+          <w:lang w:val="en-US"/>
+        </w:rPr>
+        <w:t>cmap</w:t>
+      </w:r>
+      <w:proofErr w:type="spellEnd"/>
+      <w:r>
+        <w:rPr>
+          <w:lang w:val="en-US"/>
+        </w:rPr>
+        <w:t xml:space="preserve"> = </w:t>
+      </w:r>
+      <w:proofErr w:type="spellStart"/>
+      <w:r>
+        <w:rPr>
+          <w:lang w:val="en-US"/>
+        </w:rPr>
+        <w:t>DefaultColormap</w:t>
+      </w:r>
+      <w:proofErr w:type="spellEnd"/>
+      <w:r>
+        <w:rPr>
+          <w:lang w:val="en-US"/>
+        </w:rPr>
+        <w:t>(</w:t>
+      </w:r>
+      <w:proofErr w:type="spellStart"/>
+      <w:r>
+        <w:rPr>
+          <w:lang w:val="en-US"/>
+        </w:rPr>
+        <w:t>dpy</w:t>
+      </w:r>
+      <w:proofErr w:type="spellEnd"/>
+      <w:r>
+        <w:rPr>
+          <w:lang w:val="en-US"/>
+        </w:rPr>
+        <w:t>, screen);</w:t>
+      </w:r>
+    </w:p>
+    <w:p>
+      <w:pPr>
+        <w:spacing w:after="0" w:line="192" w:lineRule="auto"/>
+        <w:rPr>
+          <w:lang w:val="en-US"/>
+        </w:rPr>
+      </w:pPr>
+      <w:r>
+        <w:rPr>
+          <w:lang w:val="en-US"/>
+        </w:rPr>
+        <w:t xml:space="preserve">    </w:t>
+      </w:r>
+      <w:proofErr w:type="spellStart"/>
+      <w:r>
+        <w:rPr>
+          <w:lang w:val="en-US"/>
+        </w:rPr>
+        <w:t>XColor</w:t>
+      </w:r>
+      <w:proofErr w:type="spellEnd"/>
+      <w:r>
+        <w:rPr>
+          <w:lang w:val="en-US"/>
+        </w:rPr>
+        <w:t xml:space="preserve"> </w:t>
+      </w:r>
+      <w:proofErr w:type="spellStart"/>
+      <w:r>
+        <w:rPr>
+          <w:lang w:val="en-US"/>
+        </w:rPr>
+        <w:t>xcol</w:t>
+      </w:r>
+      <w:proofErr w:type="spellEnd"/>
+      <w:r>
+        <w:rPr>
+          <w:lang w:val="en-US"/>
+        </w:rPr>
+        <w:t>;</w:t>
+      </w:r>
+    </w:p>
+    <w:p>
+      <w:pPr>
+        <w:spacing w:after="0" w:line="192" w:lineRule="auto"/>
+        <w:rPr>
+          <w:lang w:val="en-US"/>
+        </w:rPr>
+      </w:pPr>
+    </w:p>
+    <w:p>
+      <w:pPr>
+        <w:spacing w:after="0" w:line="192" w:lineRule="auto"/>
+        <w:rPr>
+          <w:lang w:val="en-US"/>
+        </w:rPr>
+      </w:pPr>
+      <w:r>
+        <w:rPr>
+          <w:lang w:val="en-US"/>
+        </w:rPr>
+        <w:t xml:space="preserve">    </w:t>
+      </w:r>
+      <w:proofErr w:type="spellStart"/>
+      <w:r>
+        <w:rPr>
+          <w:lang w:val="en-US"/>
+        </w:rPr>
+        <w:t>XParseColor</w:t>
+      </w:r>
+      <w:proofErr w:type="spellEnd"/>
+      <w:r>
+        <w:rPr>
+          <w:lang w:val="en-US"/>
+        </w:rPr>
+        <w:t>(</w:t>
+      </w:r>
+      <w:proofErr w:type="spellStart"/>
+      <w:r>
+        <w:rPr>
+          <w:lang w:val="en-US"/>
+        </w:rPr>
+        <w:t>dpy</w:t>
+      </w:r>
+      <w:proofErr w:type="spellEnd"/>
+      <w:r>
+        <w:rPr>
+          <w:lang w:val="en-US"/>
+        </w:rPr>
+        <w:t xml:space="preserve">, </w:t>
+      </w:r>
+      <w:proofErr w:type="spellStart"/>
+      <w:r>
+        <w:rPr>
+          <w:lang w:val="en-US"/>
+        </w:rPr>
+        <w:t>cmap</w:t>
+      </w:r>
+      <w:proofErr w:type="spellEnd"/>
+      <w:r>
+        <w:rPr>
+          <w:lang w:val="en-US"/>
+        </w:rPr>
+        <w:t>, "red", &amp;</w:t>
+      </w:r>
+      <w:proofErr w:type="spellStart"/>
+      <w:r>
+        <w:rPr>
+          <w:lang w:val="en-US"/>
+        </w:rPr>
+        <w:t>xcol</w:t>
+      </w:r>
+      <w:proofErr w:type="spellEnd"/>
+      <w:r>
+        <w:rPr>
+          <w:lang w:val="en-US"/>
+        </w:rPr>
+        <w:t>);</w:t>
+      </w:r>
+    </w:p>
+    <w:p>
+      <w:pPr>
+        <w:spacing w:after="0" w:line="192" w:lineRule="auto"/>
+        <w:rPr>
+          <w:lang w:val="en-US"/>
+        </w:rPr>
+      </w:pPr>
+      <w:r>
+        <w:rPr>
+          <w:lang w:val="en-US"/>
+        </w:rPr>
+        <w:t xml:space="preserve">    </w:t>
+      </w:r>
+      <w:proofErr w:type="spellStart"/>
+      <w:r>
+        <w:rPr>
+          <w:lang w:val="en-US"/>
+        </w:rPr>
+        <w:t>XAllocColor</w:t>
+      </w:r>
+      <w:proofErr w:type="spellEnd"/>
+      <w:r>
+        <w:rPr>
+          <w:lang w:val="en-US"/>
+        </w:rPr>
+        <w:t>(</w:t>
+      </w:r>
+      <w:proofErr w:type="spellStart"/>
+      <w:r>
+        <w:rPr>
+          <w:lang w:val="en-US"/>
+        </w:rPr>
+        <w:t>dpy</w:t>
+      </w:r>
+      <w:proofErr w:type="spellEnd"/>
+      <w:r>
+        <w:rPr>
+          <w:lang w:val="en-US"/>
+        </w:rPr>
+        <w:t xml:space="preserve">, </w:t>
+      </w:r>
+      <w:proofErr w:type="spellStart"/>
+      <w:r>
+        <w:rPr>
+          <w:lang w:val="en-US"/>
+        </w:rPr>
+        <w:t>cmap</w:t>
+      </w:r>
+      <w:proofErr w:type="spellEnd"/>
+      <w:r>
+        <w:rPr>
+          <w:lang w:val="en-US"/>
+        </w:rPr>
+        <w:t>, &amp;</w:t>
+      </w:r>
+      <w:proofErr w:type="spellStart"/>
+      <w:r>
+        <w:rPr>
+          <w:lang w:val="en-US"/>
+        </w:rPr>
+        <w:t>xcol</w:t>
+      </w:r>
+      <w:proofErr w:type="spellEnd"/>
+      <w:r>
+        <w:rPr>
+          <w:lang w:val="en-US"/>
+        </w:rPr>
+        <w:t>);</w:t>
+      </w:r>
+    </w:p>
+    <w:p>
+      <w:pPr>
+        <w:spacing w:after="0" w:line="192" w:lineRule="auto"/>
+        <w:rPr>
+          <w:lang w:val="en-US"/>
+        </w:rPr>
+      </w:pPr>
+      <w:r>
+        <w:rPr>
+          <w:lang w:val="en-US"/>
+        </w:rPr>
+        <w:t xml:space="preserve">    </w:t>
+      </w:r>
+      <w:proofErr w:type="spellStart"/>
+      <w:r>
+        <w:rPr>
+          <w:lang w:val="en-US"/>
+        </w:rPr>
+        <w:t>color_red</w:t>
+      </w:r>
+      <w:proofErr w:type="spellEnd"/>
+      <w:r>
+        <w:rPr>
+          <w:lang w:val="en-US"/>
+        </w:rPr>
+        <w:t xml:space="preserve"> = </w:t>
+      </w:r>
+      <w:proofErr w:type="spellStart"/>
+      <w:r>
+        <w:rPr>
+          <w:lang w:val="en-US"/>
+        </w:rPr>
+        <w:t>xcol.pixel</w:t>
+      </w:r>
+      <w:proofErr w:type="spellEnd"/>
+      <w:r>
+        <w:rPr>
+          <w:lang w:val="en-US"/>
+        </w:rPr>
+        <w:t>;</w:t>
+      </w:r>
+    </w:p>
+    <w:p>
+      <w:pPr>
+        <w:spacing w:after="0" w:line="192" w:lineRule="auto"/>
+        <w:rPr>
+          <w:lang w:val="en-US"/>
+        </w:rPr>
+      </w:pPr>
+    </w:p>
+    <w:p>
+      <w:pPr>
+        <w:spacing w:after="0" w:line="192" w:lineRule="auto"/>
+        <w:rPr>
+          <w:lang w:val="en-US"/>
+        </w:rPr>
+      </w:pPr>
+      <w:r>
+        <w:rPr>
+          <w:lang w:val="en-US"/>
+        </w:rPr>
+        <w:t xml:space="preserve">    </w:t>
+      </w:r>
+      <w:proofErr w:type="spellStart"/>
+      <w:r>
+        <w:rPr>
+          <w:lang w:val="en-US"/>
+        </w:rPr>
+        <w:t>XParseColor</w:t>
+      </w:r>
+      <w:proofErr w:type="spellEnd"/>
+      <w:r>
+        <w:rPr>
+          <w:lang w:val="en-US"/>
+        </w:rPr>
+        <w:t>(</w:t>
+      </w:r>
+      <w:proofErr w:type="spellStart"/>
+      <w:r>
+        <w:rPr>
+          <w:lang w:val="en-US"/>
+        </w:rPr>
+        <w:t>dpy</w:t>
+      </w:r>
+      <w:proofErr w:type="spellEnd"/>
+      <w:r>
+        <w:rPr>
+          <w:lang w:val="en-US"/>
+        </w:rPr>
+        <w:t xml:space="preserve">, </w:t>
+      </w:r>
+      <w:proofErr w:type="spellStart"/>
+      <w:r>
+        <w:rPr>
+          <w:lang w:val="en-US"/>
+        </w:rPr>
+        <w:t>cmap</w:t>
+      </w:r>
+      <w:proofErr w:type="spellEnd"/>
+      <w:r>
+        <w:rPr>
+          <w:lang w:val="en-US"/>
+        </w:rPr>
+        <w:t>, "green", &amp;</w:t>
+      </w:r>
+      <w:proofErr w:type="spellStart"/>
+      <w:r>
+        <w:rPr>
+          <w:lang w:val="en-US"/>
+        </w:rPr>
+        <w:t>xcol</w:t>
+      </w:r>
+      <w:proofErr w:type="spellEnd"/>
+      <w:r>
+        <w:rPr>
+          <w:lang w:val="en-US"/>
+        </w:rPr>
+        <w:t>);</w:t>
+      </w:r>
+    </w:p>
+    <w:p>
+      <w:pPr>
+        <w:spacing w:after="0" w:line="192" w:lineRule="auto"/>
+        <w:rPr>
+          <w:lang w:val="en-US"/>
+        </w:rPr>
+      </w:pPr>
+      <w:r>
+        <w:rPr>
+          <w:lang w:val="en-US"/>
+        </w:rPr>
+        <w:t xml:space="preserve">    </w:t>
+      </w:r>
+      <w:proofErr w:type="spellStart"/>
+      <w:r>
+        <w:rPr>
+          <w:lang w:val="en-US"/>
+        </w:rPr>
+        <w:t>XAllocColor</w:t>
+      </w:r>
+      <w:proofErr w:type="spellEnd"/>
+      <w:r>
+        <w:rPr>
+          <w:lang w:val="en-US"/>
+        </w:rPr>
+        <w:t>(</w:t>
+      </w:r>
+      <w:proofErr w:type="spellStart"/>
+      <w:r>
+        <w:rPr>
+          <w:lang w:val="en-US"/>
+        </w:rPr>
+        <w:t>dpy</w:t>
+      </w:r>
+      <w:proofErr w:type="spellEnd"/>
+      <w:r>
+        <w:rPr>
+          <w:lang w:val="en-US"/>
+        </w:rPr>
+        <w:t xml:space="preserve">, </w:t>
+      </w:r>
+      <w:proofErr w:type="spellStart"/>
+      <w:r>
+        <w:rPr>
+          <w:lang w:val="en-US"/>
+        </w:rPr>
+        <w:t>cmap</w:t>
+      </w:r>
+      <w:proofErr w:type="spellEnd"/>
+      <w:r>
+        <w:rPr>
+          <w:lang w:val="en-US"/>
+        </w:rPr>
+        <w:t>, &amp;</w:t>
+      </w:r>
+      <w:proofErr w:type="spellStart"/>
+      <w:r>
+        <w:rPr>
+          <w:lang w:val="en-US"/>
+        </w:rPr>
+        <w:t>xcol</w:t>
+      </w:r>
+      <w:proofErr w:type="spellEnd"/>
+      <w:r>
+        <w:rPr>
+          <w:lang w:val="en-US"/>
+        </w:rPr>
+        <w:t>);</w:t>
+      </w:r>
+    </w:p>
+    <w:p>
+      <w:pPr>
+        <w:spacing w:after="0" w:line="192" w:lineRule="auto"/>
+        <w:rPr>
+          <w:lang w:val="en-US"/>
+        </w:rPr>
+      </w:pPr>
+      <w:r>
+        <w:rPr>
+          <w:lang w:val="en-US"/>
+        </w:rPr>
+        <w:t xml:space="preserve">    </w:t>
+      </w:r>
+      <w:proofErr w:type="spellStart"/>
+      <w:r>
+        <w:rPr>
+          <w:lang w:val="en-US"/>
+        </w:rPr>
+        <w:t>color_green</w:t>
+      </w:r>
+      <w:proofErr w:type="spellEnd"/>
+      <w:r>
+        <w:rPr>
+          <w:lang w:val="en-US"/>
+        </w:rPr>
+        <w:t xml:space="preserve"> = </w:t>
+      </w:r>
+      <w:proofErr w:type="spellStart"/>
+      <w:r>
+        <w:rPr>
+          <w:lang w:val="en-US"/>
+        </w:rPr>
+        <w:t>xcol.pixel</w:t>
+      </w:r>
+      <w:proofErr w:type="spellEnd"/>
+      <w:r>
+        <w:rPr>
+          <w:lang w:val="en-US"/>
+        </w:rPr>
+        <w:t>;</w:t>
+      </w:r>
+    </w:p>
+    <w:p>
+      <w:pPr>
+        <w:spacing w:after="0" w:line="192" w:lineRule="auto"/>
+        <w:rPr>
+          <w:lang w:val="en-US"/>
+        </w:rPr>
+      </w:pPr>
+    </w:p>
+    <w:p>
+      <w:pPr>
+        <w:spacing w:after="0" w:line="192" w:lineRule="auto"/>
+        <w:rPr>
+          <w:lang w:val="en-US"/>
+        </w:rPr>
+      </w:pPr>
+      <w:r>
+        <w:rPr>
+          <w:lang w:val="en-US"/>
+        </w:rPr>
+        <w:t xml:space="preserve">    </w:t>
+      </w:r>
+      <w:proofErr w:type="spellStart"/>
+      <w:r>
+        <w:rPr>
+          <w:lang w:val="en-US"/>
+        </w:rPr>
+        <w:t>XParseColor</w:t>
+      </w:r>
+      <w:proofErr w:type="spellEnd"/>
+      <w:r>
+        <w:rPr>
+          <w:lang w:val="en-US"/>
+        </w:rPr>
+        <w:t>(</w:t>
+      </w:r>
+      <w:proofErr w:type="spellStart"/>
+      <w:r>
+        <w:rPr>
+          <w:lang w:val="en-US"/>
+        </w:rPr>
+        <w:t>dpy</w:t>
+      </w:r>
+      <w:proofErr w:type="spellEnd"/>
+      <w:r>
+        <w:rPr>
+          <w:lang w:val="en-US"/>
+        </w:rPr>
+        <w:t xml:space="preserve">, </w:t>
+      </w:r>
+      <w:proofErr w:type="spellStart"/>
+      <w:r>
+        <w:rPr>
+          <w:lang w:val="en-US"/>
+        </w:rPr>
+        <w:t>cmap</w:t>
+      </w:r>
+      <w:proofErr w:type="spellEnd"/>
+      <w:r>
+        <w:rPr>
+          <w:lang w:val="en-US"/>
+        </w:rPr>
+        <w:t>, "blue", &amp;</w:t>
+      </w:r>
+      <w:proofErr w:type="spellStart"/>
+      <w:r>
+        <w:rPr>
+          <w:lang w:val="en-US"/>
+        </w:rPr>
+        <w:t>xcol</w:t>
+      </w:r>
+      <w:proofErr w:type="spellEnd"/>
+      <w:r>
+        <w:rPr>
+          <w:lang w:val="en-US"/>
+        </w:rPr>
+        <w:t>);</w:t>
+      </w:r>
+    </w:p>
+    <w:p>
+      <w:pPr>
+        <w:spacing w:after="0" w:line="192" w:lineRule="auto"/>
+        <w:rPr>
+          <w:lang w:val="en-US"/>
+        </w:rPr>
+      </w:pPr>
+      <w:r>
+        <w:rPr>
+          <w:lang w:val="en-US"/>
+        </w:rPr>
+        <w:t xml:space="preserve">    </w:t>
+      </w:r>
+      <w:proofErr w:type="spellStart"/>
+      <w:r>
+        <w:rPr>
+          <w:lang w:val="en-US"/>
+        </w:rPr>
+        <w:t>XAllocColor</w:t>
+      </w:r>
+      <w:proofErr w:type="spellEnd"/>
+      <w:r>
+        <w:rPr>
+          <w:lang w:val="en-US"/>
+        </w:rPr>
+        <w:t>(</w:t>
+      </w:r>
+      <w:proofErr w:type="spellStart"/>
+      <w:r>
+        <w:rPr>
+          <w:lang w:val="en-US"/>
+        </w:rPr>
+        <w:t>dpy</w:t>
+      </w:r>
+      <w:proofErr w:type="spellEnd"/>
+      <w:r>
+        <w:rPr>
+          <w:lang w:val="en-US"/>
+        </w:rPr>
+        <w:t xml:space="preserve">, </w:t>
+      </w:r>
+      <w:proofErr w:type="spellStart"/>
+      <w:r>
+        <w:rPr>
+          <w:lang w:val="en-US"/>
+        </w:rPr>
+        <w:t>cmap</w:t>
+      </w:r>
+      <w:proofErr w:type="spellEnd"/>
+      <w:r>
+        <w:rPr>
+          <w:lang w:val="en-US"/>
+        </w:rPr>
+        <w:t>, &amp;</w:t>
+      </w:r>
+      <w:proofErr w:type="spellStart"/>
+      <w:r>
+        <w:rPr>
+          <w:lang w:val="en-US"/>
+        </w:rPr>
+        <w:t>xcol</w:t>
+      </w:r>
+      <w:proofErr w:type="spellEnd"/>
+      <w:r>
+        <w:rPr>
+          <w:lang w:val="en-US"/>
+        </w:rPr>
+        <w:t>);</w:t>
+      </w:r>
+    </w:p>
+    <w:p>
+      <w:pPr>
+        <w:spacing w:after="0" w:line="192" w:lineRule="auto"/>
+        <w:rPr>
+          <w:lang w:val="en-US"/>
+        </w:rPr>
+      </w:pPr>
+      <w:r>
+        <w:rPr>
+          <w:lang w:val="en-US"/>
+        </w:rPr>
+        <w:t xml:space="preserve">    </w:t>
+      </w:r>
+      <w:proofErr w:type="spellStart"/>
+      <w:r>
+        <w:rPr>
+          <w:lang w:val="en-US"/>
+        </w:rPr>
+        <w:t>color_blue</w:t>
+      </w:r>
+      <w:proofErr w:type="spellEnd"/>
+      <w:r>
+        <w:rPr>
+          <w:lang w:val="en-US"/>
+        </w:rPr>
+        <w:t xml:space="preserve"> = </w:t>
+      </w:r>
+      <w:proofErr w:type="spellStart"/>
+      <w:r>
+        <w:rPr>
+          <w:lang w:val="en-US"/>
+        </w:rPr>
+        <w:t>xcol.pixel</w:t>
+      </w:r>
+      <w:proofErr w:type="spellEnd"/>
+      <w:r>
+        <w:rPr>
+          <w:lang w:val="en-US"/>
+        </w:rPr>
+        <w:t>;</w:t>
+      </w:r>
+    </w:p>
+    <w:p>
+      <w:pPr>
+        <w:spacing w:after="0" w:line="192" w:lineRule="auto"/>
+      </w:pPr>
+      <w:r>
+        <w:t>}</w:t>
+      </w:r>
+    </w:p>
+    <w:p>
+      <w:pPr>
+        <w:spacing w:after="0" w:line="192" w:lineRule="auto"/>
+      </w:pPr>
+    </w:p>
+    <w:p>
+      <w:pPr>
+        <w:spacing w:after="0" w:line="192" w:lineRule="auto"/>
+      </w:pPr>
+      <w:r>
+        <w:t>/* Установка цвета для всех треугольников */</w:t>
+      </w:r>
+    </w:p>
+    <w:p>
+      <w:pPr>
+        <w:spacing w:after="0" w:line="192" w:lineRule="auto"/>
+        <w:rPr>
+          <w:lang w:val="en-US"/>
+        </w:rPr>
+      </w:pPr>
+      <w:r>
+        <w:rPr>
+          <w:lang w:val="en-US"/>
+        </w:rPr>
+        <w:t xml:space="preserve">void </w:t>
+      </w:r>
+      <w:proofErr w:type="spellStart"/>
+      <w:r>
+        <w:rPr>
+          <w:lang w:val="en-US"/>
+        </w:rPr>
+        <w:t>set_all_triangles</w:t>
+      </w:r>
+      <w:proofErr w:type="spellEnd"/>
+      <w:r>
+        <w:rPr>
+          <w:lang w:val="en-US"/>
+        </w:rPr>
+        <w:t>(Pixel color) {</w:t>
+      </w:r>
+    </w:p>
+    <w:p>
+      <w:pPr>
+        <w:spacing w:after="0" w:line="192" w:lineRule="auto"/>
+        <w:rPr>
+          <w:lang w:val="en-US"/>
+        </w:rPr>
+      </w:pPr>
+      <w:r>
+        <w:rPr>
+          <w:lang w:val="en-US"/>
+        </w:rPr>
+        <w:t xml:space="preserve">    for (int </w:t>
+      </w:r>
+      <w:proofErr w:type="spellStart"/>
+      <w:r>
+        <w:rPr>
+          <w:lang w:val="en-US"/>
+        </w:rPr>
+        <w:t>i</w:t>
+      </w:r>
+      <w:proofErr w:type="spellEnd"/>
+      <w:r>
+        <w:rPr>
+          <w:lang w:val="en-US"/>
+        </w:rPr>
+        <w:t xml:space="preserve"> = 0; </w:t>
+      </w:r>
+      <w:proofErr w:type="spellStart"/>
+      <w:r>
+        <w:rPr>
+          <w:lang w:val="en-US"/>
+        </w:rPr>
+        <w:t>i</w:t>
+      </w:r>
+      <w:proofErr w:type="spellEnd"/>
+      <w:r>
+        <w:rPr>
+          <w:lang w:val="en-US"/>
+        </w:rPr>
+        <w:t xml:space="preserve"> &lt; rows; </w:t>
+      </w:r>
+      <w:proofErr w:type="spellStart"/>
+      <w:r>
+        <w:rPr>
+          <w:lang w:val="en-US"/>
+        </w:rPr>
+        <w:t>i</w:t>
+      </w:r>
+      <w:proofErr w:type="spellEnd"/>
+      <w:r>
+        <w:rPr>
+          <w:lang w:val="en-US"/>
+        </w:rPr>
+        <w:t>++)</w:t>
+      </w:r>
+    </w:p>
+    <w:p>
+      <w:pPr>
+        <w:spacing w:after="0" w:line="192" w:lineRule="auto"/>
+        <w:rPr>
+          <w:lang w:val="en-US"/>
+        </w:rPr>
+      </w:pPr>
+      <w:r>
+        <w:rPr>
+          <w:lang w:val="en-US"/>
+        </w:rPr>
+        <w:t xml:space="preserve">        for (int j = 0; j &lt; cols; </w:t>
+      </w:r>
+      <w:proofErr w:type="spellStart"/>
+      <w:r>
+        <w:rPr>
+          <w:lang w:val="en-US"/>
+        </w:rPr>
+        <w:t>j++</w:t>
+      </w:r>
+      <w:proofErr w:type="spellEnd"/>
+      <w:r>
+        <w:rPr>
+          <w:lang w:val="en-US"/>
+        </w:rPr>
+        <w:t>) {</w:t>
+      </w:r>
+    </w:p>
+    <w:p>
+      <w:pPr>
+        <w:spacing w:after="0" w:line="192" w:lineRule="auto"/>
+        <w:rPr>
+          <w:lang w:val="en-US"/>
+        </w:rPr>
+      </w:pPr>
+      <w:r>
+        <w:rPr>
+          <w:lang w:val="en-US"/>
+        </w:rPr>
+        <w:t>            cells[</w:t>
+      </w:r>
+      <w:proofErr w:type="spellStart"/>
+      <w:r>
+        <w:rPr>
+          <w:lang w:val="en-US"/>
+        </w:rPr>
+        <w:t>i</w:t>
+      </w:r>
+      <w:proofErr w:type="spellEnd"/>
+      <w:r>
+        <w:rPr>
+          <w:lang w:val="en-US"/>
+        </w:rPr>
+        <w:t>][j].tri[0] = color;</w:t>
+      </w:r>
+    </w:p>
+    <w:p>
+      <w:pPr>
+        <w:spacing w:after="0" w:line="192" w:lineRule="auto"/>
+        <w:rPr>
+          <w:lang w:val="en-US"/>
+        </w:rPr>
+      </w:pPr>
+      <w:r>
+        <w:rPr>
+          <w:lang w:val="en-US"/>
+        </w:rPr>
+        <w:t>            cells[</w:t>
+      </w:r>
+      <w:proofErr w:type="spellStart"/>
+      <w:r>
+        <w:rPr>
+          <w:lang w:val="en-US"/>
+        </w:rPr>
+        <w:t>i</w:t>
+      </w:r>
+      <w:proofErr w:type="spellEnd"/>
+      <w:r>
+        <w:rPr>
+          <w:lang w:val="en-US"/>
+        </w:rPr>
+        <w:t>][j].tri[1] = color;</w:t>
+      </w:r>
+    </w:p>
+    <w:p>
+      <w:pPr>
+        <w:spacing w:after="0" w:line="192" w:lineRule="auto"/>
+      </w:pPr>
+      <w:r>
+        <w:rPr>
+          <w:lang w:val="en-US"/>
+        </w:rPr>
+        <w:t xml:space="preserve">        </w:t>
+      </w:r>
+      <w:r>
+        <w:t>}</w:t>
+      </w:r>
+    </w:p>
+    <w:p>
+      <w:pPr>
+        <w:spacing w:after="0" w:line="192" w:lineRule="auto"/>
+      </w:pPr>
+      <w:r>
+        <w:t>}</w:t>
+      </w:r>
+    </w:p>
+    <w:p>
+      <w:pPr>
+        <w:spacing w:after="0" w:line="192" w:lineRule="auto"/>
+      </w:pPr>
+    </w:p>
+    <w:p>
+      <w:pPr>
+        <w:spacing w:after="0" w:line="192" w:lineRule="auto"/>
+      </w:pPr>
+      <w:r>
+        <w:t>/* Освобождение памяти, выделенной под матрицу клеток */</w:t>
+      </w:r>
+    </w:p>
+    <w:p>
+      <w:pPr>
+        <w:spacing w:after="0" w:line="192" w:lineRule="auto"/>
+        <w:rPr>
+          <w:lang w:val="en-US"/>
+        </w:rPr>
+      </w:pPr>
+      <w:r>
+        <w:rPr>
+          <w:lang w:val="en-US"/>
+        </w:rPr>
+        <w:t xml:space="preserve">void </w:t>
+      </w:r>
+      <w:proofErr w:type="spellStart"/>
+      <w:r>
+        <w:rPr>
+          <w:lang w:val="en-US"/>
+        </w:rPr>
+        <w:t>free_cells</w:t>
+      </w:r>
+      <w:proofErr w:type="spellEnd"/>
+      <w:r>
+        <w:rPr>
+          <w:lang w:val="en-US"/>
+        </w:rPr>
+        <w:t>(void) {</w:t>
+      </w:r>
+    </w:p>
+    <w:p>
+      <w:pPr>
+        <w:spacing w:after="0" w:line="192" w:lineRule="auto"/>
+        <w:rPr>
+          <w:lang w:val="en-US"/>
+        </w:rPr>
+      </w:pPr>
+      <w:r>
+        <w:rPr>
+          <w:lang w:val="en-US"/>
+        </w:rPr>
+        <w:t xml:space="preserve">    for (int </w:t>
+      </w:r>
+      <w:proofErr w:type="spellStart"/>
+      <w:r>
+        <w:rPr>
+          <w:lang w:val="en-US"/>
+        </w:rPr>
+        <w:t>i</w:t>
+      </w:r>
+      <w:proofErr w:type="spellEnd"/>
+      <w:r>
+        <w:rPr>
+          <w:lang w:val="en-US"/>
+        </w:rPr>
+        <w:t xml:space="preserve"> = 0; </w:t>
+      </w:r>
+      <w:proofErr w:type="spellStart"/>
+      <w:r>
+        <w:rPr>
+          <w:lang w:val="en-US"/>
+        </w:rPr>
+        <w:t>i</w:t>
+      </w:r>
+      <w:proofErr w:type="spellEnd"/>
+      <w:r>
+        <w:rPr>
+          <w:lang w:val="en-US"/>
+        </w:rPr>
+        <w:t xml:space="preserve"> &lt; rows; </w:t>
+      </w:r>
+      <w:proofErr w:type="spellStart"/>
+      <w:r>
+        <w:rPr>
+          <w:lang w:val="en-US"/>
+        </w:rPr>
+        <w:t>i</w:t>
+      </w:r>
+      <w:proofErr w:type="spellEnd"/>
+      <w:r>
+        <w:rPr>
+          <w:lang w:val="en-US"/>
+        </w:rPr>
+        <w:t>++)</w:t>
+      </w:r>
+    </w:p>
+    <w:p>
+      <w:pPr>
+        <w:spacing w:after="0" w:line="192" w:lineRule="auto"/>
+        <w:rPr>
+          <w:lang w:val="en-US"/>
+        </w:rPr>
+      </w:pPr>
+      <w:r>
+        <w:rPr>
+          <w:lang w:val="en-US"/>
+        </w:rPr>
+        <w:t>        free(cells[</w:t>
+      </w:r>
+      <w:proofErr w:type="spellStart"/>
+      <w:r>
+        <w:rPr>
+          <w:lang w:val="en-US"/>
+        </w:rPr>
+        <w:t>i</w:t>
+      </w:r>
+      <w:proofErr w:type="spellEnd"/>
+      <w:r>
+        <w:rPr>
+          <w:lang w:val="en-US"/>
+        </w:rPr>
+        <w:t>]);</w:t>
+      </w:r>
+    </w:p>
+    <w:p>
+      <w:pPr>
+        <w:spacing w:after="0" w:line="192" w:lineRule="auto"/>
+        <w:rPr>
+          <w:lang w:val="en-US"/>
+        </w:rPr>
+      </w:pPr>
+      <w:r>
+        <w:rPr>
+          <w:lang w:val="en-US"/>
+        </w:rPr>
+        <w:t>    free(cells);</w:t>
+      </w:r>
+    </w:p>
+    <w:p>
+      <w:pPr>
+        <w:spacing w:after="0" w:line="192" w:lineRule="auto"/>
+      </w:pPr>
+      <w:r>
+        <w:t>}</w:t>
+      </w:r>
+    </w:p>
+    <w:p>
+      <w:pPr>
+        <w:spacing w:after="0" w:line="192" w:lineRule="auto"/>
+      </w:pPr>
+    </w:p>
+    <w:p>
+      <w:pPr>
+        <w:spacing w:after="0" w:line="192" w:lineRule="auto"/>
+      </w:pPr>
+      <w:r>
+        <w:t>/* Определение индекса треугольника (0 или 1) по координатам мыши внутри клетки */</w:t>
+      </w:r>
+    </w:p>
+    <w:p>
+      <w:pPr>
+        <w:spacing w:after="0" w:line="192" w:lineRule="auto"/>
+        <w:rPr>
+          <w:lang w:val="en-US"/>
+        </w:rPr>
+      </w:pPr>
+      <w:r>
+        <w:rPr>
+          <w:lang w:val="en-US"/>
+        </w:rPr>
+        <w:t xml:space="preserve">int </w:t>
+      </w:r>
+      <w:proofErr w:type="spellStart"/>
+      <w:r>
+        <w:rPr>
+          <w:lang w:val="en-US"/>
+        </w:rPr>
+        <w:t>get_triangle_index</w:t>
+      </w:r>
+      <w:proofErr w:type="spellEnd"/>
+      <w:r>
+        <w:rPr>
+          <w:lang w:val="en-US"/>
+        </w:rPr>
+        <w:t xml:space="preserve">(int row, int col, int dx, int </w:t>
+      </w:r>
+      <w:proofErr w:type="spellStart"/>
+      <w:r>
+        <w:rPr>
+          <w:lang w:val="en-US"/>
+        </w:rPr>
+        <w:t>dy</w:t>
+      </w:r>
+      <w:proofErr w:type="spellEnd"/>
+      <w:r>
+        <w:rPr>
+          <w:lang w:val="en-US"/>
+        </w:rPr>
+        <w:t>) {</w:t>
+      </w:r>
+    </w:p>
+    <w:p>
+      <w:pPr>
+        <w:spacing w:after="0" w:line="192" w:lineRule="auto"/>
+        <w:rPr>
+          <w:lang w:val="en-US"/>
+        </w:rPr>
+      </w:pPr>
+      <w:r>
+        <w:rPr>
+          <w:lang w:val="en-US"/>
+        </w:rPr>
+        <w:t xml:space="preserve">    int w = </w:t>
+      </w:r>
+      <w:proofErr w:type="spellStart"/>
+      <w:r>
+        <w:rPr>
+          <w:lang w:val="en-US"/>
+        </w:rPr>
+        <w:t>cell_size</w:t>
+      </w:r>
+      <w:proofErr w:type="spellEnd"/>
+      <w:r>
+        <w:rPr>
+          <w:lang w:val="en-US"/>
+        </w:rPr>
+        <w:t>;</w:t>
+      </w:r>
+    </w:p>
+    <w:p>
+      <w:pPr>
+        <w:spacing w:after="0" w:line="192" w:lineRule="auto"/>
+        <w:rPr>
+          <w:lang w:val="en-US"/>
+        </w:rPr>
+      </w:pPr>
+      <w:r>
+        <w:rPr>
+          <w:lang w:val="en-US"/>
+        </w:rPr>
+        <w:t>    int even = ((row + col) % 2 == 0);</w:t>
+      </w:r>
+    </w:p>
+    <w:p>
+      <w:pPr>
+        <w:spacing w:after="0" w:line="192" w:lineRule="auto"/>
+        <w:rPr>
+          <w:lang w:val="en-US"/>
+        </w:rPr>
+      </w:pPr>
+      <w:r>
+        <w:rPr>
+          <w:lang w:val="en-US"/>
+        </w:rPr>
+        <w:t xml:space="preserve">    if (even) {   /* </w:t>
+      </w:r>
+      <w:r>
+        <w:t>диагональ</w:t>
+      </w:r>
+      <w:r>
+        <w:rPr>
+          <w:lang w:val="en-US"/>
+        </w:rPr>
+        <w:t xml:space="preserve"> '/' */</w:t>
+      </w:r>
+    </w:p>
+    <w:p>
+      <w:pPr>
+        <w:spacing w:after="0" w:line="192" w:lineRule="auto"/>
+        <w:rPr>
+          <w:lang w:val="en-US"/>
+        </w:rPr>
+      </w:pPr>
+      <w:r>
+        <w:rPr>
+          <w:lang w:val="en-US"/>
+        </w:rPr>
+        <w:t>        return (</w:t>
+      </w:r>
+      <w:proofErr w:type="spellStart"/>
+      <w:r>
+        <w:rPr>
+          <w:lang w:val="en-US"/>
+        </w:rPr>
+        <w:t>dy</w:t>
+      </w:r>
+      <w:proofErr w:type="spellEnd"/>
+      <w:r>
+        <w:rPr>
+          <w:lang w:val="en-US"/>
+        </w:rPr>
+        <w:t xml:space="preserve"> &lt;= dx) ? 0 : 1;</w:t>
+      </w:r>
+    </w:p>
+    <w:p>
+      <w:pPr>
+        <w:spacing w:after="0" w:line="192" w:lineRule="auto"/>
+        <w:rPr>
+          <w:lang w:val="en-US"/>
+        </w:rPr>
+      </w:pPr>
+      <w:r>
+        <w:rPr>
+          <w:lang w:val="en-US"/>
+        </w:rPr>
+        <w:t xml:space="preserve">    } else {      /* </w:t>
+      </w:r>
+      <w:r>
+        <w:t>диагональ</w:t>
+      </w:r>
+      <w:r>
+        <w:rPr>
+          <w:lang w:val="en-US"/>
+        </w:rPr>
+        <w:t xml:space="preserve"> '\' */</w:t>
+      </w:r>
+    </w:p>
+    <w:p>
+      <w:pPr>
+        <w:spacing w:after="0" w:line="192" w:lineRule="auto"/>
+        <w:rPr>
+          <w:lang w:val="en-US"/>
+        </w:rPr>
+      </w:pPr>
+      <w:r>
+        <w:rPr>
+          <w:lang w:val="en-US"/>
+        </w:rPr>
+        <w:t>        return (</w:t>
+      </w:r>
+      <w:proofErr w:type="spellStart"/>
+      <w:r>
+        <w:rPr>
+          <w:lang w:val="en-US"/>
+        </w:rPr>
+        <w:t>dy</w:t>
+      </w:r>
+      <w:proofErr w:type="spellEnd"/>
+      <w:r>
+        <w:rPr>
+          <w:lang w:val="en-US"/>
+        </w:rPr>
+        <w:t xml:space="preserve"> &lt;= (w - 1 - dx)) ? 0 : 1;</w:t>
+      </w:r>
+    </w:p>
+    <w:p>
+      <w:pPr>
+        <w:spacing w:after="0" w:line="192" w:lineRule="auto"/>
+      </w:pPr>
+      <w:r>
+        <w:rPr>
+          <w:lang w:val="en-US"/>
+        </w:rPr>
+        <w:t xml:space="preserve">    </w:t>
+      </w:r>
+      <w:r>
+        <w:t>}</w:t>
+      </w:r>
+    </w:p>
+    <w:p>
+      <w:pPr>
+        <w:spacing w:after="0" w:line="192" w:lineRule="auto"/>
+      </w:pPr>
+      <w:r>
+        <w:t>}</w:t>
+      </w:r>
+    </w:p>
+    <w:p>
+      <w:pPr>
+        <w:rPr>
+          <w:lang w:val="en-US"/>
+        </w:rPr>
+      </w:pPr>
+    </w:p>
+    <w:p>
+      <w:pPr>
+        <w:spacing w:after="0" w:line="16" w:lineRule="atLeast"/>
+        <w:rPr>
+          <w:b/>
+          <w:bCs/>
+          <w:lang w:val="en-US"/>
+        </w:rPr>
+      </w:pPr>
+      <w:proofErr w:type="spellStart"/>
+      <w:r>
+        <w:rPr>
+          <w:b/>
+          <w:bCs/>
+          <w:lang w:val="en-US"/>
+        </w:rPr>
+        <w:t>Dicplay.c</w:t>
+      </w:r>
+      <w:proofErr w:type="spellEnd"/>
+    </w:p>
+    <w:p>
+      <w:pPr>
+        <w:spacing w:after="0" w:line="16" w:lineRule="atLeast"/>
+      </w:pPr>
+      <w:r>
+        <w:t>#include "</w:t>
+      </w:r>
+      <w:proofErr w:type="spellStart"/>
+      <w:r>
+        <w:t>head.h</w:t>
+      </w:r>
+      <w:proofErr w:type="spellEnd"/>
+      <w:r>
+        <w:t>"</w:t>
+      </w:r>
+    </w:p>
+    <w:p>
+      <w:pPr>
+        <w:spacing w:after="0" w:line="16" w:lineRule="atLeast"/>
+      </w:pPr>
+    </w:p>
+    <w:p>
+      <w:pPr>
+        <w:spacing w:after="0" w:line="16" w:lineRule="atLeast"/>
+      </w:pPr>
+      <w:r>
+        <w:t xml:space="preserve">/* Определения глобальных переменных (без </w:t>
+      </w:r>
+      <w:proofErr w:type="spellStart"/>
+      <w:r>
+        <w:t>extern</w:t>
+      </w:r>
+      <w:proofErr w:type="spellEnd"/>
+      <w:r>
+        <w:t>) */</w:t>
+      </w:r>
+    </w:p>
+    <w:p>
+      <w:pPr>
+        <w:spacing w:after="0" w:line="16" w:lineRule="atLeast"/>
+        <w:rPr>
+          <w:lang w:val="en-US"/>
+        </w:rPr>
+      </w:pPr>
+      <w:r>
+        <w:rPr>
+          <w:lang w:val="en-US"/>
+        </w:rPr>
+        <w:t>Display *</w:t>
+      </w:r>
+      <w:proofErr w:type="spellStart"/>
+      <w:r>
+        <w:rPr>
+          <w:lang w:val="en-US"/>
+        </w:rPr>
+        <w:t>dpy</w:t>
+      </w:r>
+      <w:proofErr w:type="spellEnd"/>
+      <w:r>
+        <w:rPr>
+          <w:lang w:val="en-US"/>
+        </w:rPr>
+        <w:t>;</w:t>
+      </w:r>
+    </w:p>
+    <w:p>
+      <w:pPr>
+        <w:spacing w:after="0" w:line="16" w:lineRule="atLeast"/>
+        <w:rPr>
+          <w:lang w:val="en-US"/>
+        </w:rPr>
+      </w:pPr>
+      <w:r>
+        <w:rPr>
+          <w:lang w:val="en-US"/>
+        </w:rPr>
+        <w:t>Window win;</w:t>
+      </w:r>
+    </w:p>
+    <w:p>
+      <w:pPr>
+        <w:spacing w:after="0" w:line="16" w:lineRule="atLeast"/>
+        <w:rPr>
+          <w:lang w:val="en-US"/>
+        </w:rPr>
+      </w:pPr>
+      <w:r>
+        <w:rPr>
+          <w:lang w:val="en-US"/>
+        </w:rPr>
+        <w:t xml:space="preserve">GC </w:t>
+      </w:r>
+      <w:proofErr w:type="spellStart"/>
+      <w:r>
+        <w:rPr>
+          <w:lang w:val="en-US"/>
+        </w:rPr>
+        <w:t>gc</w:t>
+      </w:r>
+      <w:proofErr w:type="spellEnd"/>
+      <w:r>
+        <w:rPr>
+          <w:lang w:val="en-US"/>
+        </w:rPr>
+        <w:t>;</w:t>
+      </w:r>
+    </w:p>
+    <w:p>
+      <w:pPr>
+        <w:spacing w:after="0" w:line="16" w:lineRule="atLeast"/>
+        <w:rPr>
+          <w:lang w:val="en-US"/>
+        </w:rPr>
+      </w:pPr>
+      <w:r>
+        <w:rPr>
+          <w:lang w:val="en-US"/>
+        </w:rPr>
+        <w:t>int screen;</w:t>
+      </w:r>
+    </w:p>
+    <w:p>
+      <w:pPr>
+        <w:spacing w:after="0" w:line="16" w:lineRule="atLeast"/>
+        <w:rPr>
+          <w:lang w:val="en-US"/>
+        </w:rPr>
+      </w:pPr>
+      <w:r>
+        <w:rPr>
+          <w:lang w:val="en-US"/>
+        </w:rPr>
+        <w:t xml:space="preserve">int rows, cols, </w:t>
+      </w:r>
+      <w:proofErr w:type="spellStart"/>
+      <w:r>
+        <w:rPr>
+          <w:lang w:val="en-US"/>
+        </w:rPr>
+        <w:t>cell_size</w:t>
+      </w:r>
+      <w:proofErr w:type="spellEnd"/>
+      <w:r>
+        <w:rPr>
+          <w:lang w:val="en-US"/>
+        </w:rPr>
+        <w:t>;</w:t>
+      </w:r>
+    </w:p>
+    <w:p>
+      <w:pPr>
+        <w:spacing w:after="0" w:line="16" w:lineRule="atLeast"/>
+        <w:rPr>
+          <w:lang w:val="en-US"/>
+        </w:rPr>
+      </w:pPr>
+      <w:r>
+        <w:rPr>
+          <w:lang w:val="en-US"/>
+        </w:rPr>
+        <w:t>Cell **cells;</w:t>
+      </w:r>
+    </w:p>
+    <w:p>
+      <w:pPr>
+        <w:spacing w:after="0" w:line="16" w:lineRule="atLeast"/>
+        <w:rPr>
+          <w:lang w:val="en-US"/>
+        </w:rPr>
+      </w:pPr>
+      <w:r>
+        <w:rPr>
+          <w:lang w:val="en-US"/>
+        </w:rPr>
+        <w:t xml:space="preserve">Pixel </w:t>
+      </w:r>
+      <w:proofErr w:type="spellStart"/>
+      <w:r>
+        <w:rPr>
+          <w:lang w:val="en-US"/>
+        </w:rPr>
+        <w:t>color_red</w:t>
+      </w:r>
+      <w:proofErr w:type="spellEnd"/>
+      <w:r>
+        <w:rPr>
+          <w:lang w:val="en-US"/>
+        </w:rPr>
+        <w:t xml:space="preserve">, </w:t>
+      </w:r>
+      <w:proofErr w:type="spellStart"/>
+      <w:r>
+        <w:rPr>
+          <w:lang w:val="en-US"/>
+        </w:rPr>
+        <w:t>color_green</w:t>
+      </w:r>
+      <w:proofErr w:type="spellEnd"/>
+      <w:r>
+        <w:rPr>
+          <w:lang w:val="en-US"/>
+        </w:rPr>
+        <w:t xml:space="preserve">, </w:t>
+      </w:r>
+      <w:proofErr w:type="spellStart"/>
+      <w:r>
+        <w:rPr>
+          <w:lang w:val="en-US"/>
+        </w:rPr>
+        <w:t>color_blue</w:t>
+      </w:r>
+      <w:proofErr w:type="spellEnd"/>
+      <w:r>
+        <w:rPr>
+          <w:lang w:val="en-US"/>
+        </w:rPr>
+        <w:t>;</w:t>
+      </w:r>
+    </w:p>
+    <w:p>
+      <w:pPr>
+        <w:spacing w:after="0" w:line="16" w:lineRule="atLeast"/>
+        <w:rPr>
+          <w:lang w:val="en-US"/>
+        </w:rPr>
+      </w:pPr>
+    </w:p>
+    <w:p>
+      <w:pPr>
+        <w:spacing w:after="0" w:line="16" w:lineRule="atLeast"/>
+      </w:pPr>
+      <w:r>
+        <w:t>/* Рисование одного треугольника в клетке (</w:t>
+      </w:r>
+      <w:proofErr w:type="spellStart"/>
+      <w:r>
+        <w:t>row</w:t>
+      </w:r>
+      <w:proofErr w:type="spellEnd"/>
+      <w:r>
+        <w:t xml:space="preserve">, </w:t>
+      </w:r>
+      <w:proofErr w:type="spellStart"/>
+      <w:r>
+        <w:t>col</w:t>
+      </w:r>
+      <w:proofErr w:type="spellEnd"/>
+      <w:r>
+        <w:t>) с заданным индексом (0 или 1) */</w:t>
+      </w:r>
+    </w:p>
+    <w:p>
+      <w:pPr>
+        <w:spacing w:after="0" w:line="16" w:lineRule="atLeast"/>
+        <w:rPr>
+          <w:lang w:val="en-US"/>
+        </w:rPr>
+      </w:pPr>
+      <w:r>
+        <w:rPr>
+          <w:lang w:val="en-US"/>
+        </w:rPr>
+        <w:t xml:space="preserve">void </w:t>
+      </w:r>
+      <w:proofErr w:type="spellStart"/>
+      <w:r>
+        <w:rPr>
+          <w:lang w:val="en-US"/>
+        </w:rPr>
+        <w:t>draw_triangle</w:t>
+      </w:r>
+      <w:proofErr w:type="spellEnd"/>
+      <w:r>
+        <w:rPr>
+          <w:lang w:val="en-US"/>
+        </w:rPr>
+        <w:t xml:space="preserve">(int row, int col, int </w:t>
+      </w:r>
+      <w:proofErr w:type="spellStart"/>
+      <w:r>
+        <w:rPr>
+          <w:lang w:val="en-US"/>
+        </w:rPr>
+        <w:t>idx</w:t>
+      </w:r>
+      <w:proofErr w:type="spellEnd"/>
+      <w:r>
+        <w:rPr>
+          <w:lang w:val="en-US"/>
+        </w:rPr>
+        <w:t>) {</w:t>
+      </w:r>
+    </w:p>
+    <w:p>
+      <w:pPr>
+        <w:spacing w:after="0" w:line="16" w:lineRule="atLeast"/>
+        <w:rPr>
+          <w:lang w:val="en-US"/>
+        </w:rPr>
+      </w:pPr>
+      <w:r>
+        <w:rPr>
+          <w:lang w:val="en-US"/>
+        </w:rPr>
+        <w:t xml:space="preserve">    int x0 = col * </w:t>
+      </w:r>
+      <w:proofErr w:type="spellStart"/>
+      <w:r>
+        <w:rPr>
+          <w:lang w:val="en-US"/>
+        </w:rPr>
+        <w:t>cell_size</w:t>
+      </w:r>
+      <w:proofErr w:type="spellEnd"/>
+      <w:r>
+        <w:rPr>
+          <w:lang w:val="en-US"/>
+        </w:rPr>
+        <w:t>;</w:t>
+      </w:r>
+    </w:p>
+    <w:p>
+      <w:pPr>
+        <w:spacing w:after="0" w:line="16" w:lineRule="atLeast"/>
+        <w:rPr>
+          <w:lang w:val="en-US"/>
+        </w:rPr>
+      </w:pPr>
+      <w:r>
+        <w:rPr>
+          <w:lang w:val="en-US"/>
+        </w:rPr>
+        <w:t xml:space="preserve">    int y0 = row * </w:t>
+      </w:r>
+      <w:proofErr w:type="spellStart"/>
+      <w:r>
+        <w:rPr>
+          <w:lang w:val="en-US"/>
+        </w:rPr>
+        <w:t>cell_size</w:t>
+      </w:r>
+      <w:proofErr w:type="spellEnd"/>
+      <w:r>
+        <w:rPr>
+          <w:lang w:val="en-US"/>
+        </w:rPr>
+        <w:t>;</w:t>
+      </w:r>
+    </w:p>
+    <w:p>
+      <w:pPr>
+        <w:spacing w:after="0" w:line="16" w:lineRule="atLeast"/>
+        <w:rPr>
+          <w:lang w:val="en-US"/>
+        </w:rPr>
+      </w:pPr>
+      <w:r>
+        <w:rPr>
+          <w:lang w:val="en-US"/>
+        </w:rPr>
+        <w:t xml:space="preserve">    int w = </w:t>
+      </w:r>
+      <w:proofErr w:type="spellStart"/>
+      <w:r>
+        <w:rPr>
+          <w:lang w:val="en-US"/>
+        </w:rPr>
+        <w:t>cell_size</w:t>
+      </w:r>
+      <w:proofErr w:type="spellEnd"/>
+      <w:r>
+        <w:rPr>
+          <w:lang w:val="en-US"/>
+        </w:rPr>
+        <w:t>;</w:t>
+      </w:r>
+    </w:p>
+    <w:p>
+      <w:pPr>
+        <w:spacing w:after="0" w:line="16" w:lineRule="atLeast"/>
+        <w:rPr>
+          <w:lang w:val="en-US"/>
+        </w:rPr>
+      </w:pPr>
+      <w:r>
+        <w:rPr>
+          <w:lang w:val="en-US"/>
+        </w:rPr>
+        <w:t xml:space="preserve">    </w:t>
+      </w:r>
+      <w:proofErr w:type="spellStart"/>
+      <w:r>
+        <w:rPr>
+          <w:lang w:val="en-US"/>
+        </w:rPr>
+        <w:t>XPoint</w:t>
+      </w:r>
+      <w:proofErr w:type="spellEnd"/>
+      <w:r>
+        <w:rPr>
+          <w:lang w:val="en-US"/>
+        </w:rPr>
+        <w:t xml:space="preserve"> points[3];</w:t>
+      </w:r>
+    </w:p>
+    <w:p>
+      <w:pPr>
+        <w:spacing w:after="0" w:line="16" w:lineRule="atLeast"/>
+        <w:rPr>
+          <w:lang w:val="en-US"/>
+        </w:rPr>
+      </w:pPr>
+    </w:p>
+    <w:p>
+      <w:pPr>
+        <w:spacing w:after="0" w:line="16" w:lineRule="atLeast"/>
+        <w:rPr>
+          <w:lang w:val="en-US"/>
+        </w:rPr>
+      </w:pPr>
+      <w:r>
+        <w:rPr>
+          <w:lang w:val="en-US"/>
+        </w:rPr>
+        <w:t>    int even = ((row + col) % 2 == 0);</w:t>
+      </w:r>
+    </w:p>
+    <w:p>
+      <w:pPr>
+        <w:spacing w:after="0" w:line="16" w:lineRule="atLeast"/>
+        <w:rPr>
+          <w:lang w:val="en-US"/>
+        </w:rPr>
+      </w:pPr>
+    </w:p>
+    <w:p>
+      <w:pPr>
+        <w:spacing w:after="0" w:line="16" w:lineRule="atLeast"/>
+        <w:rPr>
+          <w:lang w:val="en-US"/>
+        </w:rPr>
+      </w:pPr>
+      <w:r>
+        <w:rPr>
+          <w:lang w:val="en-US"/>
+        </w:rPr>
+        <w:t>    if (even) {</w:t>
+      </w:r>
+    </w:p>
+    <w:p>
+      <w:pPr>
+        <w:spacing w:after="0" w:line="16" w:lineRule="atLeast"/>
+        <w:rPr>
+          <w:lang w:val="en-US"/>
+        </w:rPr>
+      </w:pPr>
+      <w:r>
+        <w:rPr>
+          <w:lang w:val="en-US"/>
+        </w:rPr>
+        <w:t>        if (</w:t>
+      </w:r>
+      <w:proofErr w:type="spellStart"/>
+      <w:r>
+        <w:rPr>
+          <w:lang w:val="en-US"/>
+        </w:rPr>
+        <w:t>idx</w:t>
+      </w:r>
+      <w:proofErr w:type="spellEnd"/>
+      <w:r>
+        <w:rPr>
+          <w:lang w:val="en-US"/>
+        </w:rPr>
+        <w:t xml:space="preserve"> == 0) {</w:t>
+      </w:r>
+    </w:p>
+    <w:p>
+      <w:pPr>
+        <w:spacing w:after="0" w:line="16" w:lineRule="atLeast"/>
+        <w:rPr>
+          <w:lang w:val="en-US"/>
+        </w:rPr>
+      </w:pPr>
+      <w:r>
+        <w:rPr>
+          <w:lang w:val="en-US"/>
+        </w:rPr>
+        <w:t>            points[0].x = x0;           points[0].y = y0;</w:t>
+      </w:r>
+    </w:p>
+    <w:p>
+      <w:pPr>
+        <w:spacing w:after="0" w:line="16" w:lineRule="atLeast"/>
+        <w:rPr>
+          <w:lang w:val="en-US"/>
+        </w:rPr>
+      </w:pPr>
+      <w:r>
+        <w:rPr>
+          <w:lang w:val="en-US"/>
+        </w:rPr>
+        <w:t>            points[1].x = x0 + w - 1;   points[1].y = y0;</w:t>
+      </w:r>
+    </w:p>
+    <w:p>
+      <w:pPr>
+        <w:spacing w:after="0" w:line="16" w:lineRule="atLeast"/>
+        <w:rPr>
+          <w:lang w:val="en-US"/>
+        </w:rPr>
+      </w:pPr>
+      <w:r>
+        <w:rPr>
+          <w:lang w:val="en-US"/>
+        </w:rPr>
+        <w:t>            points[2].x = x0 + w - 1;   points[2].y = y0 + w - 1;</w:t>
+      </w:r>
+    </w:p>
+    <w:p>
+      <w:pPr>
+        <w:spacing w:after="0" w:line="16" w:lineRule="atLeast"/>
+        <w:rPr>
+          <w:lang w:val="en-US"/>
+        </w:rPr>
+      </w:pPr>
+      <w:r>
+        <w:rPr>
+          <w:lang w:val="en-US"/>
+        </w:rPr>
+        <w:t>        } else {</w:t>
+      </w:r>
+    </w:p>
+    <w:p>
+      <w:pPr>
+        <w:spacing w:after="0" w:line="16" w:lineRule="atLeast"/>
+        <w:rPr>
+          <w:lang w:val="en-US"/>
+        </w:rPr>
+      </w:pPr>
+      <w:r>
+        <w:rPr>
+          <w:lang w:val="en-US"/>
+        </w:rPr>
+        <w:t>            points[0].x = x0;           points[0].y = y0;</w:t>
+      </w:r>
+    </w:p>
+    <w:p>
+      <w:pPr>
+        <w:spacing w:after="0" w:line="16" w:lineRule="atLeast"/>
+        <w:rPr>
+          <w:lang w:val="en-US"/>
+        </w:rPr>
+      </w:pPr>
+      <w:r>
+        <w:rPr>
+          <w:lang w:val="en-US"/>
+        </w:rPr>
+        <w:t>            points[1].x = x0;           points[1].y = y0 + w - 1;</w:t>
+      </w:r>
+    </w:p>
+    <w:p>
+      <w:pPr>
+        <w:spacing w:after="0" w:line="16" w:lineRule="atLeast"/>
+        <w:rPr>
+          <w:lang w:val="en-US"/>
+        </w:rPr>
+      </w:pPr>
+      <w:r>
+        <w:rPr>
+          <w:lang w:val="en-US"/>
+        </w:rPr>
+        <w:t>            points[2].x = x0 + w - 1;   points[2].y = y0 + w - 1;</w:t>
+      </w:r>
+    </w:p>
+    <w:p>
+      <w:pPr>
+        <w:spacing w:after="0" w:line="16" w:lineRule="atLeast"/>
+        <w:rPr>
+          <w:lang w:val="en-US"/>
+        </w:rPr>
+      </w:pPr>
+      <w:r>
+        <w:rPr>
+          <w:lang w:val="en-US"/>
+        </w:rPr>
+        <w:t>        }</w:t>
+      </w:r>
+    </w:p>
+    <w:p>
+      <w:pPr>
+        <w:spacing w:after="0" w:line="16" w:lineRule="atLeast"/>
+        <w:rPr>
+          <w:lang w:val="en-US"/>
+        </w:rPr>
+      </w:pPr>
+      <w:r>
+        <w:rPr>
+          <w:lang w:val="en-US"/>
+        </w:rPr>
+        <w:t>    } else {</w:t>
+      </w:r>
+    </w:p>
+    <w:p>
+      <w:pPr>
+        <w:spacing w:after="0" w:line="16" w:lineRule="atLeast"/>
+        <w:rPr>
+          <w:lang w:val="en-US"/>
+        </w:rPr>
+      </w:pPr>
+      <w:r>
+        <w:rPr>
+          <w:lang w:val="en-US"/>
+        </w:rPr>
+        <w:t>        if (</w:t>
+      </w:r>
+      <w:proofErr w:type="spellStart"/>
+      <w:r>
+        <w:rPr>
+          <w:lang w:val="en-US"/>
+        </w:rPr>
+        <w:t>idx</w:t>
+      </w:r>
+      <w:proofErr w:type="spellEnd"/>
+      <w:r>
+        <w:rPr>
+          <w:lang w:val="en-US"/>
+        </w:rPr>
+        <w:t xml:space="preserve"> == 0) {</w:t>
+      </w:r>
+    </w:p>
+    <w:p>
+      <w:pPr>
+        <w:spacing w:after="0" w:line="16" w:lineRule="atLeast"/>
+        <w:rPr>
+          <w:lang w:val="en-US"/>
+        </w:rPr>
+      </w:pPr>
+      <w:r>
+        <w:rPr>
+          <w:lang w:val="en-US"/>
+        </w:rPr>
+        <w:t>            points[0].x = x0;           points[0].y = y0;</w:t>
+      </w:r>
+    </w:p>
+    <w:p>
+      <w:pPr>
+        <w:spacing w:after="0" w:line="16" w:lineRule="atLeast"/>
+        <w:rPr>
+          <w:lang w:val="en-US"/>
+        </w:rPr>
+      </w:pPr>
+      <w:r>
+        <w:rPr>
+          <w:lang w:val="en-US"/>
+        </w:rPr>
+        <w:t>            points[1].x = x0 + w - 1;   points[1].y = y0;</w:t>
+      </w:r>
+    </w:p>
+    <w:p>
+      <w:pPr>
+        <w:spacing w:after="0" w:line="16" w:lineRule="atLeast"/>
+        <w:rPr>
+          <w:lang w:val="en-US"/>
+        </w:rPr>
+      </w:pPr>
+      <w:r>
+        <w:rPr>
+          <w:lang w:val="en-US"/>
+        </w:rPr>
+        <w:t>            points[2].x = x0;           points[2].y = y0 + w - 1;</w:t>
+      </w:r>
+    </w:p>
+    <w:p>
+      <w:pPr>
+        <w:spacing w:after="0" w:line="16" w:lineRule="atLeast"/>
+        <w:rPr>
+          <w:lang w:val="en-US"/>
+        </w:rPr>
+      </w:pPr>
+      <w:r>
+        <w:rPr>
+          <w:lang w:val="en-US"/>
+        </w:rPr>
+        <w:t>        } else {</w:t>
+      </w:r>
+    </w:p>
+    <w:p>
+      <w:pPr>
+        <w:spacing w:after="0" w:line="16" w:lineRule="atLeast"/>
+        <w:rPr>
+          <w:lang w:val="en-US"/>
+        </w:rPr>
+      </w:pPr>
+      <w:r>
+        <w:rPr>
+          <w:lang w:val="en-US"/>
+        </w:rPr>
+        <w:t>            points[0].x = x0 + w - 1;   points[0].y = y0;</w:t>
+      </w:r>
+    </w:p>
+    <w:p>
+      <w:pPr>
+        <w:spacing w:after="0" w:line="16" w:lineRule="atLeast"/>
+        <w:rPr>
+          <w:lang w:val="en-US"/>
+        </w:rPr>
+      </w:pPr>
+      <w:r>
+        <w:rPr>
+          <w:lang w:val="en-US"/>
+        </w:rPr>
+        <w:t>            points[1].x = x0 + w - 1;   points[1].y = y0 + w - 1;</w:t>
+      </w:r>
+    </w:p>
+    <w:p>
+      <w:pPr>
+        <w:spacing w:after="0" w:line="16" w:lineRule="atLeast"/>
+        <w:rPr>
+          <w:lang w:val="en-US"/>
+        </w:rPr>
+      </w:pPr>
+      <w:r>
+        <w:rPr>
+          <w:lang w:val="en-US"/>
+        </w:rPr>
+        <w:t>            points[2].x = x0;           points[2].y = y0 + w - 1;</w:t>
+      </w:r>
+    </w:p>
+    <w:p>
+      <w:pPr>
+        <w:spacing w:after="0" w:line="16" w:lineRule="atLeast"/>
+        <w:rPr>
+          <w:lang w:val="en-US"/>
+        </w:rPr>
+      </w:pPr>
+      <w:r>
+        <w:rPr>
+          <w:lang w:val="en-US"/>
+        </w:rPr>
+        <w:t>        }</w:t>
+      </w:r>
+    </w:p>
+    <w:p>
+      <w:pPr>
+        <w:spacing w:after="0" w:line="16" w:lineRule="atLeast"/>
+        <w:rPr>
+          <w:lang w:val="en-US"/>
+        </w:rPr>
+      </w:pPr>
+      <w:r>
+        <w:rPr>
+          <w:lang w:val="en-US"/>
+        </w:rPr>
+        <w:t>    }</w:t>
+      </w:r>
+    </w:p>
+    <w:p>
+      <w:pPr>
+        <w:spacing w:after="0" w:line="16" w:lineRule="atLeast"/>
+        <w:rPr>
+          <w:lang w:val="en-US"/>
+        </w:rPr>
+      </w:pPr>
+    </w:p>
+    <w:p>
+      <w:pPr>
+        <w:spacing w:after="0" w:line="16" w:lineRule="atLeast"/>
+        <w:rPr>
+          <w:lang w:val="en-US"/>
+        </w:rPr>
+      </w:pPr>
+      <w:r>
+        <w:rPr>
+          <w:lang w:val="en-US"/>
+        </w:rPr>
+        <w:t xml:space="preserve">    </w:t>
+      </w:r>
+      <w:proofErr w:type="spellStart"/>
+      <w:r>
+        <w:rPr>
+          <w:lang w:val="en-US"/>
+        </w:rPr>
+        <w:t>XSetForeground</w:t>
+      </w:r>
+      <w:proofErr w:type="spellEnd"/>
+      <w:r>
+        <w:rPr>
+          <w:lang w:val="en-US"/>
+        </w:rPr>
+        <w:t>(</w:t>
+      </w:r>
+      <w:proofErr w:type="spellStart"/>
+      <w:r>
+        <w:rPr>
+          <w:lang w:val="en-US"/>
+        </w:rPr>
+        <w:t>dpy</w:t>
+      </w:r>
+      <w:proofErr w:type="spellEnd"/>
+      <w:r>
+        <w:rPr>
+          <w:lang w:val="en-US"/>
+        </w:rPr>
+        <w:t xml:space="preserve">, </w:t>
+      </w:r>
+      <w:proofErr w:type="spellStart"/>
+      <w:r>
+        <w:rPr>
+          <w:lang w:val="en-US"/>
+        </w:rPr>
+        <w:t>gc</w:t>
+      </w:r>
+      <w:proofErr w:type="spellEnd"/>
+      <w:r>
+        <w:rPr>
+          <w:lang w:val="en-US"/>
+        </w:rPr>
+        <w:t>, cells[row][col].tri[</w:t>
+      </w:r>
+      <w:proofErr w:type="spellStart"/>
+      <w:r>
+        <w:rPr>
+          <w:lang w:val="en-US"/>
+        </w:rPr>
+        <w:t>idx</w:t>
+      </w:r>
+      <w:proofErr w:type="spellEnd"/>
+      <w:r>
+        <w:rPr>
+          <w:lang w:val="en-US"/>
+        </w:rPr>
+        <w:t>]);</w:t>
+      </w:r>
+    </w:p>
+    <w:p>
+      <w:pPr>
+        <w:spacing w:after="0" w:line="16" w:lineRule="atLeast"/>
+        <w:rPr>
+          <w:lang w:val="en-US"/>
+        </w:rPr>
+      </w:pPr>
+      <w:r>
+        <w:rPr>
+          <w:lang w:val="en-US"/>
+        </w:rPr>
+        <w:t xml:space="preserve">    </w:t>
+      </w:r>
+      <w:proofErr w:type="spellStart"/>
+      <w:r>
+        <w:rPr>
+          <w:lang w:val="en-US"/>
+        </w:rPr>
+        <w:t>XFillPolygon</w:t>
+      </w:r>
+      <w:proofErr w:type="spellEnd"/>
+      <w:r>
+        <w:rPr>
+          <w:lang w:val="en-US"/>
+        </w:rPr>
+        <w:t>(</w:t>
+      </w:r>
+      <w:proofErr w:type="spellStart"/>
+      <w:r>
+        <w:rPr>
+          <w:lang w:val="en-US"/>
+        </w:rPr>
+        <w:t>dpy</w:t>
+      </w:r>
+      <w:proofErr w:type="spellEnd"/>
+      <w:r>
+        <w:rPr>
+          <w:lang w:val="en-US"/>
+        </w:rPr>
+        <w:t xml:space="preserve">, win, </w:t>
+      </w:r>
+      <w:proofErr w:type="spellStart"/>
+      <w:r>
+        <w:rPr>
+          <w:lang w:val="en-US"/>
+        </w:rPr>
+        <w:t>gc</w:t>
+      </w:r>
+      <w:proofErr w:type="spellEnd"/>
+      <w:r>
+        <w:rPr>
+          <w:lang w:val="en-US"/>
+        </w:rPr>
+        <w:t xml:space="preserve">, points, 3, Convex, </w:t>
+      </w:r>
+      <w:proofErr w:type="spellStart"/>
+      <w:r>
+        <w:rPr>
+          <w:lang w:val="en-US"/>
+        </w:rPr>
+        <w:t>CoordModeOrigin</w:t>
+      </w:r>
+      <w:proofErr w:type="spellEnd"/>
+      <w:r>
+        <w:rPr>
+          <w:lang w:val="en-US"/>
+        </w:rPr>
+        <w:t>);</w:t>
+      </w:r>
+    </w:p>
+    <w:p>
+      <w:pPr>
+        <w:spacing w:after="0" w:line="16" w:lineRule="atLeast"/>
+      </w:pPr>
+      <w:r>
+        <w:t>}</w:t>
+      </w:r>
+    </w:p>
+    <w:p>
+      <w:pPr>
+        <w:spacing w:after="0" w:line="16" w:lineRule="atLeast"/>
+      </w:pPr>
+    </w:p>
+    <w:p>
+      <w:pPr>
+        <w:spacing w:after="0" w:line="16" w:lineRule="atLeast"/>
+      </w:pPr>
+      <w:r>
+        <w:t>/* Рисование диагонали (границы между треугольниками) внутри клетки (чёрным) */</w:t>
+      </w:r>
+    </w:p>
+    <w:p>
+      <w:pPr>
+        <w:spacing w:after="0" w:line="16" w:lineRule="atLeast"/>
+        <w:rPr>
+          <w:lang w:val="en-US"/>
+        </w:rPr>
+      </w:pPr>
+      <w:r>
+        <w:rPr>
+          <w:lang w:val="en-US"/>
+        </w:rPr>
+        <w:t xml:space="preserve">void </w:t>
+      </w:r>
+      <w:proofErr w:type="spellStart"/>
+      <w:r>
+        <w:rPr>
+          <w:lang w:val="en-US"/>
+        </w:rPr>
+        <w:t>draw_diagonal</w:t>
+      </w:r>
+      <w:proofErr w:type="spellEnd"/>
+      <w:r>
+        <w:rPr>
+          <w:lang w:val="en-US"/>
+        </w:rPr>
+        <w:t>(int row, int col) {</w:t>
+      </w:r>
+    </w:p>
+    <w:p>
+      <w:pPr>
+        <w:spacing w:after="0" w:line="16" w:lineRule="atLeast"/>
+        <w:rPr>
+          <w:lang w:val="en-US"/>
+        </w:rPr>
+      </w:pPr>
+      <w:r>
+        <w:rPr>
+          <w:lang w:val="en-US"/>
+        </w:rPr>
+        <w:t xml:space="preserve">    int x0 = col * </w:t>
+      </w:r>
+      <w:proofErr w:type="spellStart"/>
+      <w:r>
+        <w:rPr>
+          <w:lang w:val="en-US"/>
+        </w:rPr>
+        <w:t>cell_size</w:t>
+      </w:r>
+      <w:proofErr w:type="spellEnd"/>
+      <w:r>
+        <w:rPr>
+          <w:lang w:val="en-US"/>
+        </w:rPr>
+        <w:t>;</w:t>
+      </w:r>
+    </w:p>
+    <w:p>
+      <w:pPr>
+        <w:spacing w:after="0" w:line="16" w:lineRule="atLeast"/>
+        <w:rPr>
+          <w:lang w:val="en-US"/>
+        </w:rPr>
+      </w:pPr>
+      <w:r>
+        <w:rPr>
+          <w:lang w:val="en-US"/>
+        </w:rPr>
+        <w:t xml:space="preserve">    int y0 = row * </w:t>
+      </w:r>
+      <w:proofErr w:type="spellStart"/>
+      <w:r>
+        <w:rPr>
+          <w:lang w:val="en-US"/>
+        </w:rPr>
+        <w:t>cell_size</w:t>
+      </w:r>
+      <w:proofErr w:type="spellEnd"/>
+      <w:r>
+        <w:rPr>
+          <w:lang w:val="en-US"/>
+        </w:rPr>
+        <w:t>;</w:t>
+      </w:r>
+    </w:p>
+    <w:p>
+      <w:pPr>
+        <w:spacing w:after="0" w:line="16" w:lineRule="atLeast"/>
+        <w:rPr>
+          <w:lang w:val="en-US"/>
+        </w:rPr>
+      </w:pPr>
+      <w:r>
+        <w:rPr>
+          <w:lang w:val="en-US"/>
+        </w:rPr>
+        <w:t xml:space="preserve">    int w = </w:t>
+      </w:r>
+      <w:proofErr w:type="spellStart"/>
+      <w:r>
+        <w:rPr>
+          <w:lang w:val="en-US"/>
+        </w:rPr>
+        <w:t>cell_size</w:t>
+      </w:r>
+      <w:proofErr w:type="spellEnd"/>
+      <w:r>
+        <w:rPr>
+          <w:lang w:val="en-US"/>
+        </w:rPr>
+        <w:t>;</w:t>
+      </w:r>
+    </w:p>
+    <w:p>
+      <w:pPr>
+        <w:spacing w:after="0" w:line="16" w:lineRule="atLeast"/>
+        <w:rPr>
+          <w:lang w:val="en-US"/>
+        </w:rPr>
+      </w:pPr>
+      <w:r>
+        <w:rPr>
+          <w:lang w:val="en-US"/>
+        </w:rPr>
+        <w:t>    int even = ((row + col) % 2 == 0);</w:t>
+      </w:r>
+    </w:p>
+    <w:p>
+      <w:pPr>
+        <w:spacing w:after="0" w:line="16" w:lineRule="atLeast"/>
+        <w:rPr>
+          <w:lang w:val="en-US"/>
+        </w:rPr>
+      </w:pPr>
+      <w:r>
+        <w:rPr>
+          <w:lang w:val="en-US"/>
+        </w:rPr>
+        <w:t xml:space="preserve">    </w:t>
+      </w:r>
+      <w:proofErr w:type="spellStart"/>
+      <w:r>
+        <w:rPr>
+          <w:lang w:val="en-US"/>
+        </w:rPr>
+        <w:t>XSetForeground</w:t>
+      </w:r>
+      <w:proofErr w:type="spellEnd"/>
+      <w:r>
+        <w:rPr>
+          <w:lang w:val="en-US"/>
+        </w:rPr>
+        <w:t>(</w:t>
+      </w:r>
+      <w:proofErr w:type="spellStart"/>
+      <w:r>
+        <w:rPr>
+          <w:lang w:val="en-US"/>
+        </w:rPr>
+        <w:t>dpy</w:t>
+      </w:r>
+      <w:proofErr w:type="spellEnd"/>
+      <w:r>
+        <w:rPr>
+          <w:lang w:val="en-US"/>
+        </w:rPr>
+        <w:t xml:space="preserve">, </w:t>
+      </w:r>
+      <w:proofErr w:type="spellStart"/>
+      <w:r>
+        <w:rPr>
+          <w:lang w:val="en-US"/>
+        </w:rPr>
+        <w:t>gc</w:t>
+      </w:r>
+      <w:proofErr w:type="spellEnd"/>
+      <w:r>
+        <w:rPr>
+          <w:lang w:val="en-US"/>
+        </w:rPr>
+        <w:t xml:space="preserve">, </w:t>
+      </w:r>
+      <w:proofErr w:type="spellStart"/>
+      <w:r>
+        <w:rPr>
+          <w:lang w:val="en-US"/>
+        </w:rPr>
+        <w:t>BlackPixel</w:t>
+      </w:r>
+      <w:proofErr w:type="spellEnd"/>
+      <w:r>
+        <w:rPr>
+          <w:lang w:val="en-US"/>
+        </w:rPr>
+        <w:t>(</w:t>
+      </w:r>
+      <w:proofErr w:type="spellStart"/>
+      <w:r>
+        <w:rPr>
+          <w:lang w:val="en-US"/>
+        </w:rPr>
+        <w:t>dpy</w:t>
+      </w:r>
+      <w:proofErr w:type="spellEnd"/>
+      <w:r>
+        <w:rPr>
+          <w:lang w:val="en-US"/>
+        </w:rPr>
+        <w:t>, screen));</w:t>
+      </w:r>
+    </w:p>
+    <w:p>
+      <w:pPr>
+        <w:spacing w:after="0" w:line="16" w:lineRule="atLeast"/>
+        <w:rPr>
+          <w:lang w:val="en-US"/>
+        </w:rPr>
+      </w:pPr>
+      <w:r>
+        <w:rPr>
+          <w:lang w:val="en-US"/>
+        </w:rPr>
+        <w:t>    if (even) {</w:t>
+      </w:r>
+    </w:p>
+    <w:p>
+      <w:pPr>
+        <w:spacing w:after="0" w:line="16" w:lineRule="atLeast"/>
+        <w:rPr>
+          <w:lang w:val="en-US"/>
+        </w:rPr>
+      </w:pPr>
+      <w:r>
+        <w:rPr>
+          <w:lang w:val="en-US"/>
+        </w:rPr>
+        <w:t xml:space="preserve">        </w:t>
+      </w:r>
+      <w:proofErr w:type="spellStart"/>
+      <w:r>
+        <w:rPr>
+          <w:lang w:val="en-US"/>
+        </w:rPr>
+        <w:t>XDrawLine</w:t>
+      </w:r>
+      <w:proofErr w:type="spellEnd"/>
+      <w:r>
+        <w:rPr>
+          <w:lang w:val="en-US"/>
+        </w:rPr>
+        <w:t>(</w:t>
+      </w:r>
+      <w:proofErr w:type="spellStart"/>
+      <w:r>
+        <w:rPr>
+          <w:lang w:val="en-US"/>
+        </w:rPr>
+        <w:t>dpy</w:t>
+      </w:r>
+      <w:proofErr w:type="spellEnd"/>
+      <w:r>
+        <w:rPr>
+          <w:lang w:val="en-US"/>
+        </w:rPr>
+        <w:t xml:space="preserve">, win, </w:t>
+      </w:r>
+      <w:proofErr w:type="spellStart"/>
+      <w:r>
+        <w:rPr>
+          <w:lang w:val="en-US"/>
+        </w:rPr>
+        <w:t>gc</w:t>
+      </w:r>
+      <w:proofErr w:type="spellEnd"/>
+      <w:r>
+        <w:rPr>
+          <w:lang w:val="en-US"/>
+        </w:rPr>
+        <w:t>, x0, y0, x0 + w - 1, y0 + w - 1);</w:t>
+      </w:r>
+    </w:p>
+    <w:p>
+      <w:pPr>
+        <w:spacing w:after="0" w:line="16" w:lineRule="atLeast"/>
+        <w:rPr>
+          <w:lang w:val="en-US"/>
+        </w:rPr>
+      </w:pPr>
+      <w:r>
+        <w:rPr>
+          <w:lang w:val="en-US"/>
+        </w:rPr>
+        <w:t>    } else {</w:t>
+      </w:r>
+    </w:p>
+    <w:p>
+      <w:pPr>
+        <w:spacing w:after="0" w:line="16" w:lineRule="atLeast"/>
+        <w:rPr>
+          <w:lang w:val="en-US"/>
+        </w:rPr>
+      </w:pPr>
+      <w:r>
+        <w:rPr>
+          <w:lang w:val="en-US"/>
+        </w:rPr>
+        <w:t xml:space="preserve">        </w:t>
+      </w:r>
+      <w:proofErr w:type="spellStart"/>
+      <w:r>
+        <w:rPr>
+          <w:lang w:val="en-US"/>
+        </w:rPr>
+        <w:t>XDrawLine</w:t>
+      </w:r>
+      <w:proofErr w:type="spellEnd"/>
+      <w:r>
+        <w:rPr>
+          <w:lang w:val="en-US"/>
+        </w:rPr>
+        <w:t>(</w:t>
+      </w:r>
+      <w:proofErr w:type="spellStart"/>
+      <w:r>
+        <w:rPr>
+          <w:lang w:val="en-US"/>
+        </w:rPr>
+        <w:t>dpy</w:t>
+      </w:r>
+      <w:proofErr w:type="spellEnd"/>
+      <w:r>
+        <w:rPr>
+          <w:lang w:val="en-US"/>
+        </w:rPr>
+        <w:t xml:space="preserve">, win, </w:t>
+      </w:r>
+      <w:proofErr w:type="spellStart"/>
+      <w:r>
+        <w:rPr>
+          <w:lang w:val="en-US"/>
+        </w:rPr>
+        <w:t>gc</w:t>
+      </w:r>
+      <w:proofErr w:type="spellEnd"/>
+      <w:r>
+        <w:rPr>
+          <w:lang w:val="en-US"/>
+        </w:rPr>
+        <w:t>, x0 + w - 1, y0, x0, y0 + w - 1);</w:t>
+      </w:r>
+    </w:p>
+    <w:p>
+      <w:pPr>
+        <w:spacing w:after="0" w:line="16" w:lineRule="atLeast"/>
+      </w:pPr>
+      <w:r>
+        <w:rPr>
+          <w:lang w:val="en-US"/>
+        </w:rPr>
+        <w:t xml:space="preserve">    </w:t>
+      </w:r>
+      <w:r>
+        <w:t>}</w:t>
+      </w:r>
+    </w:p>
+    <w:p>
+      <w:pPr>
+        <w:spacing w:after="0" w:line="16" w:lineRule="atLeast"/>
+      </w:pPr>
+      <w:r>
+        <w:t>}</w:t>
+      </w:r>
+    </w:p>
+    <w:p>
+      <w:pPr>
+        <w:spacing w:after="0" w:line="16" w:lineRule="atLeast"/>
+      </w:pPr>
+    </w:p>
+    <w:p>
+      <w:pPr>
+        <w:spacing w:after="0" w:line="16" w:lineRule="atLeast"/>
+      </w:pPr>
+      <w:r>
+        <w:t>/* Перерисовка всей клетки (два треугольника + диагональ) */</w:t>
+      </w:r>
+    </w:p>
+    <w:p>
+      <w:pPr>
+        <w:spacing w:after="0" w:line="16" w:lineRule="atLeast"/>
+        <w:rPr>
+          <w:lang w:val="en-US"/>
+        </w:rPr>
+      </w:pPr>
+      <w:r>
+        <w:rPr>
+          <w:lang w:val="en-US"/>
+        </w:rPr>
+        <w:t xml:space="preserve">void </w:t>
+      </w:r>
+      <w:proofErr w:type="spellStart"/>
+      <w:r>
+        <w:rPr>
+          <w:lang w:val="en-US"/>
+        </w:rPr>
+        <w:t>draw_cell</w:t>
+      </w:r>
+      <w:proofErr w:type="spellEnd"/>
+      <w:r>
+        <w:rPr>
+          <w:lang w:val="en-US"/>
+        </w:rPr>
+        <w:t>(int row, int col) {</w:t>
+      </w:r>
+    </w:p>
+    <w:p>
+      <w:pPr>
+        <w:spacing w:after="0" w:line="16" w:lineRule="atLeast"/>
+        <w:rPr>
+          <w:lang w:val="en-US"/>
+        </w:rPr>
+      </w:pPr>
+      <w:r>
+        <w:rPr>
+          <w:lang w:val="en-US"/>
+        </w:rPr>
+        <w:t xml:space="preserve">    </w:t>
+      </w:r>
+      <w:proofErr w:type="spellStart"/>
+      <w:r>
+        <w:rPr>
+          <w:lang w:val="en-US"/>
+        </w:rPr>
+        <w:t>draw_triangle</w:t>
+      </w:r>
+      <w:proofErr w:type="spellEnd"/>
+      <w:r>
+        <w:rPr>
+          <w:lang w:val="en-US"/>
+        </w:rPr>
+        <w:t>(row, col, 0);</w:t>
+      </w:r>
+    </w:p>
+    <w:p>
+      <w:pPr>
+        <w:spacing w:after="0" w:line="16" w:lineRule="atLeast"/>
+        <w:rPr>
+          <w:lang w:val="en-US"/>
+        </w:rPr>
+      </w:pPr>
+      <w:r>
+        <w:rPr>
+          <w:lang w:val="en-US"/>
+        </w:rPr>
+        <w:t xml:space="preserve">    </w:t>
+      </w:r>
+      <w:proofErr w:type="spellStart"/>
+      <w:r>
+        <w:rPr>
+          <w:lang w:val="en-US"/>
+        </w:rPr>
+        <w:t>draw_triangle</w:t>
+      </w:r>
+      <w:proofErr w:type="spellEnd"/>
+      <w:r>
+        <w:rPr>
+          <w:lang w:val="en-US"/>
+        </w:rPr>
+        <w:t>(row, col, 1);</w:t>
+      </w:r>
+    </w:p>
+    <w:p>
+      <w:pPr>
+        <w:spacing w:after="0" w:line="16" w:lineRule="atLeast"/>
+        <w:rPr>
+          <w:lang w:val="en-US"/>
+        </w:rPr>
+      </w:pPr>
+      <w:r>
+        <w:rPr>
+          <w:lang w:val="en-US"/>
+        </w:rPr>
+        <w:t xml:space="preserve">    </w:t>
+      </w:r>
+      <w:proofErr w:type="spellStart"/>
+      <w:r>
+        <w:rPr>
+          <w:lang w:val="en-US"/>
+        </w:rPr>
+        <w:t>draw_diagonal</w:t>
+      </w:r>
+      <w:proofErr w:type="spellEnd"/>
+      <w:r>
+        <w:rPr>
+          <w:lang w:val="en-US"/>
+        </w:rPr>
+        <w:t>(row, col);</w:t>
+      </w:r>
+    </w:p>
+    <w:p>
+      <w:pPr>
+        <w:spacing w:after="0" w:line="16" w:lineRule="atLeast"/>
+        <w:rPr>
+          <w:lang w:val="en-US"/>
+        </w:rPr>
+      </w:pPr>
+      <w:r>
+        <w:rPr>
+          <w:lang w:val="en-US"/>
+        </w:rPr>
+        <w:t>}</w:t>
+      </w:r>
+    </w:p>
+    <w:p>
+      <w:pPr>
+        <w:spacing w:after="0" w:line="16" w:lineRule="atLeast"/>
+        <w:rPr>
+          <w:lang w:val="en-US"/>
+        </w:rPr>
+      </w:pPr>
+    </w:p>
+    <w:p>
+      <w:pPr>
+        <w:spacing w:after="0" w:line="16" w:lineRule="atLeast"/>
+        <w:rPr>
+          <w:lang w:val="en-US"/>
+        </w:rPr>
+      </w:pPr>
+      <w:r>
+        <w:rPr>
+          <w:lang w:val="en-US"/>
+        </w:rPr>
+        <w:t xml:space="preserve">/* </w:t>
+      </w:r>
+      <w:r>
+        <w:t>Перерисовка</w:t>
+      </w:r>
+      <w:r>
+        <w:rPr>
+          <w:lang w:val="en-US"/>
+        </w:rPr>
+        <w:t xml:space="preserve"> </w:t>
+      </w:r>
+      <w:r>
+        <w:t>всего</w:t>
+      </w:r>
+      <w:r>
+        <w:rPr>
+          <w:lang w:val="en-US"/>
+        </w:rPr>
+        <w:t xml:space="preserve"> </w:t>
+      </w:r>
+      <w:r>
+        <w:t>окна</w:t>
+      </w:r>
+      <w:r>
+        <w:rPr>
+          <w:lang w:val="en-US"/>
+        </w:rPr>
+        <w:t xml:space="preserve"> */</w:t>
+      </w:r>
+    </w:p>
+    <w:p>
+      <w:pPr>
+        <w:spacing w:after="0" w:line="16" w:lineRule="atLeast"/>
+        <w:rPr>
+          <w:lang w:val="en-US"/>
+        </w:rPr>
+      </w:pPr>
+      <w:r>
+        <w:rPr>
+          <w:lang w:val="en-US"/>
+        </w:rPr>
+        <w:t xml:space="preserve">void </w:t>
+      </w:r>
+      <w:proofErr w:type="spellStart"/>
+      <w:r>
+        <w:rPr>
+          <w:lang w:val="en-US"/>
+        </w:rPr>
+        <w:t>draw_all</w:t>
+      </w:r>
+      <w:proofErr w:type="spellEnd"/>
+      <w:r>
+        <w:rPr>
+          <w:lang w:val="en-US"/>
+        </w:rPr>
+        <w:t>(void) {</w:t>
+      </w:r>
+    </w:p>
+    <w:p>
+      <w:pPr>
+        <w:spacing w:after="0" w:line="16" w:lineRule="atLeast"/>
+        <w:rPr>
+          <w:lang w:val="en-US"/>
+        </w:rPr>
+      </w:pPr>
+      <w:r>
+        <w:rPr>
+          <w:lang w:val="en-US"/>
+        </w:rPr>
+        <w:t xml:space="preserve">    for (int </w:t>
+      </w:r>
+      <w:proofErr w:type="spellStart"/>
+      <w:r>
+        <w:rPr>
+          <w:lang w:val="en-US"/>
+        </w:rPr>
+        <w:t>i</w:t>
+      </w:r>
+      <w:proofErr w:type="spellEnd"/>
+      <w:r>
+        <w:rPr>
+          <w:lang w:val="en-US"/>
+        </w:rPr>
+        <w:t xml:space="preserve"> = 0; </w:t>
+      </w:r>
+      <w:proofErr w:type="spellStart"/>
+      <w:r>
+        <w:rPr>
+          <w:lang w:val="en-US"/>
+        </w:rPr>
+        <w:t>i</w:t>
+      </w:r>
+      <w:proofErr w:type="spellEnd"/>
+      <w:r>
+        <w:rPr>
+          <w:lang w:val="en-US"/>
+        </w:rPr>
+        <w:t xml:space="preserve"> &lt; rows; </w:t>
+      </w:r>
+      <w:proofErr w:type="spellStart"/>
+      <w:r>
+        <w:rPr>
+          <w:lang w:val="en-US"/>
+        </w:rPr>
+        <w:t>i</w:t>
+      </w:r>
+      <w:proofErr w:type="spellEnd"/>
+      <w:r>
+        <w:rPr>
+          <w:lang w:val="en-US"/>
+        </w:rPr>
+        <w:t>++)</w:t>
+      </w:r>
+    </w:p>
+    <w:p>
+      <w:pPr>
+        <w:spacing w:after="0" w:line="16" w:lineRule="atLeast"/>
+        <w:rPr>
+          <w:lang w:val="en-US"/>
+        </w:rPr>
+      </w:pPr>
+      <w:r>
+        <w:rPr>
+          <w:lang w:val="en-US"/>
+        </w:rPr>
+        <w:t xml:space="preserve">        for (int j = 0; j &lt; cols; </w:t>
+      </w:r>
+      <w:proofErr w:type="spellStart"/>
+      <w:r>
+        <w:rPr>
+          <w:lang w:val="en-US"/>
+        </w:rPr>
+        <w:t>j++</w:t>
+      </w:r>
+      <w:proofErr w:type="spellEnd"/>
+      <w:r>
+        <w:rPr>
+          <w:lang w:val="en-US"/>
+        </w:rPr>
+        <w:t>)</w:t>
+      </w:r>
+    </w:p>
+    <w:p>
+      <w:pPr>
+        <w:spacing w:after="0" w:line="16" w:lineRule="atLeast"/>
+        <w:rPr>
+          <w:lang w:val="en-US"/>
+        </w:rPr>
+      </w:pPr>
+      <w:r>
+        <w:rPr>
+          <w:lang w:val="en-US"/>
+        </w:rPr>
+        <w:t xml:space="preserve">            </w:t>
+      </w:r>
+      <w:proofErr w:type="spellStart"/>
+      <w:r>
+        <w:rPr>
+          <w:lang w:val="en-US"/>
+        </w:rPr>
+        <w:t>draw_cell</w:t>
+      </w:r>
+      <w:proofErr w:type="spellEnd"/>
+      <w:r>
+        <w:rPr>
+          <w:lang w:val="en-US"/>
+        </w:rPr>
+        <w:t>(</w:t>
+      </w:r>
+      <w:proofErr w:type="spellStart"/>
+      <w:r>
+        <w:rPr>
+          <w:lang w:val="en-US"/>
+        </w:rPr>
+        <w:t>i</w:t>
+      </w:r>
+      <w:proofErr w:type="spellEnd"/>
+      <w:r>
+        <w:rPr>
+          <w:lang w:val="en-US"/>
+        </w:rPr>
+        <w:t>, j);</w:t>
+      </w:r>
+    </w:p>
+    <w:p>
+      <w:pPr>
+        <w:spacing w:after="0" w:line="16" w:lineRule="atLeast"/>
+        <w:rPr>
+          <w:lang w:val="en-US"/>
+        </w:rPr>
+      </w:pPr>
+      <w:r>
+        <w:rPr>
+          <w:lang w:val="en-US"/>
+        </w:rPr>
+        <w:t xml:space="preserve">    </w:t>
+      </w:r>
+      <w:proofErr w:type="spellStart"/>
+      <w:r>
+        <w:rPr>
+          <w:lang w:val="en-US"/>
+        </w:rPr>
+        <w:t>XFlush</w:t>
+      </w:r>
+      <w:proofErr w:type="spellEnd"/>
+      <w:r>
+        <w:rPr>
+          <w:lang w:val="en-US"/>
+        </w:rPr>
+        <w:t>(</w:t>
+      </w:r>
+      <w:proofErr w:type="spellStart"/>
+      <w:r>
+        <w:rPr>
+          <w:lang w:val="en-US"/>
+        </w:rPr>
+        <w:t>dpy</w:t>
+      </w:r>
+      <w:proofErr w:type="spellEnd"/>
+      <w:r>
+        <w:rPr>
+          <w:lang w:val="en-US"/>
+        </w:rPr>
+        <w:t>);</w:t>
+      </w:r>
+    </w:p>
+    <w:p>
+      <w:pPr>
+        <w:spacing w:after="0" w:line="16" w:lineRule="atLeast"/>
+      </w:pPr>
+      <w:r>
+        <w:t>}</w:t>
+      </w:r>
+    </w:p>
+    <w:p>
+      <w:pPr>
+        <w:spacing w:after="0" w:line="16" w:lineRule="atLeast"/>
+      </w:pPr>
+    </w:p>
+    <w:p>
+      <w:pPr>
+        <w:spacing w:after="0" w:line="16" w:lineRule="atLeast"/>
+      </w:pPr>
+      <w:r>
+        <w:t>/* Создание главного окна и графического контекста (рамка 1 пиксель для сетки) */</w:t>
+      </w:r>
+    </w:p>
+    <w:p>
+      <w:pPr>
+        <w:spacing w:after="0" w:line="16" w:lineRule="atLeast"/>
+        <w:rPr>
+          <w:lang w:val="en-US"/>
+        </w:rPr>
+      </w:pPr>
+      <w:r>
+        <w:rPr>
+          <w:lang w:val="en-US"/>
+        </w:rPr>
+        <w:t xml:space="preserve">void </w:t>
+      </w:r>
+      <w:proofErr w:type="spellStart"/>
+      <w:r>
+        <w:rPr>
+          <w:lang w:val="en-US"/>
+        </w:rPr>
+        <w:t>create_main_window</w:t>
+      </w:r>
+      <w:proofErr w:type="spellEnd"/>
+      <w:r>
+        <w:rPr>
+          <w:lang w:val="en-US"/>
+        </w:rPr>
+        <w:t>(void) {</w:t>
+      </w:r>
+    </w:p>
+    <w:p>
+      <w:pPr>
+        <w:spacing w:after="0" w:line="16" w:lineRule="atLeast"/>
+        <w:rPr>
+          <w:lang w:val="en-US"/>
+        </w:rPr>
+      </w:pPr>
+      <w:r>
+        <w:rPr>
+          <w:lang w:val="en-US"/>
+        </w:rPr>
+        <w:t xml:space="preserve">    int width = cols * </w:t>
+      </w:r>
+      <w:proofErr w:type="spellStart"/>
+      <w:r>
+        <w:rPr>
+          <w:lang w:val="en-US"/>
+        </w:rPr>
+        <w:t>cell_size</w:t>
+      </w:r>
+      <w:proofErr w:type="spellEnd"/>
+      <w:r>
+        <w:rPr>
+          <w:lang w:val="en-US"/>
+        </w:rPr>
+        <w:t>;</w:t>
+      </w:r>
+    </w:p>
+    <w:p>
+      <w:pPr>
+        <w:spacing w:after="0" w:line="16" w:lineRule="atLeast"/>
+        <w:rPr>
+          <w:lang w:val="en-US"/>
+        </w:rPr>
+      </w:pPr>
+      <w:r>
+        <w:rPr>
+          <w:lang w:val="en-US"/>
+        </w:rPr>
+        <w:t xml:space="preserve">    int height = rows * </w:t>
+      </w:r>
+      <w:proofErr w:type="spellStart"/>
+      <w:r>
+        <w:rPr>
+          <w:lang w:val="en-US"/>
+        </w:rPr>
+        <w:t>cell_size</w:t>
+      </w:r>
+      <w:proofErr w:type="spellEnd"/>
+      <w:r>
+        <w:rPr>
+          <w:lang w:val="en-US"/>
+        </w:rPr>
+        <w:t>;</w:t>
+      </w:r>
+    </w:p>
+    <w:p>
+      <w:pPr>
+        <w:spacing w:after="0" w:line="16" w:lineRule="atLeast"/>
+        <w:rPr>
+          <w:lang w:val="en-US"/>
+        </w:rPr>
+      </w:pPr>
+      <w:r>
+        <w:rPr>
+          <w:lang w:val="en-US"/>
+        </w:rPr>
+        <w:t xml:space="preserve">    win = </w:t>
+      </w:r>
+      <w:proofErr w:type="spellStart"/>
+      <w:r>
+        <w:rPr>
+          <w:lang w:val="en-US"/>
+        </w:rPr>
+        <w:t>XCreateSimpleWindow</w:t>
+      </w:r>
+      <w:proofErr w:type="spellEnd"/>
+      <w:r>
+        <w:rPr>
+          <w:lang w:val="en-US"/>
+        </w:rPr>
+        <w:t>(</w:t>
+      </w:r>
+      <w:proofErr w:type="spellStart"/>
+      <w:r>
+        <w:rPr>
+          <w:lang w:val="en-US"/>
+        </w:rPr>
+        <w:t>dpy</w:t>
+      </w:r>
+      <w:proofErr w:type="spellEnd"/>
+      <w:r>
+        <w:rPr>
+          <w:lang w:val="en-US"/>
+        </w:rPr>
+        <w:t xml:space="preserve">, </w:t>
+      </w:r>
+      <w:proofErr w:type="spellStart"/>
+      <w:r>
+        <w:rPr>
+          <w:lang w:val="en-US"/>
+        </w:rPr>
+        <w:t>RootWindow</w:t>
+      </w:r>
+      <w:proofErr w:type="spellEnd"/>
+      <w:r>
+        <w:rPr>
+          <w:lang w:val="en-US"/>
+        </w:rPr>
+        <w:t>(</w:t>
+      </w:r>
+      <w:proofErr w:type="spellStart"/>
+      <w:r>
+        <w:rPr>
+          <w:lang w:val="en-US"/>
+        </w:rPr>
+        <w:t>dpy</w:t>
+      </w:r>
+      <w:proofErr w:type="spellEnd"/>
+      <w:r>
+        <w:rPr>
+          <w:lang w:val="en-US"/>
+        </w:rPr>
+        <w:t>, screen),</w:t>
+      </w:r>
+    </w:p>
+    <w:p>
+      <w:pPr>
+        <w:spacing w:after="0" w:line="16" w:lineRule="atLeast"/>
+        <w:rPr>
+          <w:lang w:val="en-US"/>
+        </w:rPr>
+      </w:pPr>
+      <w:r>
+        <w:rPr>
+          <w:lang w:val="en-US"/>
+        </w:rPr>
+        <w:t>                              0, 0, width, height, 1,</w:t>
+      </w:r>
+    </w:p>
+    <w:p>
+      <w:pPr>
+        <w:spacing w:after="0" w:line="16" w:lineRule="atLeast"/>
+        <w:rPr>
+          <w:lang w:val="en-US"/>
+        </w:rPr>
+      </w:pPr>
+      <w:r>
+        <w:rPr>
+          <w:lang w:val="en-US"/>
+        </w:rPr>
+        <w:t xml:space="preserve">                              </w:t>
+      </w:r>
+      <w:proofErr w:type="spellStart"/>
+      <w:r>
+        <w:rPr>
+          <w:lang w:val="en-US"/>
+        </w:rPr>
+        <w:t>BlackPixel</w:t>
+      </w:r>
+      <w:proofErr w:type="spellEnd"/>
+      <w:r>
+        <w:rPr>
+          <w:lang w:val="en-US"/>
+        </w:rPr>
+        <w:t>(</w:t>
+      </w:r>
+      <w:proofErr w:type="spellStart"/>
+      <w:r>
+        <w:rPr>
+          <w:lang w:val="en-US"/>
+        </w:rPr>
+        <w:t>dpy</w:t>
+      </w:r>
+      <w:proofErr w:type="spellEnd"/>
+      <w:r>
+        <w:rPr>
+          <w:lang w:val="en-US"/>
+        </w:rPr>
+        <w:t xml:space="preserve">, screen), </w:t>
+      </w:r>
+      <w:proofErr w:type="spellStart"/>
+      <w:r>
+        <w:rPr>
+          <w:lang w:val="en-US"/>
+        </w:rPr>
+        <w:t>WhitePixel</w:t>
+      </w:r>
+      <w:proofErr w:type="spellEnd"/>
+      <w:r>
+        <w:rPr>
+          <w:lang w:val="en-US"/>
+        </w:rPr>
+        <w:t>(</w:t>
+      </w:r>
+      <w:proofErr w:type="spellStart"/>
+      <w:r>
+        <w:rPr>
+          <w:lang w:val="en-US"/>
+        </w:rPr>
+        <w:t>dpy</w:t>
+      </w:r>
+      <w:proofErr w:type="spellEnd"/>
+      <w:r>
+        <w:rPr>
+          <w:lang w:val="en-US"/>
+        </w:rPr>
+        <w:t>, screen));</w:t>
+      </w:r>
+    </w:p>
+    <w:p>
+      <w:pPr>
+        <w:spacing w:after="0" w:line="16" w:lineRule="atLeast"/>
+        <w:rPr>
+          <w:lang w:val="en-US"/>
+        </w:rPr>
+      </w:pPr>
+      <w:r>
+        <w:rPr>
+          <w:lang w:val="en-US"/>
+        </w:rPr>
+        <w:t xml:space="preserve">    </w:t>
+      </w:r>
+      <w:proofErr w:type="spellStart"/>
+      <w:r>
+        <w:rPr>
+          <w:lang w:val="en-US"/>
+        </w:rPr>
+        <w:t>XSelectInput</w:t>
+      </w:r>
+      <w:proofErr w:type="spellEnd"/>
+      <w:r>
+        <w:rPr>
+          <w:lang w:val="en-US"/>
+        </w:rPr>
+        <w:t>(</w:t>
+      </w:r>
+      <w:proofErr w:type="spellStart"/>
+      <w:r>
+        <w:rPr>
+          <w:lang w:val="en-US"/>
+        </w:rPr>
+        <w:t>dpy</w:t>
+      </w:r>
+      <w:proofErr w:type="spellEnd"/>
+      <w:r>
+        <w:rPr>
+          <w:lang w:val="en-US"/>
+        </w:rPr>
+        <w:t xml:space="preserve">, win, </w:t>
+      </w:r>
+      <w:proofErr w:type="spellStart"/>
+      <w:r>
+        <w:rPr>
+          <w:lang w:val="en-US"/>
+        </w:rPr>
+        <w:t>ExposureMask</w:t>
+      </w:r>
+      <w:proofErr w:type="spellEnd"/>
+      <w:r>
+        <w:rPr>
+          <w:lang w:val="en-US"/>
+        </w:rPr>
+        <w:t xml:space="preserve"> | </w:t>
+      </w:r>
+      <w:proofErr w:type="spellStart"/>
+      <w:r>
+        <w:rPr>
+          <w:lang w:val="en-US"/>
+        </w:rPr>
+        <w:t>ButtonPressMask</w:t>
+      </w:r>
+      <w:proofErr w:type="spellEnd"/>
+      <w:r>
+        <w:rPr>
+          <w:lang w:val="en-US"/>
+        </w:rPr>
+        <w:t xml:space="preserve"> | </w:t>
+      </w:r>
+      <w:proofErr w:type="spellStart"/>
+      <w:r>
+        <w:rPr>
+          <w:lang w:val="en-US"/>
+        </w:rPr>
+        <w:t>KeyPressMask</w:t>
+      </w:r>
+      <w:proofErr w:type="spellEnd"/>
+      <w:r>
+        <w:rPr>
+          <w:lang w:val="en-US"/>
+        </w:rPr>
+        <w:t>);</w:t>
+      </w:r>
+    </w:p>
+    <w:p>
+      <w:pPr>
+        <w:spacing w:after="0" w:line="16" w:lineRule="atLeast"/>
+        <w:rPr>
+          <w:lang w:val="en-US"/>
+        </w:rPr>
+      </w:pPr>
+      <w:r>
+        <w:rPr>
+          <w:lang w:val="en-US"/>
+        </w:rPr>
+        <w:t xml:space="preserve">    </w:t>
+      </w:r>
+      <w:proofErr w:type="spellStart"/>
+      <w:r>
+        <w:rPr>
+          <w:lang w:val="en-US"/>
+        </w:rPr>
+        <w:t>XMapWindow</w:t>
+      </w:r>
+      <w:proofErr w:type="spellEnd"/>
+      <w:r>
+        <w:rPr>
+          <w:lang w:val="en-US"/>
+        </w:rPr>
+        <w:t>(</w:t>
+      </w:r>
+      <w:proofErr w:type="spellStart"/>
+      <w:r>
+        <w:rPr>
+          <w:lang w:val="en-US"/>
+        </w:rPr>
+        <w:t>dpy</w:t>
+      </w:r>
+      <w:proofErr w:type="spellEnd"/>
+      <w:r>
+        <w:rPr>
+          <w:lang w:val="en-US"/>
+        </w:rPr>
+        <w:t>, win);</w:t>
+      </w:r>
+    </w:p>
+    <w:p>
+      <w:pPr>
+        <w:spacing w:after="0" w:line="16" w:lineRule="atLeast"/>
+        <w:rPr>
+          <w:lang w:val="en-US"/>
+        </w:rPr>
+      </w:pPr>
+      <w:r>
+        <w:rPr>
+          <w:lang w:val="en-US"/>
+        </w:rPr>
+        <w:t xml:space="preserve">    </w:t>
+      </w:r>
+      <w:proofErr w:type="spellStart"/>
+      <w:r>
+        <w:rPr>
+          <w:lang w:val="en-US"/>
+        </w:rPr>
+        <w:t>gc</w:t>
+      </w:r>
+      <w:proofErr w:type="spellEnd"/>
+      <w:r>
+        <w:rPr>
+          <w:lang w:val="en-US"/>
+        </w:rPr>
+        <w:t xml:space="preserve"> = </w:t>
+      </w:r>
+      <w:proofErr w:type="spellStart"/>
+      <w:r>
+        <w:rPr>
+          <w:lang w:val="en-US"/>
+        </w:rPr>
+        <w:t>XCreateGC</w:t>
+      </w:r>
+      <w:proofErr w:type="spellEnd"/>
+      <w:r>
+        <w:rPr>
+          <w:lang w:val="en-US"/>
+        </w:rPr>
+        <w:t>(</w:t>
+      </w:r>
+      <w:proofErr w:type="spellStart"/>
+      <w:r>
+        <w:rPr>
+          <w:lang w:val="en-US"/>
+        </w:rPr>
+        <w:t>dpy</w:t>
+      </w:r>
+      <w:proofErr w:type="spellEnd"/>
+      <w:r>
+        <w:rPr>
+          <w:lang w:val="en-US"/>
+        </w:rPr>
+        <w:t>, win, 0, NULL);</w:t>
+      </w:r>
+    </w:p>
+    <w:p>
+      <w:pPr>
+        <w:spacing w:after="0" w:line="16" w:lineRule="atLeast"/>
+      </w:pPr>
+      <w:r>
+        <w:t>}</w:t>
+      </w:r>
+    </w:p>
+    <w:p>
+      <w:pPr>
+        <w:spacing w:after="0" w:line="16" w:lineRule="atLeast"/>
+      </w:pPr>
+    </w:p>
+    <w:p>
+      <w:pPr>
+        <w:spacing w:after="0" w:line="16" w:lineRule="atLeast"/>
+      </w:pPr>
+      <w:r>
+        <w:t>/* Выделение памяти для матрицы клеток (все треугольники красные) */</w:t>
+      </w:r>
+    </w:p>
+    <w:p>
+      <w:pPr>
+        <w:spacing w:after="0" w:line="16" w:lineRule="atLeast"/>
+        <w:rPr>
+          <w:lang w:val="en-US"/>
+        </w:rPr>
+      </w:pPr>
+      <w:r>
+        <w:rPr>
+          <w:lang w:val="en-US"/>
+        </w:rPr>
+        <w:t xml:space="preserve">void </w:t>
+      </w:r>
+      <w:proofErr w:type="spellStart"/>
+      <w:r>
+        <w:rPr>
+          <w:lang w:val="en-US"/>
+        </w:rPr>
+        <w:t>allocate_cells</w:t>
+      </w:r>
+      <w:proofErr w:type="spellEnd"/>
+      <w:r>
+        <w:rPr>
+          <w:lang w:val="en-US"/>
+        </w:rPr>
+        <w:t>(void) {</w:t>
+      </w:r>
+    </w:p>
+    <w:p>
+      <w:pPr>
+        <w:spacing w:after="0" w:line="16" w:lineRule="atLeast"/>
+        <w:rPr>
+          <w:lang w:val="en-US"/>
+        </w:rPr>
+      </w:pPr>
+      <w:r>
+        <w:rPr>
+          <w:lang w:val="en-US"/>
+        </w:rPr>
+        <w:t xml:space="preserve">    cells = (Cell **)malloc(rows * </w:t>
+      </w:r>
+      <w:proofErr w:type="spellStart"/>
+      <w:r>
+        <w:rPr>
+          <w:lang w:val="en-US"/>
+        </w:rPr>
+        <w:t>sizeof</w:t>
+      </w:r>
+      <w:proofErr w:type="spellEnd"/>
+      <w:r>
+        <w:rPr>
+          <w:lang w:val="en-US"/>
+        </w:rPr>
+        <w:t>(Cell *));</w:t>
+      </w:r>
+    </w:p>
+    <w:p>
+      <w:pPr>
+        <w:spacing w:after="0" w:line="16" w:lineRule="atLeast"/>
+        <w:rPr>
+          <w:lang w:val="en-US"/>
+        </w:rPr>
+      </w:pPr>
+      <w:r>
+        <w:rPr>
+          <w:lang w:val="en-US"/>
+        </w:rPr>
+        <w:t xml:space="preserve">    for (int </w:t>
+      </w:r>
+      <w:proofErr w:type="spellStart"/>
+      <w:r>
+        <w:rPr>
+          <w:lang w:val="en-US"/>
+        </w:rPr>
+        <w:t>i</w:t>
+      </w:r>
+      <w:proofErr w:type="spellEnd"/>
+      <w:r>
+        <w:rPr>
+          <w:lang w:val="en-US"/>
+        </w:rPr>
+        <w:t xml:space="preserve"> = 0; </w:t>
+      </w:r>
+      <w:proofErr w:type="spellStart"/>
+      <w:r>
+        <w:rPr>
+          <w:lang w:val="en-US"/>
+        </w:rPr>
+        <w:t>i</w:t>
+      </w:r>
+      <w:proofErr w:type="spellEnd"/>
+      <w:r>
+        <w:rPr>
+          <w:lang w:val="en-US"/>
+        </w:rPr>
+        <w:t xml:space="preserve"> &lt; rows; </w:t>
+      </w:r>
+      <w:proofErr w:type="spellStart"/>
+      <w:r>
+        <w:rPr>
+          <w:lang w:val="en-US"/>
+        </w:rPr>
+        <w:t>i</w:t>
+      </w:r>
+      <w:proofErr w:type="spellEnd"/>
+      <w:r>
+        <w:rPr>
+          <w:lang w:val="en-US"/>
+        </w:rPr>
+        <w:t>++) {</w:t>
+      </w:r>
+    </w:p>
+    <w:p>
+      <w:pPr>
+        <w:spacing w:after="0" w:line="16" w:lineRule="atLeast"/>
+        <w:rPr>
+          <w:lang w:val="en-US"/>
+        </w:rPr>
+      </w:pPr>
+      <w:r>
+        <w:rPr>
+          <w:lang w:val="en-US"/>
+        </w:rPr>
+        <w:t>        cells[</w:t>
+      </w:r>
+      <w:proofErr w:type="spellStart"/>
+      <w:r>
+        <w:rPr>
+          <w:lang w:val="en-US"/>
+        </w:rPr>
+        <w:t>i</w:t>
+      </w:r>
+      <w:proofErr w:type="spellEnd"/>
+      <w:r>
+        <w:rPr>
+          <w:lang w:val="en-US"/>
+        </w:rPr>
+        <w:t xml:space="preserve">] = (Cell *)malloc(cols * </w:t>
+      </w:r>
+      <w:proofErr w:type="spellStart"/>
+      <w:r>
+        <w:rPr>
+          <w:lang w:val="en-US"/>
+        </w:rPr>
+        <w:t>sizeof</w:t>
+      </w:r>
+      <w:proofErr w:type="spellEnd"/>
+      <w:r>
+        <w:rPr>
+          <w:lang w:val="en-US"/>
+        </w:rPr>
+        <w:t>(Cell));</w:t>
+      </w:r>
+    </w:p>
+    <w:p>
+      <w:pPr>
+        <w:spacing w:after="0" w:line="16" w:lineRule="atLeast"/>
+        <w:rPr>
+          <w:lang w:val="en-US"/>
+        </w:rPr>
+      </w:pPr>
+      <w:r>
+        <w:rPr>
+          <w:lang w:val="en-US"/>
+        </w:rPr>
+        <w:t xml:space="preserve">        for (int j = 0; j &lt; cols; </w:t>
+      </w:r>
+      <w:proofErr w:type="spellStart"/>
+      <w:r>
+        <w:rPr>
+          <w:lang w:val="en-US"/>
+        </w:rPr>
+        <w:t>j++</w:t>
+      </w:r>
+      <w:proofErr w:type="spellEnd"/>
+      <w:r>
+        <w:rPr>
+          <w:lang w:val="en-US"/>
+        </w:rPr>
+        <w:t>) {</w:t>
+      </w:r>
+    </w:p>
+    <w:p>
+      <w:pPr>
+        <w:spacing w:after="0" w:line="16" w:lineRule="atLeast"/>
+        <w:rPr>
+          <w:lang w:val="en-US"/>
+        </w:rPr>
+      </w:pPr>
+      <w:r>
+        <w:rPr>
+          <w:lang w:val="en-US"/>
+        </w:rPr>
+        <w:t>            cells[</w:t>
+      </w:r>
+      <w:proofErr w:type="spellStart"/>
+      <w:r>
+        <w:rPr>
+          <w:lang w:val="en-US"/>
+        </w:rPr>
+        <w:t>i</w:t>
+      </w:r>
+      <w:proofErr w:type="spellEnd"/>
+      <w:r>
+        <w:rPr>
+          <w:lang w:val="en-US"/>
+        </w:rPr>
+        <w:t xml:space="preserve">][j].tri[0] = </w:t>
+      </w:r>
+      <w:proofErr w:type="spellStart"/>
+      <w:r>
+        <w:rPr>
+          <w:lang w:val="en-US"/>
+        </w:rPr>
+        <w:t>color_red</w:t>
+      </w:r>
+      <w:proofErr w:type="spellEnd"/>
+      <w:r>
+        <w:rPr>
+          <w:lang w:val="en-US"/>
+        </w:rPr>
+        <w:t>;</w:t>
+      </w:r>
+    </w:p>
+    <w:p>
+      <w:pPr>
+        <w:spacing w:after="0" w:line="16" w:lineRule="atLeast"/>
+        <w:rPr>
+          <w:lang w:val="en-US"/>
+        </w:rPr>
+      </w:pPr>
+      <w:r>
+        <w:rPr>
+          <w:lang w:val="en-US"/>
+        </w:rPr>
+        <w:t>            cells[</w:t>
+      </w:r>
+      <w:proofErr w:type="spellStart"/>
+      <w:r>
+        <w:rPr>
+          <w:lang w:val="en-US"/>
+        </w:rPr>
+        <w:t>i</w:t>
+      </w:r>
+      <w:proofErr w:type="spellEnd"/>
+      <w:r>
+        <w:rPr>
+          <w:lang w:val="en-US"/>
+        </w:rPr>
+        <w:t xml:space="preserve">][j].tri[1] = </w:t>
+      </w:r>
+      <w:proofErr w:type="spellStart"/>
+      <w:r>
+        <w:rPr>
+          <w:lang w:val="en-US"/>
+        </w:rPr>
+        <w:t>color_red</w:t>
+      </w:r>
+      <w:proofErr w:type="spellEnd"/>
+      <w:r>
+        <w:rPr>
+          <w:lang w:val="en-US"/>
+        </w:rPr>
+        <w:t>;</w:t>
+      </w:r>
+    </w:p>
+    <w:p>
+      <w:pPr>
+        <w:spacing w:after="0" w:line="16" w:lineRule="atLeast"/>
+        <w:rPr>
+          <w:lang w:val="en-US"/>
+        </w:rPr>
+      </w:pPr>
+      <w:r>
+        <w:rPr>
+          <w:lang w:val="en-US"/>
+        </w:rPr>
+        <w:t>        }</w:t>
+      </w:r>
+    </w:p>
+    <w:p>
+      <w:pPr>
+        <w:spacing w:after="0" w:line="16" w:lineRule="atLeast"/>
+        <w:rPr>
+          <w:lang w:val="en-US"/>
+        </w:rPr>
+      </w:pPr>
+      <w:r>
+        <w:rPr>
+          <w:lang w:val="en-US"/>
+        </w:rPr>
+        <w:t>    }</w:t>
+      </w:r>
+    </w:p>
+    <w:p>
+      <w:pPr>
+        <w:spacing w:after="0" w:line="16" w:lineRule="atLeast"/>
+        <w:rPr>
+          <w:lang w:val="en-US"/>
+        </w:rPr>
+      </w:pPr>
+      <w:r>
+        <w:rPr>
+          <w:lang w:val="en-US"/>
+        </w:rPr>
+        <w:t>}</w:t>
+      </w:r>
+    </w:p>
+    <w:p>
+      <w:pPr>
+        <w:spacing w:after="0" w:line="16" w:lineRule="atLeast"/>
+        <w:rPr>
+          <w:lang w:val="en-US"/>
+        </w:rPr>
+      </w:pPr>
+    </w:p>
+    <w:p>
+      <w:pPr>
+        <w:spacing w:after="0" w:line="16" w:lineRule="atLeast"/>
+        <w:rPr>
+          <w:lang w:val="en-US"/>
+        </w:rPr>
+      </w:pPr>
+      <w:r>
+        <w:rPr>
+          <w:lang w:val="en-US"/>
+        </w:rPr>
+        <w:t xml:space="preserve">/* </w:t>
+      </w:r>
+      <w:r>
+        <w:t>Главный</w:t>
+      </w:r>
+      <w:r>
+        <w:rPr>
+          <w:lang w:val="en-US"/>
+        </w:rPr>
+        <w:t xml:space="preserve"> </w:t>
+      </w:r>
+      <w:r>
+        <w:t>цикл</w:t>
+      </w:r>
+      <w:r>
+        <w:rPr>
+          <w:lang w:val="en-US"/>
+        </w:rPr>
+        <w:t xml:space="preserve"> </w:t>
+      </w:r>
+      <w:r>
+        <w:t>обработки</w:t>
+      </w:r>
+      <w:r>
+        <w:rPr>
+          <w:lang w:val="en-US"/>
+        </w:rPr>
+        <w:t xml:space="preserve"> </w:t>
+      </w:r>
+      <w:r>
+        <w:t>событий</w:t>
+      </w:r>
+      <w:r>
+        <w:rPr>
+          <w:lang w:val="en-US"/>
+        </w:rPr>
+        <w:t xml:space="preserve"> */</w:t>
+      </w:r>
+    </w:p>
+    <w:p>
+      <w:pPr>
+        <w:spacing w:after="0" w:line="16" w:lineRule="atLeast"/>
+        <w:rPr>
+          <w:lang w:val="en-US"/>
+        </w:rPr>
+      </w:pPr>
+      <w:r>
+        <w:rPr>
+          <w:lang w:val="en-US"/>
+        </w:rPr>
+        <w:t xml:space="preserve">void </w:t>
+      </w:r>
+      <w:proofErr w:type="spellStart"/>
+      <w:r>
+        <w:rPr>
+          <w:lang w:val="en-US"/>
+        </w:rPr>
+        <w:t>run_event_loop</w:t>
+      </w:r>
+      <w:proofErr w:type="spellEnd"/>
+      <w:r>
+        <w:rPr>
+          <w:lang w:val="en-US"/>
+        </w:rPr>
+        <w:t>(void) {</w:t>
+      </w:r>
+    </w:p>
+    <w:p>
+      <w:pPr>
+        <w:spacing w:after="0" w:line="16" w:lineRule="atLeast"/>
+        <w:rPr>
+          <w:lang w:val="en-US"/>
+        </w:rPr>
+      </w:pPr>
+      <w:r>
+        <w:rPr>
+          <w:lang w:val="en-US"/>
+        </w:rPr>
+        <w:t xml:space="preserve">    XEvent </w:t>
+      </w:r>
+      <w:proofErr w:type="spellStart"/>
+      <w:r>
+        <w:rPr>
+          <w:lang w:val="en-US"/>
+        </w:rPr>
+        <w:t>ev</w:t>
+      </w:r>
+      <w:proofErr w:type="spellEnd"/>
+      <w:r>
+        <w:rPr>
+          <w:lang w:val="en-US"/>
+        </w:rPr>
+        <w:t>;</w:t>
+      </w:r>
+    </w:p>
+    <w:p>
+      <w:pPr>
+        <w:spacing w:after="0" w:line="16" w:lineRule="atLeast"/>
+        <w:rPr>
+          <w:lang w:val="en-US"/>
+        </w:rPr>
+      </w:pPr>
+      <w:r>
+        <w:rPr>
+          <w:lang w:val="en-US"/>
+        </w:rPr>
+        <w:t>    int running = 1;</w:t>
+      </w:r>
+    </w:p>
+    <w:p>
+      <w:pPr>
+        <w:spacing w:after="0" w:line="16" w:lineRule="atLeast"/>
+        <w:rPr>
+          <w:lang w:val="en-US"/>
+        </w:rPr>
+      </w:pPr>
+    </w:p>
+    <w:p>
+      <w:pPr>
+        <w:spacing w:after="0" w:line="16" w:lineRule="atLeast"/>
+        <w:rPr>
+          <w:lang w:val="en-US"/>
+        </w:rPr>
+      </w:pPr>
+      <w:r>
+        <w:rPr>
+          <w:lang w:val="en-US"/>
+        </w:rPr>
+        <w:t>    while (running) {</w:t>
+      </w:r>
+    </w:p>
+    <w:p>
+      <w:pPr>
+        <w:spacing w:after="0" w:line="16" w:lineRule="atLeast"/>
+        <w:rPr>
+          <w:lang w:val="en-US"/>
+        </w:rPr>
+      </w:pPr>
+      <w:r>
+        <w:rPr>
+          <w:lang w:val="en-US"/>
+        </w:rPr>
+        <w:t xml:space="preserve">        </w:t>
+      </w:r>
+      <w:proofErr w:type="spellStart"/>
+      <w:r>
+        <w:rPr>
+          <w:lang w:val="en-US"/>
+        </w:rPr>
+        <w:t>XNextEvent</w:t>
+      </w:r>
+      <w:proofErr w:type="spellEnd"/>
+      <w:r>
+        <w:rPr>
+          <w:lang w:val="en-US"/>
+        </w:rPr>
+        <w:t>(</w:t>
+      </w:r>
+      <w:proofErr w:type="spellStart"/>
+      <w:r>
+        <w:rPr>
+          <w:lang w:val="en-US"/>
+        </w:rPr>
+        <w:t>dpy</w:t>
+      </w:r>
+      <w:proofErr w:type="spellEnd"/>
+      <w:r>
+        <w:rPr>
+          <w:lang w:val="en-US"/>
+        </w:rPr>
+        <w:t>, &amp;</w:t>
+      </w:r>
+      <w:proofErr w:type="spellStart"/>
+      <w:r>
+        <w:rPr>
+          <w:lang w:val="en-US"/>
+        </w:rPr>
+        <w:t>ev</w:t>
+      </w:r>
+      <w:proofErr w:type="spellEnd"/>
+      <w:r>
+        <w:rPr>
+          <w:lang w:val="en-US"/>
+        </w:rPr>
+        <w:t>);</w:t>
+      </w:r>
+    </w:p>
+    <w:p>
+      <w:pPr>
+        <w:spacing w:after="0" w:line="16" w:lineRule="atLeast"/>
+        <w:rPr>
+          <w:lang w:val="en-US"/>
+        </w:rPr>
+      </w:pPr>
+      <w:r>
+        <w:rPr>
+          <w:lang w:val="en-US"/>
+        </w:rPr>
+        <w:t>        switch (</w:t>
+      </w:r>
+      <w:proofErr w:type="spellStart"/>
+      <w:r>
+        <w:rPr>
+          <w:lang w:val="en-US"/>
+        </w:rPr>
+        <w:t>ev.type</w:t>
+      </w:r>
+      <w:proofErr w:type="spellEnd"/>
+      <w:r>
+        <w:rPr>
+          <w:lang w:val="en-US"/>
+        </w:rPr>
+        <w:t>) {</w:t>
+      </w:r>
+    </w:p>
+    <w:p>
+      <w:pPr>
+        <w:spacing w:after="0" w:line="16" w:lineRule="atLeast"/>
+        <w:rPr>
+          <w:lang w:val="en-US"/>
+        </w:rPr>
+      </w:pPr>
+      <w:r>
+        <w:rPr>
+          <w:lang w:val="en-US"/>
+        </w:rPr>
+        <w:t>            case Expose:</w:t>
+      </w:r>
+    </w:p>
+    <w:p>
+      <w:pPr>
+        <w:spacing w:after="0" w:line="16" w:lineRule="atLeast"/>
+        <w:rPr>
+          <w:lang w:val="en-US"/>
+        </w:rPr>
+      </w:pPr>
+      <w:r>
+        <w:rPr>
+          <w:lang w:val="en-US"/>
+        </w:rPr>
+        <w:lastRenderedPageBreak/>
+        <w:t>                if (</w:t>
+      </w:r>
+      <w:proofErr w:type="spellStart"/>
+      <w:r>
+        <w:rPr>
+          <w:lang w:val="en-US"/>
+        </w:rPr>
+        <w:t>ev.xexpose.count</w:t>
+      </w:r>
+      <w:proofErr w:type="spellEnd"/>
+      <w:r>
+        <w:rPr>
+          <w:lang w:val="en-US"/>
+        </w:rPr>
+        <w:t xml:space="preserve"> == 0)</w:t>
+      </w:r>
+    </w:p>
+    <w:p>
+      <w:pPr>
+        <w:spacing w:after="0" w:line="16" w:lineRule="atLeast"/>
+        <w:rPr>
+          <w:lang w:val="en-US"/>
+        </w:rPr>
+      </w:pPr>
+      <w:r>
+        <w:rPr>
+          <w:lang w:val="en-US"/>
+        </w:rPr>
+        <w:t xml:space="preserve">                    </w:t>
+      </w:r>
+      <w:proofErr w:type="spellStart"/>
+      <w:r>
+        <w:rPr>
+          <w:lang w:val="en-US"/>
+        </w:rPr>
+        <w:t>draw_all</w:t>
+      </w:r>
+      <w:proofErr w:type="spellEnd"/>
+      <w:r>
+        <w:rPr>
+          <w:lang w:val="en-US"/>
+        </w:rPr>
+        <w:t>();</w:t>
+      </w:r>
+    </w:p>
+    <w:p>
+      <w:pPr>
+        <w:spacing w:after="0" w:line="16" w:lineRule="atLeast"/>
+        <w:rPr>
+          <w:lang w:val="en-US"/>
+        </w:rPr>
+      </w:pPr>
+      <w:r>
+        <w:rPr>
+          <w:lang w:val="en-US"/>
+        </w:rPr>
+        <w:t>                break;</w:t>
+      </w:r>
+    </w:p>
+    <w:p>
+      <w:pPr>
+        <w:spacing w:after="0" w:line="16" w:lineRule="atLeast"/>
+        <w:rPr>
+          <w:lang w:val="en-US"/>
+        </w:rPr>
+      </w:pPr>
+    </w:p>
+    <w:p>
+      <w:pPr>
+        <w:spacing w:after="0" w:line="16" w:lineRule="atLeast"/>
+        <w:rPr>
+          <w:lang w:val="en-US"/>
+        </w:rPr>
+      </w:pPr>
+      <w:r>
+        <w:rPr>
+          <w:lang w:val="en-US"/>
+        </w:rPr>
+        <w:t xml:space="preserve">            case </w:t>
+      </w:r>
+      <w:proofErr w:type="spellStart"/>
+      <w:r>
+        <w:rPr>
+          <w:lang w:val="en-US"/>
+        </w:rPr>
+        <w:t>ButtonPress</w:t>
+      </w:r>
+      <w:proofErr w:type="spellEnd"/>
+      <w:r>
+        <w:rPr>
+          <w:lang w:val="en-US"/>
+        </w:rPr>
+        <w:t>: {</w:t>
+      </w:r>
+    </w:p>
+    <w:p>
+      <w:pPr>
+        <w:spacing w:after="0" w:line="16" w:lineRule="atLeast"/>
+        <w:rPr>
+          <w:lang w:val="en-US"/>
+        </w:rPr>
+      </w:pPr>
+      <w:r>
+        <w:rPr>
+          <w:lang w:val="en-US"/>
+        </w:rPr>
+        <w:t xml:space="preserve">                int x = </w:t>
+      </w:r>
+      <w:proofErr w:type="spellStart"/>
+      <w:r>
+        <w:rPr>
+          <w:lang w:val="en-US"/>
+        </w:rPr>
+        <w:t>ev.xbutton.x</w:t>
+      </w:r>
+      <w:proofErr w:type="spellEnd"/>
+      <w:r>
+        <w:rPr>
+          <w:lang w:val="en-US"/>
+        </w:rPr>
+        <w:t>;</w:t>
+      </w:r>
+    </w:p>
+    <w:p>
+      <w:pPr>
+        <w:spacing w:after="0" w:line="16" w:lineRule="atLeast"/>
+        <w:rPr>
+          <w:lang w:val="en-US"/>
+        </w:rPr>
+      </w:pPr>
+      <w:r>
+        <w:rPr>
+          <w:lang w:val="en-US"/>
+        </w:rPr>
+        <w:t xml:space="preserve">                int y = </w:t>
+      </w:r>
+      <w:proofErr w:type="spellStart"/>
+      <w:r>
+        <w:rPr>
+          <w:lang w:val="en-US"/>
+        </w:rPr>
+        <w:t>ev.xbutton.y</w:t>
+      </w:r>
+      <w:proofErr w:type="spellEnd"/>
+      <w:r>
+        <w:rPr>
+          <w:lang w:val="en-US"/>
+        </w:rPr>
+        <w:t>;</w:t>
+      </w:r>
+    </w:p>
+    <w:p>
+      <w:pPr>
+        <w:spacing w:after="0" w:line="16" w:lineRule="atLeast"/>
+        <w:rPr>
+          <w:lang w:val="en-US"/>
+        </w:rPr>
+      </w:pPr>
+      <w:r>
+        <w:rPr>
+          <w:lang w:val="en-US"/>
+        </w:rPr>
+        <w:t xml:space="preserve">                int col = x / </w:t>
+      </w:r>
+      <w:proofErr w:type="spellStart"/>
+      <w:r>
+        <w:rPr>
+          <w:lang w:val="en-US"/>
+        </w:rPr>
+        <w:t>cell_size</w:t>
+      </w:r>
+      <w:proofErr w:type="spellEnd"/>
+      <w:r>
+        <w:rPr>
+          <w:lang w:val="en-US"/>
+        </w:rPr>
+        <w:t>;</w:t>
+      </w:r>
+    </w:p>
+    <w:p>
+      <w:pPr>
+        <w:spacing w:after="0" w:line="16" w:lineRule="atLeast"/>
+        <w:rPr>
+          <w:lang w:val="en-US"/>
+        </w:rPr>
+      </w:pPr>
+      <w:r>
+        <w:rPr>
+          <w:lang w:val="en-US"/>
+        </w:rPr>
+        <w:t xml:space="preserve">                int row = y / </w:t>
+      </w:r>
+      <w:proofErr w:type="spellStart"/>
+      <w:r>
+        <w:rPr>
+          <w:lang w:val="en-US"/>
+        </w:rPr>
+        <w:t>cell_size</w:t>
+      </w:r>
+      <w:proofErr w:type="spellEnd"/>
+      <w:r>
+        <w:rPr>
+          <w:lang w:val="en-US"/>
+        </w:rPr>
+        <w:t>;</w:t>
+      </w:r>
+    </w:p>
+    <w:p>
+      <w:pPr>
+        <w:spacing w:after="0" w:line="16" w:lineRule="atLeast"/>
+        <w:rPr>
+          <w:lang w:val="en-US"/>
+        </w:rPr>
+      </w:pPr>
+      <w:r>
+        <w:rPr>
+          <w:lang w:val="en-US"/>
+        </w:rPr>
+        <w:t>                if (row &gt;= 0 &amp;&amp; row &lt; rows &amp;&amp; col &gt;= 0 &amp;&amp; col &lt; cols) {</w:t>
+      </w:r>
+    </w:p>
+    <w:p>
+      <w:pPr>
+        <w:spacing w:after="0" w:line="16" w:lineRule="atLeast"/>
+        <w:rPr>
+          <w:lang w:val="en-US"/>
+        </w:rPr>
+      </w:pPr>
+      <w:r>
+        <w:rPr>
+          <w:lang w:val="en-US"/>
+        </w:rPr>
+        <w:t xml:space="preserve">                    int dx = x % </w:t>
+      </w:r>
+      <w:proofErr w:type="spellStart"/>
+      <w:r>
+        <w:rPr>
+          <w:lang w:val="en-US"/>
+        </w:rPr>
+        <w:t>cell_size</w:t>
+      </w:r>
+      <w:proofErr w:type="spellEnd"/>
+      <w:r>
+        <w:rPr>
+          <w:lang w:val="en-US"/>
+        </w:rPr>
+        <w:t>;</w:t>
+      </w:r>
+    </w:p>
+    <w:p>
+      <w:pPr>
+        <w:spacing w:after="0" w:line="16" w:lineRule="atLeast"/>
+        <w:rPr>
+          <w:lang w:val="en-US"/>
+        </w:rPr>
+      </w:pPr>
+      <w:r>
+        <w:rPr>
+          <w:lang w:val="en-US"/>
+        </w:rPr>
+        <w:t xml:space="preserve">                    int </w:t>
+      </w:r>
+      <w:proofErr w:type="spellStart"/>
+      <w:r>
+        <w:rPr>
+          <w:lang w:val="en-US"/>
+        </w:rPr>
+        <w:t>dy</w:t>
+      </w:r>
+      <w:proofErr w:type="spellEnd"/>
+      <w:r>
+        <w:rPr>
+          <w:lang w:val="en-US"/>
+        </w:rPr>
+        <w:t xml:space="preserve"> = y % </w:t>
+      </w:r>
+      <w:proofErr w:type="spellStart"/>
+      <w:r>
+        <w:rPr>
+          <w:lang w:val="en-US"/>
+        </w:rPr>
+        <w:t>cell_size</w:t>
+      </w:r>
+      <w:proofErr w:type="spellEnd"/>
+      <w:r>
+        <w:rPr>
+          <w:lang w:val="en-US"/>
+        </w:rPr>
+        <w:t>;</w:t>
+      </w:r>
+    </w:p>
+    <w:p>
+      <w:pPr>
+        <w:spacing w:after="0" w:line="16" w:lineRule="atLeast"/>
+        <w:rPr>
+          <w:lang w:val="en-US"/>
+        </w:rPr>
+      </w:pPr>
+      <w:r>
+        <w:rPr>
+          <w:lang w:val="en-US"/>
+        </w:rPr>
+        <w:t xml:space="preserve">                    int </w:t>
+      </w:r>
+      <w:proofErr w:type="spellStart"/>
+      <w:r>
+        <w:rPr>
+          <w:lang w:val="en-US"/>
+        </w:rPr>
+        <w:t>idx</w:t>
+      </w:r>
+      <w:proofErr w:type="spellEnd"/>
+      <w:r>
+        <w:rPr>
+          <w:lang w:val="en-US"/>
+        </w:rPr>
+        <w:t xml:space="preserve"> = </w:t>
+      </w:r>
+      <w:proofErr w:type="spellStart"/>
+      <w:r>
+        <w:rPr>
+          <w:lang w:val="en-US"/>
+        </w:rPr>
+        <w:t>get_triangle_index</w:t>
+      </w:r>
+      <w:proofErr w:type="spellEnd"/>
+      <w:r>
+        <w:rPr>
+          <w:lang w:val="en-US"/>
+        </w:rPr>
+        <w:t xml:space="preserve">(row, col, dx, </w:t>
+      </w:r>
+      <w:proofErr w:type="spellStart"/>
+      <w:r>
+        <w:rPr>
+          <w:lang w:val="en-US"/>
+        </w:rPr>
+        <w:t>dy</w:t>
+      </w:r>
+      <w:proofErr w:type="spellEnd"/>
+      <w:r>
+        <w:rPr>
+          <w:lang w:val="en-US"/>
+        </w:rPr>
+        <w:t>);</w:t>
+      </w:r>
+    </w:p>
+    <w:p>
+      <w:pPr>
+        <w:spacing w:after="0" w:line="16" w:lineRule="atLeast"/>
+        <w:rPr>
+          <w:lang w:val="en-US"/>
+        </w:rPr>
+      </w:pPr>
+      <w:r>
+        <w:rPr>
+          <w:lang w:val="en-US"/>
+        </w:rPr>
+        <w:t xml:space="preserve">                    Pixel </w:t>
+      </w:r>
+      <w:proofErr w:type="spellStart"/>
+      <w:r>
+        <w:rPr>
+          <w:lang w:val="en-US"/>
+        </w:rPr>
+        <w:t>new_color</w:t>
+      </w:r>
+      <w:proofErr w:type="spellEnd"/>
+      <w:r>
+        <w:rPr>
+          <w:lang w:val="en-US"/>
+        </w:rPr>
+        <w:t>;</w:t>
+      </w:r>
+    </w:p>
+    <w:p>
+      <w:pPr>
+        <w:spacing w:after="0" w:line="16" w:lineRule="atLeast"/>
+        <w:rPr>
+          <w:lang w:val="en-US"/>
+        </w:rPr>
+      </w:pPr>
+      <w:r>
+        <w:rPr>
+          <w:lang w:val="en-US"/>
+        </w:rPr>
+        <w:t>                    if (</w:t>
+      </w:r>
+      <w:proofErr w:type="spellStart"/>
+      <w:r>
+        <w:rPr>
+          <w:lang w:val="en-US"/>
+        </w:rPr>
+        <w:t>ev.xbutton.button</w:t>
+      </w:r>
+      <w:proofErr w:type="spellEnd"/>
+      <w:r>
+        <w:rPr>
+          <w:lang w:val="en-US"/>
+        </w:rPr>
+        <w:t xml:space="preserve"> == Button1)</w:t>
+      </w:r>
+    </w:p>
+    <w:p>
+      <w:pPr>
+        <w:spacing w:after="0" w:line="16" w:lineRule="atLeast"/>
+        <w:rPr>
+          <w:lang w:val="en-US"/>
+        </w:rPr>
+      </w:pPr>
+      <w:r>
+        <w:rPr>
+          <w:lang w:val="en-US"/>
+        </w:rPr>
+        <w:t xml:space="preserve">                        </w:t>
+      </w:r>
+      <w:proofErr w:type="spellStart"/>
+      <w:r>
+        <w:rPr>
+          <w:lang w:val="en-US"/>
+        </w:rPr>
+        <w:t>new_color</w:t>
+      </w:r>
+      <w:proofErr w:type="spellEnd"/>
+      <w:r>
+        <w:rPr>
+          <w:lang w:val="en-US"/>
+        </w:rPr>
+        <w:t xml:space="preserve"> = </w:t>
+      </w:r>
+      <w:proofErr w:type="spellStart"/>
+      <w:r>
+        <w:rPr>
+          <w:lang w:val="en-US"/>
+        </w:rPr>
+        <w:t>color_red</w:t>
+      </w:r>
+      <w:proofErr w:type="spellEnd"/>
+      <w:r>
+        <w:rPr>
+          <w:lang w:val="en-US"/>
+        </w:rPr>
+        <w:t>;</w:t>
+      </w:r>
+    </w:p>
+    <w:p>
+      <w:pPr>
+        <w:spacing w:after="0" w:line="16" w:lineRule="atLeast"/>
+        <w:rPr>
+          <w:lang w:val="en-US"/>
+        </w:rPr>
+      </w:pPr>
+      <w:r>
+        <w:rPr>
+          <w:lang w:val="en-US"/>
+        </w:rPr>
+        <w:t>                    else if (</w:t>
+      </w:r>
+      <w:proofErr w:type="spellStart"/>
+      <w:r>
+        <w:rPr>
+          <w:lang w:val="en-US"/>
+        </w:rPr>
+        <w:t>ev.xbutton.button</w:t>
+      </w:r>
+      <w:proofErr w:type="spellEnd"/>
+      <w:r>
+        <w:rPr>
+          <w:lang w:val="en-US"/>
+        </w:rPr>
+        <w:t xml:space="preserve"> == Button2)</w:t>
+      </w:r>
+    </w:p>
+    <w:p>
+      <w:pPr>
+        <w:spacing w:after="0" w:line="16" w:lineRule="atLeast"/>
+        <w:rPr>
+          <w:lang w:val="en-US"/>
+        </w:rPr>
+      </w:pPr>
+      <w:r>
+        <w:rPr>
+          <w:lang w:val="en-US"/>
+        </w:rPr>
+        <w:t xml:space="preserve">                        </w:t>
+      </w:r>
+      <w:proofErr w:type="spellStart"/>
+      <w:r>
+        <w:rPr>
+          <w:lang w:val="en-US"/>
+        </w:rPr>
+        <w:t>new_color</w:t>
+      </w:r>
+      <w:proofErr w:type="spellEnd"/>
+      <w:r>
+        <w:rPr>
+          <w:lang w:val="en-US"/>
+        </w:rPr>
+        <w:t xml:space="preserve"> = </w:t>
+      </w:r>
+      <w:proofErr w:type="spellStart"/>
+      <w:r>
+        <w:rPr>
+          <w:lang w:val="en-US"/>
+        </w:rPr>
+        <w:t>color_green</w:t>
+      </w:r>
+      <w:proofErr w:type="spellEnd"/>
+      <w:r>
+        <w:rPr>
+          <w:lang w:val="en-US"/>
+        </w:rPr>
+        <w:t>;</w:t>
+      </w:r>
+    </w:p>
+    <w:p>
+      <w:pPr>
+        <w:spacing w:after="0" w:line="16" w:lineRule="atLeast"/>
+        <w:rPr>
+          <w:lang w:val="en-US"/>
+        </w:rPr>
+      </w:pPr>
+      <w:r>
+        <w:rPr>
+          <w:lang w:val="en-US"/>
+        </w:rPr>
+        <w:t>                    else if (</w:t>
+      </w:r>
+      <w:proofErr w:type="spellStart"/>
+      <w:r>
+        <w:rPr>
+          <w:lang w:val="en-US"/>
+        </w:rPr>
+        <w:t>ev.xbutton.button</w:t>
+      </w:r>
+      <w:proofErr w:type="spellEnd"/>
+      <w:r>
+        <w:rPr>
+          <w:lang w:val="en-US"/>
+        </w:rPr>
+        <w:t xml:space="preserve"> == Button3)</w:t>
+      </w:r>
+    </w:p>
+    <w:p>
+      <w:pPr>
+        <w:spacing w:after="0" w:line="16" w:lineRule="atLeast"/>
+        <w:rPr>
+          <w:lang w:val="en-US"/>
+        </w:rPr>
+      </w:pPr>
+      <w:r>
+        <w:rPr>
+          <w:lang w:val="en-US"/>
+        </w:rPr>
+        <w:t xml:space="preserve">                        </w:t>
+      </w:r>
+      <w:proofErr w:type="spellStart"/>
+      <w:r>
+        <w:rPr>
+          <w:lang w:val="en-US"/>
+        </w:rPr>
+        <w:t>new_color</w:t>
+      </w:r>
+      <w:proofErr w:type="spellEnd"/>
+      <w:r>
+        <w:rPr>
+          <w:lang w:val="en-US"/>
+        </w:rPr>
+        <w:t xml:space="preserve"> = </w:t>
+      </w:r>
+      <w:proofErr w:type="spellStart"/>
+      <w:r>
+        <w:rPr>
+          <w:lang w:val="en-US"/>
+        </w:rPr>
+        <w:t>color_blue</w:t>
+      </w:r>
+      <w:proofErr w:type="spellEnd"/>
+      <w:r>
+        <w:rPr>
+          <w:lang w:val="en-US"/>
+        </w:rPr>
+        <w:t>;</w:t>
+      </w:r>
+    </w:p>
+    <w:p>
+      <w:pPr>
+        <w:spacing w:after="0" w:line="16" w:lineRule="atLeast"/>
+        <w:rPr>
+          <w:lang w:val="en-US"/>
+        </w:rPr>
+      </w:pPr>
+      <w:r>
+        <w:rPr>
+          <w:lang w:val="en-US"/>
+        </w:rPr>
+        <w:t>                    else</w:t>
+      </w:r>
+    </w:p>
+    <w:p>
+      <w:pPr>
+        <w:spacing w:after="0" w:line="16" w:lineRule="atLeast"/>
+        <w:rPr>
+          <w:lang w:val="en-US"/>
+        </w:rPr>
+      </w:pPr>
+      <w:r>
+        <w:rPr>
+          <w:lang w:val="en-US"/>
+        </w:rPr>
+        <w:t>                        break;</w:t>
+      </w:r>
+    </w:p>
+    <w:p>
+      <w:pPr>
+        <w:spacing w:after="0" w:line="16" w:lineRule="atLeast"/>
+        <w:rPr>
+          <w:lang w:val="en-US"/>
+        </w:rPr>
+      </w:pPr>
+      <w:r>
+        <w:rPr>
+          <w:lang w:val="en-US"/>
+        </w:rPr>
+        <w:t>                    cells[row][col].tri[</w:t>
+      </w:r>
+      <w:proofErr w:type="spellStart"/>
+      <w:r>
+        <w:rPr>
+          <w:lang w:val="en-US"/>
+        </w:rPr>
+        <w:t>idx</w:t>
+      </w:r>
+      <w:proofErr w:type="spellEnd"/>
+      <w:r>
+        <w:rPr>
+          <w:lang w:val="en-US"/>
+        </w:rPr>
+        <w:t xml:space="preserve">] = </w:t>
+      </w:r>
+      <w:proofErr w:type="spellStart"/>
+      <w:r>
+        <w:rPr>
+          <w:lang w:val="en-US"/>
+        </w:rPr>
+        <w:t>new_color</w:t>
+      </w:r>
+      <w:proofErr w:type="spellEnd"/>
+      <w:r>
+        <w:rPr>
+          <w:lang w:val="en-US"/>
+        </w:rPr>
+        <w:t>;</w:t>
+      </w:r>
+    </w:p>
+    <w:p>
+      <w:pPr>
+        <w:spacing w:after="0" w:line="16" w:lineRule="atLeast"/>
+        <w:rPr>
+          <w:lang w:val="en-US"/>
+        </w:rPr>
+      </w:pPr>
+      <w:r>
+        <w:rPr>
+          <w:lang w:val="en-US"/>
+        </w:rPr>
+        <w:t xml:space="preserve">                    </w:t>
+      </w:r>
+      <w:proofErr w:type="spellStart"/>
+      <w:r>
+        <w:rPr>
+          <w:lang w:val="en-US"/>
+        </w:rPr>
+        <w:t>draw_cell</w:t>
+      </w:r>
+      <w:proofErr w:type="spellEnd"/>
+      <w:r>
+        <w:rPr>
+          <w:lang w:val="en-US"/>
+        </w:rPr>
+        <w:t>(row, col);</w:t>
+      </w:r>
+    </w:p>
+    <w:p>
+      <w:pPr>
+        <w:spacing w:after="0" w:line="16" w:lineRule="atLeast"/>
+        <w:rPr>
+          <w:lang w:val="en-US"/>
+        </w:rPr>
+      </w:pPr>
+      <w:r>
+        <w:rPr>
+          <w:lang w:val="en-US"/>
+        </w:rPr>
+        <w:t xml:space="preserve">                    </w:t>
+      </w:r>
+      <w:proofErr w:type="spellStart"/>
+      <w:r>
+        <w:rPr>
+          <w:lang w:val="en-US"/>
+        </w:rPr>
+        <w:t>XFlush</w:t>
+      </w:r>
+      <w:proofErr w:type="spellEnd"/>
+      <w:r>
+        <w:rPr>
+          <w:lang w:val="en-US"/>
+        </w:rPr>
+        <w:t>(</w:t>
+      </w:r>
+      <w:proofErr w:type="spellStart"/>
+      <w:r>
+        <w:rPr>
+          <w:lang w:val="en-US"/>
+        </w:rPr>
+        <w:t>dpy</w:t>
+      </w:r>
+      <w:proofErr w:type="spellEnd"/>
+      <w:r>
+        <w:rPr>
+          <w:lang w:val="en-US"/>
+        </w:rPr>
+        <w:t>);</w:t>
+      </w:r>
+    </w:p>
+    <w:p>
+      <w:pPr>
+        <w:spacing w:after="0" w:line="16" w:lineRule="atLeast"/>
+        <w:rPr>
+          <w:lang w:val="en-US"/>
+        </w:rPr>
+      </w:pPr>
+      <w:r>
+        <w:rPr>
+          <w:lang w:val="en-US"/>
+        </w:rPr>
+        <w:t>                }</w:t>
+      </w:r>
+    </w:p>
+    <w:p>
+      <w:pPr>
+        <w:spacing w:after="0" w:line="16" w:lineRule="atLeast"/>
+        <w:rPr>
+          <w:lang w:val="en-US"/>
+        </w:rPr>
+      </w:pPr>
+      <w:r>
+        <w:rPr>
+          <w:lang w:val="en-US"/>
+        </w:rPr>
+        <w:t>                break;</w:t>
+      </w:r>
+    </w:p>
+    <w:p>
+      <w:pPr>
+        <w:spacing w:after="0" w:line="16" w:lineRule="atLeast"/>
+        <w:rPr>
+          <w:lang w:val="en-US"/>
+        </w:rPr>
+      </w:pPr>
+      <w:r>
+        <w:rPr>
+          <w:lang w:val="en-US"/>
+        </w:rPr>
+        <w:t>            }</w:t>
+      </w:r>
+    </w:p>
+    <w:p>
+      <w:pPr>
+        <w:spacing w:after="0" w:line="16" w:lineRule="atLeast"/>
+        <w:rPr>
+          <w:lang w:val="en-US"/>
+        </w:rPr>
+      </w:pPr>
+    </w:p>
+    <w:p>
+      <w:pPr>
+        <w:spacing w:after="0" w:line="16" w:lineRule="atLeast"/>
+        <w:rPr>
+          <w:lang w:val="en-US"/>
+        </w:rPr>
+      </w:pPr>
+      <w:r>
+        <w:rPr>
+          <w:lang w:val="en-US"/>
+        </w:rPr>
+        <w:t xml:space="preserve">            case </w:t>
+      </w:r>
+      <w:proofErr w:type="spellStart"/>
+      <w:r>
+        <w:rPr>
+          <w:lang w:val="en-US"/>
+        </w:rPr>
+        <w:t>KeyPress</w:t>
+      </w:r>
+      <w:proofErr w:type="spellEnd"/>
+      <w:r>
+        <w:rPr>
+          <w:lang w:val="en-US"/>
+        </w:rPr>
+        <w:t>: {</w:t>
+      </w:r>
+    </w:p>
+    <w:p>
+      <w:pPr>
+        <w:spacing w:after="0" w:line="16" w:lineRule="atLeast"/>
+        <w:rPr>
+          <w:lang w:val="en-US"/>
+        </w:rPr>
+      </w:pPr>
+      <w:r>
+        <w:rPr>
+          <w:lang w:val="en-US"/>
+        </w:rPr>
+        <w:t xml:space="preserve">                </w:t>
+      </w:r>
+      <w:proofErr w:type="spellStart"/>
+      <w:r>
+        <w:rPr>
+          <w:lang w:val="en-US"/>
+        </w:rPr>
+        <w:t>KeySym</w:t>
+      </w:r>
+      <w:proofErr w:type="spellEnd"/>
+      <w:r>
+        <w:rPr>
+          <w:lang w:val="en-US"/>
+        </w:rPr>
+        <w:t xml:space="preserve"> </w:t>
+      </w:r>
+      <w:proofErr w:type="spellStart"/>
+      <w:r>
+        <w:rPr>
+          <w:lang w:val="en-US"/>
+        </w:rPr>
+        <w:t>ks</w:t>
+      </w:r>
+      <w:proofErr w:type="spellEnd"/>
+      <w:r>
+        <w:rPr>
+          <w:lang w:val="en-US"/>
+        </w:rPr>
+        <w:t xml:space="preserve"> = </w:t>
+      </w:r>
+      <w:proofErr w:type="spellStart"/>
+      <w:r>
+        <w:rPr>
+          <w:lang w:val="en-US"/>
+        </w:rPr>
+        <w:t>XLookupKeysym</w:t>
+      </w:r>
+      <w:proofErr w:type="spellEnd"/>
+      <w:r>
+        <w:rPr>
+          <w:lang w:val="en-US"/>
+        </w:rPr>
+        <w:t>(&amp;</w:t>
+      </w:r>
+      <w:proofErr w:type="spellStart"/>
+      <w:r>
+        <w:rPr>
+          <w:lang w:val="en-US"/>
+        </w:rPr>
+        <w:t>ev.xkey</w:t>
+      </w:r>
+      <w:proofErr w:type="spellEnd"/>
+      <w:r>
+        <w:rPr>
+          <w:lang w:val="en-US"/>
+        </w:rPr>
+        <w:t>, 0);</w:t>
+      </w:r>
+    </w:p>
+    <w:p>
+      <w:pPr>
+        <w:spacing w:after="0" w:line="16" w:lineRule="atLeast"/>
+        <w:rPr>
+          <w:lang w:val="en-US"/>
+        </w:rPr>
+      </w:pPr>
+      <w:r>
+        <w:rPr>
+          <w:lang w:val="en-US"/>
+        </w:rPr>
+        <w:t>                if (</w:t>
+      </w:r>
+      <w:proofErr w:type="spellStart"/>
+      <w:r>
+        <w:rPr>
+          <w:lang w:val="en-US"/>
+        </w:rPr>
+        <w:t>ks</w:t>
+      </w:r>
+      <w:proofErr w:type="spellEnd"/>
+      <w:r>
+        <w:rPr>
+          <w:lang w:val="en-US"/>
+        </w:rPr>
+        <w:t xml:space="preserve"> == </w:t>
+      </w:r>
+      <w:proofErr w:type="spellStart"/>
+      <w:r>
+        <w:rPr>
+          <w:lang w:val="en-US"/>
+        </w:rPr>
+        <w:t>XK_Escape</w:t>
+      </w:r>
+      <w:proofErr w:type="spellEnd"/>
+      <w:r>
+        <w:rPr>
+          <w:lang w:val="en-US"/>
+        </w:rPr>
+        <w:t>) {</w:t>
+      </w:r>
+    </w:p>
+    <w:p>
+      <w:pPr>
+        <w:spacing w:after="0" w:line="16" w:lineRule="atLeast"/>
+        <w:rPr>
+          <w:lang w:val="en-US"/>
+        </w:rPr>
+      </w:pPr>
+      <w:r>
+        <w:rPr>
+          <w:lang w:val="en-US"/>
+        </w:rPr>
+        <w:t>                    running = 0;</w:t>
+      </w:r>
+    </w:p>
+    <w:p>
+      <w:pPr>
+        <w:spacing w:after="0" w:line="16" w:lineRule="atLeast"/>
+        <w:rPr>
+          <w:lang w:val="en-US"/>
+        </w:rPr>
+      </w:pPr>
+      <w:r>
+        <w:rPr>
+          <w:lang w:val="en-US"/>
+        </w:rPr>
+        <w:t>                } else if (</w:t>
+      </w:r>
+      <w:proofErr w:type="spellStart"/>
+      <w:r>
+        <w:rPr>
+          <w:lang w:val="en-US"/>
+        </w:rPr>
+        <w:t>ks</w:t>
+      </w:r>
+      <w:proofErr w:type="spellEnd"/>
+      <w:r>
+        <w:rPr>
+          <w:lang w:val="en-US"/>
+        </w:rPr>
+        <w:t xml:space="preserve"> == </w:t>
+      </w:r>
+      <w:proofErr w:type="spellStart"/>
+      <w:r>
+        <w:rPr>
+          <w:lang w:val="en-US"/>
+        </w:rPr>
+        <w:t>XK_r</w:t>
+      </w:r>
+      <w:proofErr w:type="spellEnd"/>
+      <w:r>
+        <w:rPr>
+          <w:lang w:val="en-US"/>
+        </w:rPr>
+        <w:t xml:space="preserve"> || </w:t>
+      </w:r>
+      <w:proofErr w:type="spellStart"/>
+      <w:r>
+        <w:rPr>
+          <w:lang w:val="en-US"/>
+        </w:rPr>
+        <w:t>ks</w:t>
+      </w:r>
+      <w:proofErr w:type="spellEnd"/>
+      <w:r>
+        <w:rPr>
+          <w:lang w:val="en-US"/>
+        </w:rPr>
+        <w:t xml:space="preserve"> == XK_R) {</w:t>
+      </w:r>
+    </w:p>
+    <w:p>
+      <w:pPr>
+        <w:spacing w:after="0" w:line="16" w:lineRule="atLeast"/>
+        <w:rPr>
+          <w:lang w:val="en-US"/>
+        </w:rPr>
+      </w:pPr>
+      <w:r>
+        <w:rPr>
+          <w:lang w:val="en-US"/>
+        </w:rPr>
+        <w:t xml:space="preserve">                    </w:t>
+      </w:r>
+      <w:proofErr w:type="spellStart"/>
+      <w:r>
+        <w:rPr>
+          <w:lang w:val="en-US"/>
+        </w:rPr>
+        <w:t>set_all_triangles</w:t>
+      </w:r>
+      <w:proofErr w:type="spellEnd"/>
+      <w:r>
+        <w:rPr>
+          <w:lang w:val="en-US"/>
+        </w:rPr>
+        <w:t>(</w:t>
+      </w:r>
+      <w:proofErr w:type="spellStart"/>
+      <w:r>
+        <w:rPr>
+          <w:lang w:val="en-US"/>
+        </w:rPr>
+        <w:t>color_red</w:t>
+      </w:r>
+      <w:proofErr w:type="spellEnd"/>
+      <w:r>
+        <w:rPr>
+          <w:lang w:val="en-US"/>
+        </w:rPr>
+        <w:t>);</w:t>
+      </w:r>
+    </w:p>
+    <w:p>
+      <w:pPr>
+        <w:spacing w:after="0" w:line="16" w:lineRule="atLeast"/>
+        <w:rPr>
+          <w:lang w:val="en-US"/>
+        </w:rPr>
+      </w:pPr>
+      <w:r>
+        <w:rPr>
+          <w:lang w:val="en-US"/>
+        </w:rPr>
+        <w:t xml:space="preserve">                    </w:t>
+      </w:r>
+      <w:proofErr w:type="spellStart"/>
+      <w:r>
+        <w:rPr>
+          <w:lang w:val="en-US"/>
+        </w:rPr>
+        <w:t>draw_all</w:t>
+      </w:r>
+      <w:proofErr w:type="spellEnd"/>
+      <w:r>
+        <w:rPr>
+          <w:lang w:val="en-US"/>
+        </w:rPr>
+        <w:t>();</w:t>
+      </w:r>
+    </w:p>
+    <w:p>
+      <w:pPr>
+        <w:spacing w:after="0" w:line="16" w:lineRule="atLeast"/>
+        <w:rPr>
+          <w:lang w:val="en-US"/>
+        </w:rPr>
+      </w:pPr>
+      <w:r>
+        <w:rPr>
+          <w:lang w:val="en-US"/>
+        </w:rPr>
+        <w:t>                } else if (</w:t>
+      </w:r>
+      <w:proofErr w:type="spellStart"/>
+      <w:r>
+        <w:rPr>
+          <w:lang w:val="en-US"/>
+        </w:rPr>
+        <w:t>ks</w:t>
+      </w:r>
+      <w:proofErr w:type="spellEnd"/>
+      <w:r>
+        <w:rPr>
+          <w:lang w:val="en-US"/>
+        </w:rPr>
+        <w:t xml:space="preserve"> == </w:t>
+      </w:r>
+      <w:proofErr w:type="spellStart"/>
+      <w:r>
+        <w:rPr>
+          <w:lang w:val="en-US"/>
+        </w:rPr>
+        <w:t>XK_g</w:t>
+      </w:r>
+      <w:proofErr w:type="spellEnd"/>
+      <w:r>
+        <w:rPr>
+          <w:lang w:val="en-US"/>
+        </w:rPr>
+        <w:t xml:space="preserve"> || </w:t>
+      </w:r>
+      <w:proofErr w:type="spellStart"/>
+      <w:r>
+        <w:rPr>
+          <w:lang w:val="en-US"/>
+        </w:rPr>
+        <w:t>ks</w:t>
+      </w:r>
+      <w:proofErr w:type="spellEnd"/>
+      <w:r>
+        <w:rPr>
+          <w:lang w:val="en-US"/>
+        </w:rPr>
+        <w:t xml:space="preserve"> == XK_G) {</w:t>
+      </w:r>
+    </w:p>
+    <w:p>
+      <w:pPr>
+        <w:spacing w:after="0" w:line="16" w:lineRule="atLeast"/>
+        <w:rPr>
+          <w:lang w:val="en-US"/>
+        </w:rPr>
+      </w:pPr>
+      <w:r>
+        <w:rPr>
+          <w:lang w:val="en-US"/>
+        </w:rPr>
+        <w:t xml:space="preserve">                    </w:t>
+      </w:r>
+      <w:proofErr w:type="spellStart"/>
+      <w:r>
+        <w:rPr>
+          <w:lang w:val="en-US"/>
+        </w:rPr>
+        <w:t>set_all_triangles</w:t>
+      </w:r>
+      <w:proofErr w:type="spellEnd"/>
+      <w:r>
+        <w:rPr>
+          <w:lang w:val="en-US"/>
+        </w:rPr>
+        <w:t>(</w:t>
+      </w:r>
+      <w:proofErr w:type="spellStart"/>
+      <w:r>
+        <w:rPr>
+          <w:lang w:val="en-US"/>
+        </w:rPr>
+        <w:t>color_green</w:t>
+      </w:r>
+      <w:proofErr w:type="spellEnd"/>
+      <w:r>
+        <w:rPr>
+          <w:lang w:val="en-US"/>
+        </w:rPr>
+        <w:t>);</w:t>
+      </w:r>
+    </w:p>
+    <w:p>
+      <w:pPr>
+        <w:spacing w:after="0" w:line="16" w:lineRule="atLeast"/>
+        <w:rPr>
+          <w:lang w:val="en-US"/>
+        </w:rPr>
+      </w:pPr>
+      <w:r>
+        <w:rPr>
+          <w:lang w:val="en-US"/>
+        </w:rPr>
+        <w:t xml:space="preserve">                    </w:t>
+      </w:r>
+      <w:proofErr w:type="spellStart"/>
+      <w:r>
+        <w:rPr>
+          <w:lang w:val="en-US"/>
+        </w:rPr>
+        <w:t>draw_all</w:t>
+      </w:r>
+      <w:proofErr w:type="spellEnd"/>
+      <w:r>
+        <w:rPr>
+          <w:lang w:val="en-US"/>
+        </w:rPr>
+        <w:t>();</w:t>
+      </w:r>
+    </w:p>
+    <w:p>
+      <w:pPr>
+        <w:spacing w:after="0" w:line="16" w:lineRule="atLeast"/>
+        <w:rPr>
+          <w:lang w:val="en-US"/>
+        </w:rPr>
+      </w:pPr>
+      <w:r>
+        <w:rPr>
+          <w:lang w:val="en-US"/>
+        </w:rPr>
+        <w:t>                } else if (</w:t>
+      </w:r>
+      <w:proofErr w:type="spellStart"/>
+      <w:r>
+        <w:rPr>
+          <w:lang w:val="en-US"/>
+        </w:rPr>
+        <w:t>ks</w:t>
+      </w:r>
+      <w:proofErr w:type="spellEnd"/>
+      <w:r>
+        <w:rPr>
+          <w:lang w:val="en-US"/>
+        </w:rPr>
+        <w:t xml:space="preserve"> == </w:t>
+      </w:r>
+      <w:proofErr w:type="spellStart"/>
+      <w:r>
+        <w:rPr>
+          <w:lang w:val="en-US"/>
+        </w:rPr>
+        <w:t>XK_b</w:t>
+      </w:r>
+      <w:proofErr w:type="spellEnd"/>
+      <w:r>
+        <w:rPr>
+          <w:lang w:val="en-US"/>
+        </w:rPr>
+        <w:t xml:space="preserve"> || </w:t>
+      </w:r>
+      <w:proofErr w:type="spellStart"/>
+      <w:r>
+        <w:rPr>
+          <w:lang w:val="en-US"/>
+        </w:rPr>
+        <w:t>ks</w:t>
+      </w:r>
+      <w:proofErr w:type="spellEnd"/>
+      <w:r>
+        <w:rPr>
+          <w:lang w:val="en-US"/>
+        </w:rPr>
+        <w:t xml:space="preserve"> == XK_B) {</w:t>
+      </w:r>
+    </w:p>
+    <w:p>
+      <w:pPr>
+        <w:spacing w:after="0" w:line="16" w:lineRule="atLeast"/>
+        <w:rPr>
+          <w:lang w:val="en-US"/>
+        </w:rPr>
+      </w:pPr>
+      <w:r>
+        <w:rPr>
+          <w:lang w:val="en-US"/>
+        </w:rPr>
+        <w:t xml:space="preserve">                    </w:t>
+      </w:r>
+      <w:proofErr w:type="spellStart"/>
+      <w:r>
+        <w:rPr>
+          <w:lang w:val="en-US"/>
+        </w:rPr>
+        <w:t>set_all_triangles</w:t>
+      </w:r>
+      <w:proofErr w:type="spellEnd"/>
+      <w:r>
+        <w:rPr>
+          <w:lang w:val="en-US"/>
+        </w:rPr>
+        <w:t>(</w:t>
+      </w:r>
+      <w:proofErr w:type="spellStart"/>
+      <w:r>
+        <w:rPr>
+          <w:lang w:val="en-US"/>
+        </w:rPr>
+        <w:t>color_blue</w:t>
+      </w:r>
+      <w:proofErr w:type="spellEnd"/>
+      <w:r>
+        <w:rPr>
+          <w:lang w:val="en-US"/>
+        </w:rPr>
+        <w:t>);</w:t>
+      </w:r>
+    </w:p>
+    <w:p>
+      <w:pPr>
+        <w:spacing w:after="0" w:line="16" w:lineRule="atLeast"/>
+        <w:rPr>
+          <w:lang w:val="en-US"/>
+        </w:rPr>
+      </w:pPr>
+      <w:r>
+        <w:rPr>
+          <w:lang w:val="en-US"/>
+        </w:rPr>
+        <w:t xml:space="preserve">                    </w:t>
+      </w:r>
+      <w:proofErr w:type="spellStart"/>
+      <w:r>
+        <w:rPr>
+          <w:lang w:val="en-US"/>
+        </w:rPr>
+        <w:t>draw_all</w:t>
+      </w:r>
+      <w:proofErr w:type="spellEnd"/>
+      <w:r>
+        <w:rPr>
+          <w:lang w:val="en-US"/>
+        </w:rPr>
+        <w:t>();</w:t>
+      </w:r>
+    </w:p>
+    <w:p>
+      <w:pPr>
+        <w:spacing w:after="0" w:line="16" w:lineRule="atLeast"/>
+        <w:rPr>
+          <w:lang w:val="en-US"/>
+        </w:rPr>
+      </w:pPr>
+      <w:r>
+        <w:rPr>
+          <w:lang w:val="en-US"/>
+        </w:rPr>
+        <w:t>                }</w:t>
+      </w:r>
+    </w:p>
+    <w:p>
+      <w:pPr>
+        <w:spacing w:after="0" w:line="16" w:lineRule="atLeast"/>
+        <w:rPr>
+          <w:lang w:val="en-US"/>
+        </w:rPr>
+      </w:pPr>
+      <w:r>
+        <w:rPr>
+          <w:lang w:val="en-US"/>
+        </w:rPr>
+        <w:t>                break;</w:t>
+      </w:r>
+    </w:p>
+    <w:p>
+      <w:pPr>
+        <w:spacing w:after="0" w:line="16" w:lineRule="atLeast"/>
+        <w:rPr>
+          <w:lang w:val="en-US"/>
+        </w:rPr>
+      </w:pPr>
+      <w:r>
+        <w:rPr>
+          <w:lang w:val="en-US"/>
+        </w:rPr>
+        <w:t>            }</w:t>
+      </w:r>
+    </w:p>
+    <w:p>
+      <w:pPr>
+        <w:spacing w:after="0" w:line="16" w:lineRule="atLeast"/>
+        <w:rPr>
+          <w:lang w:val="en-US"/>
+        </w:rPr>
+      </w:pPr>
+    </w:p>
+    <w:p>
+      <w:pPr>
+        <w:spacing w:after="0" w:line="16" w:lineRule="atLeast"/>
+        <w:rPr>
+          <w:lang w:val="en-US"/>
+        </w:rPr>
+      </w:pPr>
+      <w:r>
+        <w:rPr>
+          <w:lang w:val="en-US"/>
+        </w:rPr>
+        <w:t>            default:</w:t>
+      </w:r>
+    </w:p>
+    <w:p>
+      <w:pPr>
+        <w:spacing w:after="0" w:line="16" w:lineRule="atLeast"/>
+        <w:rPr>
+          <w:lang w:val="en-US"/>
+        </w:rPr>
+      </w:pPr>
+      <w:r>
+        <w:rPr>
+          <w:lang w:val="en-US"/>
+        </w:rPr>
+        <w:t>                break;</w:t>
+      </w:r>
+    </w:p>
+    <w:p>
+      <w:pPr>
+        <w:spacing w:after="0" w:line="16" w:lineRule="atLeast"/>
+        <w:rPr>
+          <w:lang w:val="en-US"/>
+        </w:rPr>
+      </w:pPr>
+      <w:r>
+        <w:rPr>
+          <w:lang w:val="en-US"/>
+        </w:rPr>
+        <w:t>        }</w:t>
+      </w:r>
+    </w:p>
+    <w:p>
+      <w:pPr>
+        <w:spacing w:after="0" w:line="16" w:lineRule="atLeast"/>
+        <w:rPr>
+          <w:lang w:val="en-US"/>
+        </w:rPr>
+      </w:pPr>
+      <w:r>
+        <w:rPr>
+          <w:lang w:val="en-US"/>
+        </w:rPr>
+        <w:t>    }</w:t>
+      </w:r>
+    </w:p>
+    <w:p>
+      <w:pPr>
+        <w:spacing w:after="0" w:line="16" w:lineRule="atLeast"/>
+        <w:rPr>
+          <w:lang w:val="en-US"/>
+        </w:rPr>
+      </w:pPr>
+      <w:r>
+        <w:rPr>
+          <w:lang w:val="en-US"/>
+        </w:rPr>
+        <w:t>}</w:t>
+      </w:r>
+    </w:p>
+    <w:p>
+      <w:pPr>
+        <w:spacing w:after="0" w:line="16" w:lineRule="atLeast"/>
+        <w:rPr>
+          <w:lang w:val="en-US"/>
+        </w:rPr>
+      </w:pPr>
+    </w:p>
+    <w:p>
+      <w:pPr>
+        <w:spacing w:after="0" w:line="16" w:lineRule="atLeast"/>
+        <w:rPr>
+          <w:lang w:val="en-US"/>
+        </w:rPr>
+      </w:pPr>
+      <w:r>
+        <w:rPr>
+          <w:lang w:val="en-US"/>
+        </w:rPr>
+        <w:t xml:space="preserve">/* </w:t>
+      </w:r>
+      <w:r>
+        <w:t>Точка</w:t>
+      </w:r>
+      <w:r>
+        <w:rPr>
+          <w:lang w:val="en-US"/>
+        </w:rPr>
+        <w:t xml:space="preserve"> </w:t>
+      </w:r>
+      <w:r>
+        <w:t>входа</w:t>
+      </w:r>
+      <w:r>
+        <w:rPr>
+          <w:lang w:val="en-US"/>
+        </w:rPr>
+        <w:t xml:space="preserve"> */</w:t>
+      </w:r>
+    </w:p>
+    <w:p>
+      <w:pPr>
+        <w:spacing w:after="0" w:line="16" w:lineRule="atLeast"/>
+        <w:rPr>
+          <w:lang w:val="en-US"/>
+        </w:rPr>
+      </w:pPr>
+      <w:r>
+        <w:rPr>
+          <w:lang w:val="en-US"/>
+        </w:rPr>
+        <w:t xml:space="preserve">int main(int </w:t>
+      </w:r>
+      <w:proofErr w:type="spellStart"/>
+      <w:r>
+        <w:rPr>
+          <w:lang w:val="en-US"/>
+        </w:rPr>
+        <w:t>argc</w:t>
+      </w:r>
+      <w:proofErr w:type="spellEnd"/>
+      <w:r>
+        <w:rPr>
+          <w:lang w:val="en-US"/>
+        </w:rPr>
+        <w:t>, char *</w:t>
+      </w:r>
+      <w:proofErr w:type="spellStart"/>
+      <w:r>
+        <w:rPr>
+          <w:lang w:val="en-US"/>
+        </w:rPr>
+        <w:t>argv</w:t>
+      </w:r>
+      <w:proofErr w:type="spellEnd"/>
+      <w:r>
+        <w:rPr>
+          <w:lang w:val="en-US"/>
+        </w:rPr>
+        <w:t>[]) {</w:t>
+      </w:r>
+    </w:p>
+    <w:p>
+      <w:pPr>
+        <w:spacing w:after="0" w:line="16" w:lineRule="atLeast"/>
+        <w:rPr>
+          <w:lang w:val="en-US"/>
+        </w:rPr>
+      </w:pPr>
+      <w:r>
+        <w:rPr>
+          <w:lang w:val="en-US"/>
+        </w:rPr>
+        <w:t>    if (</w:t>
+      </w:r>
+      <w:proofErr w:type="spellStart"/>
+      <w:r>
+        <w:rPr>
+          <w:lang w:val="en-US"/>
+        </w:rPr>
+        <w:t>argc</w:t>
+      </w:r>
+      <w:proofErr w:type="spellEnd"/>
+      <w:r>
+        <w:rPr>
+          <w:lang w:val="en-US"/>
+        </w:rPr>
+        <w:t xml:space="preserve"> != 4) {</w:t>
+      </w:r>
+    </w:p>
+    <w:p>
+      <w:pPr>
+        <w:spacing w:after="0" w:line="16" w:lineRule="atLeast"/>
+        <w:rPr>
+          <w:lang w:val="en-US"/>
+        </w:rPr>
+      </w:pPr>
+      <w:r>
+        <w:rPr>
+          <w:lang w:val="en-US"/>
+        </w:rPr>
+        <w:t xml:space="preserve">        </w:t>
+      </w:r>
+      <w:proofErr w:type="spellStart"/>
+      <w:r>
+        <w:rPr>
+          <w:lang w:val="en-US"/>
+        </w:rPr>
+        <w:t>fprintf</w:t>
+      </w:r>
+      <w:proofErr w:type="spellEnd"/>
+      <w:r>
+        <w:rPr>
+          <w:lang w:val="en-US"/>
+        </w:rPr>
+        <w:t>(stderr, "Usage: %s &lt;rows&gt; &lt;cols&gt; &lt;</w:t>
+      </w:r>
+      <w:proofErr w:type="spellStart"/>
+      <w:r>
+        <w:rPr>
+          <w:lang w:val="en-US"/>
+        </w:rPr>
+        <w:t>cell_size</w:t>
+      </w:r>
+      <w:proofErr w:type="spellEnd"/>
+      <w:r>
+        <w:rPr>
+          <w:lang w:val="en-US"/>
+        </w:rPr>
+        <w:t xml:space="preserve">&gt;\n", </w:t>
+      </w:r>
+      <w:proofErr w:type="spellStart"/>
+      <w:r>
+        <w:rPr>
+          <w:lang w:val="en-US"/>
+        </w:rPr>
+        <w:t>argv</w:t>
+      </w:r>
+      <w:proofErr w:type="spellEnd"/>
+      <w:r>
+        <w:rPr>
+          <w:lang w:val="en-US"/>
+        </w:rPr>
+        <w:t>[0]);</w:t>
+      </w:r>
+    </w:p>
+    <w:p>
+      <w:pPr>
+        <w:spacing w:after="0" w:line="16" w:lineRule="atLeast"/>
+        <w:rPr>
+          <w:lang w:val="en-US"/>
+        </w:rPr>
+      </w:pPr>
+      <w:r>
+        <w:rPr>
+          <w:lang w:val="en-US"/>
+        </w:rPr>
+        <w:t>        return 1;</w:t>
+      </w:r>
+    </w:p>
+    <w:p>
+      <w:pPr>
+        <w:spacing w:after="0" w:line="16" w:lineRule="atLeast"/>
+        <w:rPr>
+          <w:lang w:val="en-US"/>
+        </w:rPr>
+      </w:pPr>
+      <w:r>
+        <w:rPr>
+          <w:lang w:val="en-US"/>
+        </w:rPr>
+        <w:t>    }</w:t>
+      </w:r>
+    </w:p>
+    <w:p>
+      <w:pPr>
+        <w:spacing w:after="0" w:line="16" w:lineRule="atLeast"/>
+        <w:rPr>
+          <w:lang w:val="en-US"/>
+        </w:rPr>
+      </w:pPr>
+    </w:p>
+    <w:p>
+      <w:pPr>
+        <w:spacing w:after="0" w:line="16" w:lineRule="atLeast"/>
+        <w:rPr>
+          <w:lang w:val="en-US"/>
+        </w:rPr>
+      </w:pPr>
+      <w:r>
+        <w:rPr>
+          <w:lang w:val="en-US"/>
+        </w:rPr>
+        <w:t xml:space="preserve">    rows = </w:t>
+      </w:r>
+      <w:proofErr w:type="spellStart"/>
+      <w:r>
+        <w:rPr>
+          <w:lang w:val="en-US"/>
+        </w:rPr>
+        <w:t>atoi</w:t>
+      </w:r>
+      <w:proofErr w:type="spellEnd"/>
+      <w:r>
+        <w:rPr>
+          <w:lang w:val="en-US"/>
+        </w:rPr>
+        <w:t>(</w:t>
+      </w:r>
+      <w:proofErr w:type="spellStart"/>
+      <w:r>
+        <w:rPr>
+          <w:lang w:val="en-US"/>
+        </w:rPr>
+        <w:t>argv</w:t>
+      </w:r>
+      <w:proofErr w:type="spellEnd"/>
+      <w:r>
+        <w:rPr>
+          <w:lang w:val="en-US"/>
+        </w:rPr>
+        <w:t>[1]);</w:t>
+      </w:r>
+    </w:p>
+    <w:p>
+      <w:pPr>
+        <w:spacing w:after="0" w:line="16" w:lineRule="atLeast"/>
+        <w:rPr>
+          <w:lang w:val="en-US"/>
+        </w:rPr>
+      </w:pPr>
+      <w:r>
+        <w:rPr>
+          <w:lang w:val="en-US"/>
+        </w:rPr>
+        <w:t xml:space="preserve">    cols = </w:t>
+      </w:r>
+      <w:proofErr w:type="spellStart"/>
+      <w:r>
+        <w:rPr>
+          <w:lang w:val="en-US"/>
+        </w:rPr>
+        <w:t>atoi</w:t>
+      </w:r>
+      <w:proofErr w:type="spellEnd"/>
+      <w:r>
+        <w:rPr>
+          <w:lang w:val="en-US"/>
+        </w:rPr>
+        <w:t>(</w:t>
+      </w:r>
+      <w:proofErr w:type="spellStart"/>
+      <w:r>
+        <w:rPr>
+          <w:lang w:val="en-US"/>
+        </w:rPr>
+        <w:t>argv</w:t>
+      </w:r>
+      <w:proofErr w:type="spellEnd"/>
+      <w:r>
+        <w:rPr>
+          <w:lang w:val="en-US"/>
+        </w:rPr>
+        <w:t>[2]);</w:t>
+      </w:r>
+    </w:p>
+    <w:p>
+      <w:pPr>
+        <w:spacing w:after="0" w:line="16" w:lineRule="atLeast"/>
+        <w:rPr>
+          <w:lang w:val="en-US"/>
+        </w:rPr>
+      </w:pPr>
+      <w:r>
+        <w:rPr>
+          <w:lang w:val="en-US"/>
+        </w:rPr>
+        <w:t xml:space="preserve">    </w:t>
+      </w:r>
+      <w:proofErr w:type="spellStart"/>
+      <w:r>
+        <w:rPr>
+          <w:lang w:val="en-US"/>
+        </w:rPr>
+        <w:t>cell_size</w:t>
+      </w:r>
+      <w:proofErr w:type="spellEnd"/>
+      <w:r>
+        <w:rPr>
+          <w:lang w:val="en-US"/>
+        </w:rPr>
+        <w:t xml:space="preserve"> = </w:t>
+      </w:r>
+      <w:proofErr w:type="spellStart"/>
+      <w:r>
+        <w:rPr>
+          <w:lang w:val="en-US"/>
+        </w:rPr>
+        <w:t>atoi</w:t>
+      </w:r>
+      <w:proofErr w:type="spellEnd"/>
+      <w:r>
+        <w:rPr>
+          <w:lang w:val="en-US"/>
+        </w:rPr>
+        <w:t>(</w:t>
+      </w:r>
+      <w:proofErr w:type="spellStart"/>
+      <w:r>
+        <w:rPr>
+          <w:lang w:val="en-US"/>
+        </w:rPr>
+        <w:t>argv</w:t>
+      </w:r>
+      <w:proofErr w:type="spellEnd"/>
+      <w:r>
+        <w:rPr>
+          <w:lang w:val="en-US"/>
+        </w:rPr>
+        <w:t>[3]);</w:t>
+      </w:r>
+    </w:p>
+    <w:p>
+      <w:pPr>
+        <w:spacing w:after="0" w:line="16" w:lineRule="atLeast"/>
+        <w:rPr>
+          <w:lang w:val="en-US"/>
+        </w:rPr>
+      </w:pPr>
+      <w:r>
+        <w:rPr>
+          <w:lang w:val="en-US"/>
+        </w:rPr>
+        <w:t xml:space="preserve">    if (rows &lt;= 0 || cols &lt;= 0 || </w:t>
+      </w:r>
+      <w:proofErr w:type="spellStart"/>
+      <w:r>
+        <w:rPr>
+          <w:lang w:val="en-US"/>
+        </w:rPr>
+        <w:t>cell_size</w:t>
+      </w:r>
+      <w:proofErr w:type="spellEnd"/>
+      <w:r>
+        <w:rPr>
+          <w:lang w:val="en-US"/>
+        </w:rPr>
+        <w:t xml:space="preserve"> &lt;= 0) {</w:t>
+      </w:r>
+    </w:p>
+    <w:p>
+      <w:pPr>
+        <w:spacing w:after="0" w:line="16" w:lineRule="atLeast"/>
+        <w:rPr>
+          <w:lang w:val="en-US"/>
+        </w:rPr>
+      </w:pPr>
+      <w:r>
+        <w:rPr>
+          <w:lang w:val="en-US"/>
+        </w:rPr>
+        <w:t xml:space="preserve">        </w:t>
+      </w:r>
+      <w:proofErr w:type="spellStart"/>
+      <w:r>
+        <w:rPr>
+          <w:lang w:val="en-US"/>
+        </w:rPr>
+        <w:t>fprintf</w:t>
+      </w:r>
+      <w:proofErr w:type="spellEnd"/>
+      <w:r>
+        <w:rPr>
+          <w:lang w:val="en-US"/>
+        </w:rPr>
+        <w:t>(stderr, "All arguments must be positive integers.\n");</w:t>
+      </w:r>
+    </w:p>
+    <w:p>
+      <w:pPr>
+        <w:spacing w:after="0" w:line="16" w:lineRule="atLeast"/>
+      </w:pPr>
+      <w:r>
+        <w:rPr>
+          <w:lang w:val="en-US"/>
+        </w:rPr>
+        <w:t xml:space="preserve">        </w:t>
+      </w:r>
+      <w:proofErr w:type="spellStart"/>
+      <w:r>
+        <w:t>return</w:t>
+      </w:r>
+      <w:proofErr w:type="spellEnd"/>
+      <w:r>
+        <w:t xml:space="preserve"> 1;</w:t>
+      </w:r>
+    </w:p>
+    <w:p>
+      <w:pPr>
+        <w:spacing w:after="0" w:line="16" w:lineRule="atLeast"/>
+        <w:rPr>
+          <w:lang w:val="en-US"/>
+        </w:rPr>
+      </w:pPr>
+      <w:r>
+        <w:t xml:space="preserve">    </w:t>
+      </w:r>
+      <w:r>
+        <w:rPr>
+          <w:lang w:val="en-US"/>
+        </w:rPr>
+        <w:t>}</w:t>
+      </w:r>
+    </w:p>
+    <w:p>
+      <w:pPr>
+        <w:spacing w:after="0" w:line="16" w:lineRule="atLeast"/>
+        <w:rPr>
+          <w:lang w:val="en-US"/>
+        </w:rPr>
+      </w:pPr>
+    </w:p>
+    <w:p>
+      <w:pPr>
+        <w:spacing w:after="0" w:line="16" w:lineRule="atLeast"/>
+        <w:rPr>
+          <w:lang w:val="en-US"/>
+        </w:rPr>
+      </w:pPr>
+      <w:r>
+        <w:rPr>
+          <w:lang w:val="en-US"/>
+        </w:rPr>
+        <w:t xml:space="preserve">    </w:t>
+      </w:r>
+      <w:proofErr w:type="spellStart"/>
+      <w:r>
+        <w:rPr>
+          <w:lang w:val="en-US"/>
+        </w:rPr>
+        <w:t>dpy</w:t>
+      </w:r>
+      <w:proofErr w:type="spellEnd"/>
+      <w:r>
+        <w:rPr>
+          <w:lang w:val="en-US"/>
+        </w:rPr>
+        <w:t xml:space="preserve"> = </w:t>
+      </w:r>
+      <w:proofErr w:type="spellStart"/>
+      <w:r>
+        <w:rPr>
+          <w:lang w:val="en-US"/>
+        </w:rPr>
+        <w:t>XOpenDisplay</w:t>
+      </w:r>
+      <w:proofErr w:type="spellEnd"/>
+      <w:r>
+        <w:rPr>
+          <w:lang w:val="en-US"/>
+        </w:rPr>
+        <w:t>(NULL);</w:t>
+      </w:r>
+    </w:p>
+    <w:p>
+      <w:pPr>
+        <w:spacing w:after="0" w:line="16" w:lineRule="atLeast"/>
+        <w:rPr>
+          <w:lang w:val="en-US"/>
+        </w:rPr>
+      </w:pPr>
+      <w:r>
+        <w:rPr>
+          <w:lang w:val="en-US"/>
+        </w:rPr>
+        <w:t>    if (!</w:t>
+      </w:r>
+      <w:proofErr w:type="spellStart"/>
+      <w:r>
+        <w:rPr>
+          <w:lang w:val="en-US"/>
+        </w:rPr>
+        <w:t>dpy</w:t>
+      </w:r>
+      <w:proofErr w:type="spellEnd"/>
+      <w:r>
+        <w:rPr>
+          <w:lang w:val="en-US"/>
+        </w:rPr>
+        <w:t>) {</w:t>
+      </w:r>
+    </w:p>
+    <w:p>
+      <w:pPr>
+        <w:spacing w:after="0" w:line="16" w:lineRule="atLeast"/>
+        <w:rPr>
+          <w:lang w:val="en-US"/>
+        </w:rPr>
+      </w:pPr>
+      <w:r>
+        <w:rPr>
+          <w:lang w:val="en-US"/>
+        </w:rPr>
+        <w:t xml:space="preserve">        </w:t>
+      </w:r>
+      <w:proofErr w:type="spellStart"/>
+      <w:r>
+        <w:rPr>
+          <w:lang w:val="en-US"/>
+        </w:rPr>
+        <w:t>fprintf</w:t>
+      </w:r>
+      <w:proofErr w:type="spellEnd"/>
+      <w:r>
+        <w:rPr>
+          <w:lang w:val="en-US"/>
+        </w:rPr>
+        <w:t>(stderr, "Cannot open display.\n");</w:t>
+      </w:r>
+    </w:p>
+    <w:p>
+      <w:pPr>
+        <w:spacing w:after="0" w:line="16" w:lineRule="atLeast"/>
+        <w:rPr>
+          <w:lang w:val="en-US"/>
+        </w:rPr>
+      </w:pPr>
+      <w:r>
+        <w:rPr>
+          <w:lang w:val="en-US"/>
+        </w:rPr>
+        <w:t>        return 1;</w:t>
+      </w:r>
+    </w:p>
+    <w:p>
+      <w:pPr>
+        <w:spacing w:after="0" w:line="16" w:lineRule="atLeast"/>
+        <w:rPr>
+          <w:lang w:val="en-US"/>
+        </w:rPr>
+      </w:pPr>
+      <w:r>
+        <w:rPr>
+          <w:lang w:val="en-US"/>
+        </w:rPr>
+        <w:t>    }</w:t>
+      </w:r>
+    </w:p>
+    <w:p>
+      <w:pPr>
+        <w:spacing w:after="0" w:line="16" w:lineRule="atLeast"/>
+        <w:rPr>
+          <w:lang w:val="en-US"/>
+        </w:rPr>
+      </w:pPr>
+      <w:r>
+        <w:rPr>
+          <w:lang w:val="en-US"/>
+        </w:rPr>
+        <w:t xml:space="preserve">    screen = </w:t>
+      </w:r>
+      <w:proofErr w:type="spellStart"/>
+      <w:r>
+        <w:rPr>
+          <w:lang w:val="en-US"/>
+        </w:rPr>
+        <w:t>DefaultScreen</w:t>
+      </w:r>
+      <w:proofErr w:type="spellEnd"/>
+      <w:r>
+        <w:rPr>
+          <w:lang w:val="en-US"/>
+        </w:rPr>
+        <w:t>(</w:t>
+      </w:r>
+      <w:proofErr w:type="spellStart"/>
+      <w:r>
+        <w:rPr>
+          <w:lang w:val="en-US"/>
+        </w:rPr>
+        <w:t>dpy</w:t>
+      </w:r>
+      <w:proofErr w:type="spellEnd"/>
+      <w:r>
+        <w:rPr>
+          <w:lang w:val="en-US"/>
+        </w:rPr>
+        <w:t>);</w:t>
+      </w:r>
+    </w:p>
+    <w:p>
+      <w:pPr>
+        <w:spacing w:after="0" w:line="16" w:lineRule="atLeast"/>
+        <w:rPr>
+          <w:lang w:val="en-US"/>
+        </w:rPr>
+      </w:pPr>
+    </w:p>
+    <w:p>
+      <w:pPr>
+        <w:spacing w:after="0" w:line="16" w:lineRule="atLeast"/>
+        <w:rPr>
+          <w:lang w:val="en-US"/>
+        </w:rPr>
+      </w:pPr>
+      <w:r>
+        <w:rPr>
+          <w:lang w:val="en-US"/>
+        </w:rPr>
+        <w:t xml:space="preserve">    </w:t>
+      </w:r>
+      <w:proofErr w:type="spellStart"/>
+      <w:r>
+        <w:rPr>
+          <w:lang w:val="en-US"/>
+        </w:rPr>
+        <w:t>init_colors</w:t>
+      </w:r>
+      <w:proofErr w:type="spellEnd"/>
+      <w:r>
+        <w:rPr>
+          <w:lang w:val="en-US"/>
+        </w:rPr>
+        <w:t>();</w:t>
+      </w:r>
+    </w:p>
+    <w:p>
+      <w:pPr>
+        <w:spacing w:after="0" w:line="16" w:lineRule="atLeast"/>
+        <w:rPr>
+          <w:lang w:val="en-US"/>
+        </w:rPr>
+      </w:pPr>
+      <w:r>
+        <w:rPr>
+          <w:lang w:val="en-US"/>
+        </w:rPr>
+        <w:t xml:space="preserve">    </w:t>
+      </w:r>
+      <w:proofErr w:type="spellStart"/>
+      <w:r>
+        <w:rPr>
+          <w:lang w:val="en-US"/>
+        </w:rPr>
+        <w:t>create_main_window</w:t>
+      </w:r>
+      <w:proofErr w:type="spellEnd"/>
+      <w:r>
+        <w:rPr>
+          <w:lang w:val="en-US"/>
+        </w:rPr>
+        <w:t>();</w:t>
+      </w:r>
+    </w:p>
+    <w:p>
+      <w:pPr>
+        <w:spacing w:after="0" w:line="16" w:lineRule="atLeast"/>
+        <w:rPr>
+          <w:lang w:val="en-US"/>
+        </w:rPr>
+      </w:pPr>
+      <w:r>
+        <w:rPr>
+          <w:lang w:val="en-US"/>
+        </w:rPr>
+        <w:t xml:space="preserve">    </w:t>
+      </w:r>
+      <w:proofErr w:type="spellStart"/>
+      <w:r>
+        <w:rPr>
+          <w:lang w:val="en-US"/>
+        </w:rPr>
+        <w:t>allocate_cells</w:t>
+      </w:r>
+      <w:proofErr w:type="spellEnd"/>
+      <w:r>
+        <w:rPr>
+          <w:lang w:val="en-US"/>
+        </w:rPr>
+        <w:t>();</w:t>
+      </w:r>
+    </w:p>
+    <w:p>
+      <w:pPr>
+        <w:spacing w:after="0" w:line="16" w:lineRule="atLeast"/>
+        <w:rPr>
+          <w:lang w:val="en-US"/>
+        </w:rPr>
+      </w:pPr>
+    </w:p>
+    <w:p>
+      <w:pPr>
+        <w:spacing w:after="0" w:line="16" w:lineRule="atLeast"/>
+        <w:rPr>
+          <w:lang w:val="en-US"/>
+        </w:rPr>
+      </w:pPr>
+      <w:r>
+        <w:rPr>
+          <w:lang w:val="en-US"/>
+        </w:rPr>
+        <w:t xml:space="preserve">    </w:t>
+      </w:r>
+      <w:proofErr w:type="spellStart"/>
+      <w:r>
+        <w:rPr>
+          <w:lang w:val="en-US"/>
+        </w:rPr>
+        <w:t>run_event_loop</w:t>
+      </w:r>
+      <w:proofErr w:type="spellEnd"/>
+      <w:r>
+        <w:rPr>
+          <w:lang w:val="en-US"/>
+        </w:rPr>
+        <w:t>();</w:t>
+      </w:r>
+    </w:p>
+    <w:p>
+      <w:pPr>
+        <w:spacing w:after="0" w:line="16" w:lineRule="atLeast"/>
+        <w:rPr>
+          <w:lang w:val="en-US"/>
+        </w:rPr>
+      </w:pPr>
+    </w:p>
+    <w:p>
+      <w:pPr>
+        <w:spacing w:after="0" w:line="16" w:lineRule="atLeast"/>
+        <w:rPr>
+          <w:lang w:val="en-US"/>
+        </w:rPr>
+      </w:pPr>
+      <w:r>
+        <w:rPr>
+          <w:lang w:val="en-US"/>
+        </w:rPr>
+        <w:t xml:space="preserve">    </w:t>
+      </w:r>
+      <w:proofErr w:type="spellStart"/>
+      <w:r>
+        <w:rPr>
+          <w:lang w:val="en-US"/>
+        </w:rPr>
+        <w:t>free_cells</w:t>
+      </w:r>
+      <w:proofErr w:type="spellEnd"/>
+      <w:r>
+        <w:rPr>
+          <w:lang w:val="en-US"/>
+        </w:rPr>
+        <w:t>();</w:t>
+      </w:r>
+    </w:p>
+    <w:p>
+      <w:pPr>
+        <w:spacing w:after="0" w:line="16" w:lineRule="atLeast"/>
+        <w:rPr>
+          <w:lang w:val="en-US"/>
+        </w:rPr>
+      </w:pPr>
+      <w:r>
+        <w:rPr>
+          <w:lang w:val="en-US"/>
+        </w:rPr>
+        <w:t xml:space="preserve">    </w:t>
+      </w:r>
+      <w:proofErr w:type="spellStart"/>
+      <w:r>
+        <w:rPr>
+          <w:lang w:val="en-US"/>
+        </w:rPr>
+        <w:t>XFreeGC</w:t>
+      </w:r>
+      <w:proofErr w:type="spellEnd"/>
+      <w:r>
+        <w:rPr>
+          <w:lang w:val="en-US"/>
+        </w:rPr>
+        <w:t>(</w:t>
+      </w:r>
+      <w:proofErr w:type="spellStart"/>
+      <w:r>
+        <w:rPr>
+          <w:lang w:val="en-US"/>
+        </w:rPr>
+        <w:t>dpy</w:t>
+      </w:r>
+      <w:proofErr w:type="spellEnd"/>
+      <w:r>
+        <w:rPr>
+          <w:lang w:val="en-US"/>
+        </w:rPr>
+        <w:t xml:space="preserve">, </w:t>
+      </w:r>
+      <w:proofErr w:type="spellStart"/>
+      <w:r>
+        <w:rPr>
+          <w:lang w:val="en-US"/>
+        </w:rPr>
+        <w:t>gc</w:t>
+      </w:r>
+      <w:proofErr w:type="spellEnd"/>
+      <w:r>
+        <w:rPr>
+          <w:lang w:val="en-US"/>
+        </w:rPr>
+        <w:t>);</w:t>
+      </w:r>
+    </w:p>
+    <w:p>
+      <w:pPr>
+        <w:spacing w:after="0" w:line="16" w:lineRule="atLeast"/>
+        <w:rPr>
+          <w:lang w:val="en-US"/>
+        </w:rPr>
+      </w:pPr>
+      <w:r>
+        <w:rPr>
+          <w:lang w:val="en-US"/>
+        </w:rPr>
+        <w:t xml:space="preserve">    </w:t>
+      </w:r>
+      <w:proofErr w:type="spellStart"/>
+      <w:r>
+        <w:rPr>
+          <w:lang w:val="en-US"/>
+        </w:rPr>
+        <w:t>XDestroyWindow</w:t>
+      </w:r>
+      <w:proofErr w:type="spellEnd"/>
+      <w:r>
+        <w:rPr>
+          <w:lang w:val="en-US"/>
+        </w:rPr>
+        <w:t>(</w:t>
+      </w:r>
+      <w:proofErr w:type="spellStart"/>
+      <w:r>
+        <w:rPr>
+          <w:lang w:val="en-US"/>
+        </w:rPr>
+        <w:t>dpy</w:t>
+      </w:r>
+      <w:proofErr w:type="spellEnd"/>
+      <w:r>
+        <w:rPr>
+          <w:lang w:val="en-US"/>
+        </w:rPr>
+        <w:t>, win);</w:t>
+      </w:r>
+    </w:p>
+    <w:p>
+      <w:pPr>
+        <w:spacing w:after="0" w:line="16" w:lineRule="atLeast"/>
+      </w:pPr>
+      <w:r>
+        <w:rPr>
+          <w:lang w:val="en-US"/>
+        </w:rPr>
+        <w:t xml:space="preserve">    </w:t>
+      </w:r>
+      <w:proofErr w:type="spellStart"/>
+      <w:r>
+        <w:t>XCloseDisplay</w:t>
+      </w:r>
+      <w:proofErr w:type="spellEnd"/>
+      <w:r>
+        <w:t>(</w:t>
+      </w:r>
+      <w:proofErr w:type="spellStart"/>
+      <w:r>
+        <w:t>dpy</w:t>
+      </w:r>
+      <w:proofErr w:type="spellEnd"/>
+      <w:r>
+        <w:t>);</w:t>
+      </w:r>
+    </w:p>
+    <w:p>
+      <w:pPr>
+        <w:spacing w:after="0" w:line="16" w:lineRule="atLeast"/>
+      </w:pPr>
+      <w:r>
+        <w:t xml:space="preserve">    </w:t>
+      </w:r>
+      <w:proofErr w:type="spellStart"/>
+      <w:r>
+        <w:t>return</w:t>
+      </w:r>
+      <w:proofErr w:type="spellEnd"/>
+      <w:r>
+        <w:t xml:space="preserve"> 0;</w:t>
+      </w:r>
+    </w:p>
+    <w:p>
+      <w:pPr>
+        <w:spacing w:after="0" w:line="16" w:lineRule="atLeast"/>
+      </w:pPr>
+      <w:r>
+        <w:t>}</w:t>
+      </w:r>
+    </w:p>
+    <w:p>
+      <w:pPr>
+        <w:rPr>
+          <w:lang w:val="en-US"/>
+        </w:rPr>
+        <w:sectPr>
+          <w:type w:val="continuous"/>
+          <w:pgSz w:w="11906" w:h="16838"/>
+          <w:pgMar w:top="1134" w:right="850" w:bottom="1134" w:left="1701" w:header="708" w:footer="708" w:gutter="0"/>
+          <w:cols w:num="2" w:space="708"/>
+          <w:docGrid w:linePitch="360"/>
+        </w:sectPr>
+      </w:pPr>
+    </w:p>
+    <w:p>
+      <w:pPr>
+        <w:rPr>
+          <w:lang w:val="en-US"/>
+        </w:rPr>
+      </w:pPr>
+    </w:p>
+    <w:p/>
+    <w:p>
+      <w:pPr>
+        <w:pStyle w:val="1"/>
+        <w:rPr>
+          <w:rFonts w:ascii="Times New Roman" w:hAnsi="Times New Roman" w:cs="Times New Roman"/>
+          <w:b/>
+          <w:color w:val="auto"/>
+          <w:sz w:val="28"/>
+          <w:szCs w:val="28"/>
+        </w:rPr>
+      </w:pPr>
+      <w:bookmarkStart w:id="16" w:name="_Toc98801392"/>
+      <w:bookmarkStart w:id="17" w:name="_Toc57673443"/>
+      <w:bookmarkEnd w:id="14"/>
+      <w:r>
+        <w:rPr>
+          <w:rFonts w:ascii="Times New Roman" w:hAnsi="Times New Roman" w:cs="Times New Roman"/>
+          <w:b/>
+          <w:color w:val="auto"/>
+          <w:sz w:val="28"/>
+          <w:szCs w:val="28"/>
+        </w:rPr>
+        <w:lastRenderedPageBreak/>
+        <w:t>Тесты</w:t>
+      </w:r>
+      <w:r>
+        <w:rPr>
+          <w:rFonts w:ascii="Times New Roman" w:hAnsi="Times New Roman" w:cs="Times New Roman"/>
+          <w:b/>
+          <w:color w:val="auto"/>
+          <w:sz w:val="28"/>
+          <w:szCs w:val="28"/>
+        </w:rPr>
+        <w:t xml:space="preserve"> </w:t>
+      </w:r>
+      <w:r>
+        <w:rPr>
+          <w:rFonts w:ascii="Times New Roman" w:hAnsi="Times New Roman" w:cs="Times New Roman"/>
+          <w:b/>
+          <w:color w:val="auto"/>
+          <w:sz w:val="28"/>
+          <w:szCs w:val="28"/>
+        </w:rPr>
+        <w:t>программы</w:t>
+      </w:r>
+      <w:bookmarkEnd w:id="16"/>
+    </w:p>
+    <w:p>
+      <w:pPr>
+        <w:jc w:val="center"/>
         <w:rPr>
           <w:noProof/>
           <w:lang w:eastAsia="ru-RU"/>
         </w:rPr>
+      </w:pPr>
+      <w:r>
+        <w:rPr>
+          <w:noProof/>
+        </w:rPr>
         <w:drawing>
-          <wp:inline distT="0" distB="0" distL="0" distR="0" wp14:anchorId="5BD4205D" wp14:editId="73EA856B">
-            <wp:extent cx="2743200" cy="1679510"/>
-            <wp:effectExtent l="0" t="0" r="0" b="0"/>
-            <wp:docPr id="4" name="Рисунок 4" descr="Что такое паттерн проектирования MVC в Java?"/>
+          <wp:inline distT="0" distB="0" distL="0" distR="0" wp14:anchorId="3A5F8F87" wp14:editId="05E77858">
+            <wp:extent cx="2438400" cy="2468880"/>
+            <wp:effectExtent l="0" t="0" r="0" b="7620"/>
+            <wp:docPr id="373495468" name="Рисунок 1"/>
             <wp:cNvGraphicFramePr>
               <a:graphicFrameLocks xmlns:a="http://schemas.openxmlformats.org/drawingml/2006/main" noChangeAspect="1"/>
             </wp:cNvGraphicFramePr>
@@ -3097,20 +10086,20 @@
               <a:graphicData uri="http://schemas.openxmlformats.org/drawingml/2006/picture">
                 <pic:pic xmlns:pic="http://schemas.openxmlformats.org/drawingml/2006/picture">
                   <pic:nvPicPr>
-                    <pic:cNvPr id="0" name="Picture 1" descr="Что такое паттерн проектирования MVC в Java?"/>
+                    <pic:cNvPr id="0" name="Picture 1"/>
                     <pic:cNvPicPr>
                       <a:picLocks noChangeAspect="1" noChangeArrowheads="1"/>
                     </pic:cNvPicPr>
                   </pic:nvPicPr>
-                  <pic:blipFill>
-                    <a:blip r:embed="rId6">
+                  <pic:blipFill rotWithShape="1">
+                    <a:blip r:embed="rId6" cstate="print">
                       <a:extLst>
                         <a:ext uri="{28A0092B-C50C-407E-A947-70E740481C1C}">
                           <a14:useLocalDpi xmlns:a14="http://schemas.microsoft.com/office/drawing/2010/main" val="0"/>
                         </a:ext>
                       </a:extLst>
                     </a:blip>
-                    <a:srcRect/>
+                    <a:srcRect l="22961" t="26065" r="35992" b="7440"/>
                     <a:stretch>
                       <a:fillRect/>
                     </a:stretch>
@@ -3118,7 +10107,7 @@
                   <pic:spPr bwMode="auto">
                     <a:xfrm>
                       <a:off x="0" y="0"/>
-                      <a:ext cx="2745133" cy="1680693"/>
+                      <a:ext cx="2438400" cy="2468880"/>
                     </a:xfrm>
                     <a:prstGeom prst="rect">
                       <a:avLst/>
@@ -3127,6 +10116,11 @@
                     <a:ln>
                       <a:noFill/>
                     </a:ln>
+                    <a:extLst>
+                      <a:ext uri="{53640926-AAD7-44D8-BBD7-CCE9431645EC}">
+                        <a14:shadowObscured xmlns:a14="http://schemas.microsoft.com/office/drawing/2010/main"/>
+                      </a:ext>
+                    </a:extLst>
                   </pic:spPr>
                 </pic:pic>
               </a:graphicData>
@@ -3135,30 +10129,10 @@
         </w:drawing>
       </w:r>
     </w:p>
-    <w:p>
-      <w:pPr>
-        <w:pStyle w:val="a4"/>
-        <w:spacing w:before="0" w:beforeAutospacing="0" w:after="0" w:afterAutospacing="0" w:line="276" w:lineRule="auto"/>
-        <w:ind w:left="360"/>
-        <w:rPr>
-          <w:color w:val="000000"/>
-        </w:rPr>
-      </w:pPr>
-    </w:p>
-    <w:p>
-      <w:pPr>
-        <w:pStyle w:val="a4"/>
-        <w:spacing w:before="0" w:beforeAutospacing="0" w:after="0" w:afterAutospacing="0" w:line="276" w:lineRule="auto"/>
-        <w:ind w:left="360"/>
-        <w:rPr>
-          <w:color w:val="000000"/>
-        </w:rPr>
-      </w:pPr>
-    </w:p>
+    <w:p/>
     <w:p>
       <w:pPr>
         <w:pStyle w:val="1"/>
-        <w:spacing w:before="120"/>
         <w:jc w:val="both"/>
         <w:rPr>
           <w:rFonts w:ascii="Times New Roman" w:hAnsi="Times New Roman" w:cs="Times New Roman"/>
@@ -3166,121 +10140,6 @@
           <w:color w:val="auto"/>
           <w:sz w:val="28"/>
           <w:szCs w:val="28"/>
-          <w:lang w:val="en-US"/>
-        </w:rPr>
-      </w:pPr>
-      <w:bookmarkStart w:id="15" w:name="_Toc98801391"/>
-      <w:r>
-        <w:rPr>
-          <w:rFonts w:ascii="Times New Roman" w:hAnsi="Times New Roman" w:cs="Times New Roman"/>
-          <w:b/>
-          <w:color w:val="auto"/>
-          <w:sz w:val="28"/>
-          <w:szCs w:val="28"/>
-        </w:rPr>
-        <w:t xml:space="preserve">Листинг программы на </w:t>
-      </w:r>
-      <w:r>
-        <w:rPr>
-          <w:rFonts w:ascii="Times New Roman" w:hAnsi="Times New Roman" w:cs="Times New Roman"/>
-          <w:b/>
-          <w:color w:val="auto"/>
-          <w:sz w:val="28"/>
-          <w:szCs w:val="28"/>
-          <w:lang w:val="en-US"/>
-        </w:rPr>
-        <w:t>C</w:t>
-      </w:r>
-      <w:bookmarkEnd w:id="15"/>
-    </w:p>
-    <w:p>
-      <w:pPr>
-        <w:rPr>
-          <w:lang w:val="en-US"/>
-        </w:rPr>
-      </w:pPr>
-    </w:p>
-    <w:p>
-      <w:pPr>
-        <w:rPr>
-          <w:lang w:val="en-US"/>
-        </w:rPr>
-      </w:pPr>
-    </w:p>
-    <w:p>
-      <w:pPr>
-        <w:pStyle w:val="1"/>
-        <w:rPr>
-          <w:rFonts w:ascii="Times New Roman" w:hAnsi="Times New Roman" w:cs="Times New Roman"/>
-          <w:b/>
-          <w:color w:val="auto"/>
-          <w:sz w:val="28"/>
-          <w:szCs w:val="28"/>
-          <w:lang w:val="en-US"/>
-        </w:rPr>
-      </w:pPr>
-      <w:bookmarkStart w:id="16" w:name="_Toc98801392"/>
-      <w:bookmarkStart w:id="17" w:name="_Toc57673443"/>
-      <w:bookmarkEnd w:id="14"/>
-      <w:r>
-        <w:rPr>
-          <w:rFonts w:ascii="Times New Roman" w:hAnsi="Times New Roman" w:cs="Times New Roman"/>
-          <w:b/>
-          <w:color w:val="auto"/>
-          <w:sz w:val="28"/>
-          <w:szCs w:val="28"/>
-        </w:rPr>
-        <w:t>Тесты</w:t>
-      </w:r>
-      <w:r>
-        <w:rPr>
-          <w:rFonts w:ascii="Times New Roman" w:hAnsi="Times New Roman" w:cs="Times New Roman"/>
-          <w:b/>
-          <w:color w:val="auto"/>
-          <w:sz w:val="28"/>
-          <w:szCs w:val="28"/>
-          <w:lang w:val="en-US"/>
-        </w:rPr>
-        <w:t xml:space="preserve"> </w:t>
-      </w:r>
-      <w:r>
-        <w:rPr>
-          <w:rFonts w:ascii="Times New Roman" w:hAnsi="Times New Roman" w:cs="Times New Roman"/>
-          <w:b/>
-          <w:color w:val="auto"/>
-          <w:sz w:val="28"/>
-          <w:szCs w:val="28"/>
-        </w:rPr>
-        <w:t>программы</w:t>
-      </w:r>
-      <w:bookmarkEnd w:id="16"/>
-    </w:p>
-    <w:p>
-      <w:pPr>
-        <w:rPr>
-          <w:noProof/>
-          <w:lang w:val="en-US" w:eastAsia="ru-RU"/>
-        </w:rPr>
-      </w:pPr>
-    </w:p>
-    <w:p>
-      <w:pPr>
-        <w:rPr>
-          <w:lang w:val="en-US"/>
-        </w:rPr>
-      </w:pPr>
-    </w:p>
-    <w:p>
-      <w:pPr>
-        <w:pStyle w:val="1"/>
-        <w:jc w:val="both"/>
-        <w:rPr>
-          <w:rFonts w:ascii="Times New Roman" w:hAnsi="Times New Roman" w:cs="Times New Roman"/>
-          <w:b/>
-          <w:color w:val="auto"/>
-          <w:sz w:val="28"/>
-          <w:szCs w:val="28"/>
-          <w:lang w:val="en-US"/>
         </w:rPr>
       </w:pPr>
     </w:p>
@@ -3508,6 +10367,7 @@
       </w:r>
     </w:p>
     <w:sectPr>
+      <w:type w:val="continuous"/>
       <w:pgSz w:w="11906" w:h="16838"/>
       <w:pgMar w:top="1134" w:right="850" w:bottom="1134" w:left="1701" w:header="708" w:footer="708" w:gutter="0"/>
       <w:cols w:space="708"/>
@@ -4517,6 +11377,20 @@
       <w:ind w:left="220"/>
     </w:pPr>
   </w:style>
+  <w:style w:type="paragraph" w:customStyle="1" w:styleId="msonormal0">
+    <w:name w:val="msonormal"/>
+    <w:basedOn w:val="a"/>
+    <w:rsid w:val="007B2DD8"/>
+    <w:pPr>
+      <w:spacing w:before="100" w:beforeAutospacing="1" w:after="100" w:afterAutospacing="1" w:line="240" w:lineRule="auto"/>
+    </w:pPr>
+    <w:rPr>
+      <w:rFonts w:ascii="Times New Roman" w:eastAsia="Times New Roman" w:hAnsi="Times New Roman" w:cs="Times New Roman"/>
+      <w:sz w:val="24"/>
+      <w:szCs w:val="24"/>
+      <w:lang w:eastAsia="ru-RU"/>
+    </w:rPr>
+  </w:style>
 </w:styles>
 </file>
 
